--- a/data/revised_2026-10_full/tracked/v2/Biology/SS2.1_Plant_Nutrition/Biology_Plant_Nutrition_CBE_LessonSequence_TRACKED.docx
+++ b/data/revised_2026-10_full/tracked/v2/Biology/SS2.1_Plant_Nutrition/Biology_Plant_Nutrition_CBE_LessonSequence_TRACKED.docx
@@ -440,7 +440,7 @@
               </w:rPr>
               <w:t xml:space="preserve">10</w:t>
             </w:r>
-            <w:ins w:id="9001" w:author="Claude (AI) - proposed" w:date="2026-10-15T02:49:33Z">
+            <w:ins w:id="9001" w:author="Claude (AI) - proposed" w:date="2026-10-18T00:25:48Z">
               <w:r>
                 <w:rPr>
                   <w:rFonts w:ascii="Arial" w:cs="Arial" w:eastAsia="Arial" w:hAnsi="Arial"/>
@@ -468,7 +468,7 @@
               </w:rPr>
               <w:t xml:space="preserve"> lessons × 40 minutes </w:t>
             </w:r>
-            <w:del w:id="9002" w:author="Claude (AI) - proposed" w:date="2026-10-15T02:49:33Z">
+            <w:del w:id="9002" w:author="Claude (AI) - proposed" w:date="2026-10-18T00:25:48Z">
               <w:r>
                 <w:rPr>
                   <w:rFonts w:ascii="Arial" w:cs="Arial" w:eastAsia="Arial" w:hAnsi="Arial"/>
@@ -483,7 +483,7 @@
                 <w:delText xml:space="preserve">= 400</w:delText>
               </w:r>
             </w:del>
-            <w:ins w:id="9003" w:author="Claude (AI) - proposed" w:date="2026-10-15T02:49:33Z">
+            <w:ins w:id="9003" w:author="Claude (AI) - proposed" w:date="2026-10-18T00:25:48Z">
               <w:r>
                 <w:rPr>
                   <w:rFonts w:ascii="Arial" w:cs="Arial" w:eastAsia="Arial" w:hAnsi="Arial"/>
@@ -566,10 +566,10 @@
               <w:ind w:left="360" w:hanging="180"/>
               <w:jc w:val="left"/>
               <w:rPr>
-                <w:ins w:id="9005" w:author="Claude (AI) - proposed" w:date="2026-10-15T02:49:33Z"/>
-              </w:rPr>
-            </w:pPr>
-            <w:ins w:id="9004" w:author="Claude (AI) - proposed" w:date="2026-10-15T02:49:33Z">
+                <w:ins w:id="9005" w:author="Claude (AI) - proposed" w:date="2026-10-18T00:25:48Z"/>
+              </w:rPr>
+            </w:pPr>
+            <w:ins w:id="9004" w:author="Claude (AI) - proposed" w:date="2026-10-18T00:25:48Z">
               <w:r>
                 <w:rPr>
                   <w:rFonts w:ascii="Arial" w:cs="Arial" w:eastAsia="Arial" w:hAnsi="Arial"/>
@@ -591,10 +591,10 @@
               <w:ind w:left="360" w:hanging="180"/>
               <w:jc w:val="left"/>
               <w:rPr>
-                <w:ins w:id="9007" w:author="Claude (AI) - proposed" w:date="2026-10-15T02:49:33Z"/>
-              </w:rPr>
-            </w:pPr>
-            <w:ins w:id="9006" w:author="Claude (AI) - proposed" w:date="2026-10-15T02:49:33Z">
+                <w:ins w:id="9007" w:author="Claude (AI) - proposed" w:date="2026-10-18T00:25:48Z"/>
+              </w:rPr>
+            </w:pPr>
+            <w:ins w:id="9006" w:author="Claude (AI) - proposed" w:date="2026-10-18T00:25:48Z">
               <w:r>
                 <w:rPr>
                   <w:rFonts w:ascii="Arial" w:cs="Arial" w:eastAsia="Arial" w:hAnsi="Arial"/>
@@ -616,10 +616,10 @@
               <w:ind w:left="360" w:hanging="180"/>
               <w:jc w:val="left"/>
               <w:rPr>
-                <w:ins w:id="9009" w:author="Claude (AI) - proposed" w:date="2026-10-15T02:49:33Z"/>
-              </w:rPr>
-            </w:pPr>
-            <w:ins w:id="9008" w:author="Claude (AI) - proposed" w:date="2026-10-15T02:49:33Z">
+                <w:ins w:id="9009" w:author="Claude (AI) - proposed" w:date="2026-10-18T00:25:48Z"/>
+              </w:rPr>
+            </w:pPr>
+            <w:ins w:id="9008" w:author="Claude (AI) - proposed" w:date="2026-10-18T00:25:48Z">
               <w:r>
                 <w:rPr>
                   <w:rFonts w:ascii="Arial" w:cs="Arial" w:eastAsia="Arial" w:hAnsi="Arial"/>
@@ -641,10 +641,10 @@
               <w:spacing w:after="40" w:before="0"/>
               <w:jc w:val="left"/>
               <w:rPr>
-                <w:ins w:id="9011" w:author="Claude (AI) - proposed" w:date="2026-10-15T02:49:33Z"/>
-              </w:rPr>
-            </w:pPr>
-            <w:ins w:id="9010" w:author="Claude (AI) - proposed" w:date="2026-10-15T02:49:33Z">
+                <w:ins w:id="9011" w:author="Claude (AI) - proposed" w:date="2026-10-18T00:25:48Z"/>
+              </w:rPr>
+            </w:pPr>
+            <w:ins w:id="9010" w:author="Claude (AI) - proposed" w:date="2026-10-18T00:25:48Z">
               <w:r>
                 <w:rPr>
                   <w:rFonts w:ascii="Arial" w:cs="Arial" w:eastAsia="Arial" w:hAnsi="Arial"/>
@@ -666,10 +666,10 @@
               <w:spacing w:after="40" w:before="0"/>
               <w:jc w:val="left"/>
               <w:rPr>
-                <w:ins w:id="9013" w:author="Claude (AI) - proposed" w:date="2026-10-15T02:49:33Z"/>
-              </w:rPr>
-            </w:pPr>
-            <w:ins w:id="9012" w:author="Claude (AI) - proposed" w:date="2026-10-15T02:49:33Z">
+                <w:ins w:id="9013" w:author="Claude (AI) - proposed" w:date="2026-10-18T00:25:48Z"/>
+              </w:rPr>
+            </w:pPr>
+            <w:ins w:id="9012" w:author="Claude (AI) - proposed" w:date="2026-10-18T00:25:48Z">
               <w:r>
                 <w:rPr>
                   <w:rFonts w:ascii="Arial" w:cs="Arial" w:eastAsia="Arial" w:hAnsi="Arial"/>
@@ -691,10 +691,10 @@
               <w:ind w:left="360" w:hanging="180"/>
               <w:jc w:val="left"/>
               <w:rPr>
-                <w:del w:id="9015" w:author="Claude (AI) - proposed" w:date="2026-10-15T02:49:33Z"/>
-              </w:rPr>
-            </w:pPr>
-            <w:del w:id="9014" w:author="Claude (AI) - proposed" w:date="2026-10-15T02:49:33Z">
+                <w:del w:id="9015" w:author="Claude (AI) - proposed" w:date="2026-10-18T00:25:48Z"/>
+              </w:rPr>
+            </w:pPr>
+            <w:del w:id="9014" w:author="Claude (AI) - proposed" w:date="2026-10-18T00:25:48Z">
               <w:r>
                 <w:rPr>
                   <w:rFonts w:ascii="Arial" w:cs="Arial" w:eastAsia="Arial" w:hAnsi="Arial"/>
@@ -756,10 +756,10 @@
               <w:ind w:left="360" w:hanging="180"/>
               <w:jc w:val="left"/>
               <w:rPr>
-                <w:del w:id="9017" w:author="Claude (AI) - proposed" w:date="2026-10-15T02:49:33Z"/>
-              </w:rPr>
-            </w:pPr>
-            <w:del w:id="9016" w:author="Claude (AI) - proposed" w:date="2026-10-15T02:49:33Z">
+                <w:del w:id="9017" w:author="Claude (AI) - proposed" w:date="2026-10-18T00:25:48Z"/>
+              </w:rPr>
+            </w:pPr>
+            <w:del w:id="9016" w:author="Claude (AI) - proposed" w:date="2026-10-18T00:25:48Z">
               <w:r>
                 <w:rPr>
                   <w:rFonts w:ascii="Arial" w:cs="Arial" w:eastAsia="Arial" w:hAnsi="Arial"/>
@@ -794,7 +794,7 @@
               </w:rPr>
               <w:t xml:space="preserve">–  Factors affecting the rate of photosynthesis: light intensity, carbon dioxide concentration, temperature</w:t>
             </w:r>
-            <w:del w:id="9018" w:author="Claude (AI) - proposed" w:date="2026-10-15T02:49:33Z">
+            <w:del w:id="9018" w:author="Claude (AI) - proposed" w:date="2026-10-18T00:25:48Z">
               <w:r>
                 <w:rPr>
                   <w:rFonts w:ascii="Arial" w:cs="Arial" w:eastAsia="Arial" w:hAnsi="Arial"/>
@@ -829,7 +829,7 @@
               </w:rPr>
               <w:t xml:space="preserve">–  Experiments</w:t>
             </w:r>
-            <w:del w:id="9019" w:author="Claude (AI) - proposed" w:date="2026-10-15T02:49:33Z">
+            <w:del w:id="9019" w:author="Claude (AI) - proposed" w:date="2026-10-18T00:25:48Z">
               <w:r>
                 <w:rPr>
                   <w:rFonts w:ascii="Arial" w:cs="Arial" w:eastAsia="Arial" w:hAnsi="Arial"/>
@@ -844,7 +844,7 @@
                 <w:delText xml:space="preserve"> to investigate factors affecting the rate of photosynthesis (e.g., DCPIP decolourisation,</w:delText>
               </w:r>
             </w:del>
-            <w:ins w:id="9020" w:author="Claude (AI) - proposed" w:date="2026-10-15T02:49:33Z">
+            <w:ins w:id="9020" w:author="Claude (AI) - proposed" w:date="2026-10-18T00:25:48Z">
               <w:r>
                 <w:rPr>
                   <w:rFonts w:ascii="Arial" w:cs="Arial" w:eastAsia="Arial" w:hAnsi="Arial"/>
@@ -872,7 +872,7 @@
               </w:rPr>
               <w:t xml:space="preserve"> oxygen bubble counting in Elodea/aquatic plants</w:t>
             </w:r>
-            <w:del w:id="9021" w:author="Claude (AI) - proposed" w:date="2026-10-15T02:49:33Z">
+            <w:del w:id="9021" w:author="Claude (AI) - proposed" w:date="2026-10-18T00:25:48Z">
               <w:r>
                 <w:rPr>
                   <w:rFonts w:ascii="Arial" w:cs="Arial" w:eastAsia="Arial" w:hAnsi="Arial"/>
@@ -894,10 +894,10 @@
               <w:ind w:left="360" w:hanging="180"/>
               <w:jc w:val="left"/>
               <w:rPr>
-                <w:del w:id="9023" w:author="Claude (AI) - proposed" w:date="2026-10-15T02:49:33Z"/>
-              </w:rPr>
-            </w:pPr>
-            <w:del w:id="9022" w:author="Claude (AI) - proposed" w:date="2026-10-15T02:49:33Z">
+                <w:del w:id="9023" w:author="Claude (AI) - proposed" w:date="2026-10-18T00:25:48Z"/>
+              </w:rPr>
+            </w:pPr>
+            <w:del w:id="9022" w:author="Claude (AI) - proposed" w:date="2026-10-18T00:25:48Z">
               <w:r>
                 <w:rPr>
                   <w:rFonts w:ascii="Arial" w:cs="Arial" w:eastAsia="Arial" w:hAnsi="Arial"/>
@@ -972,7 +972,7 @@
               </w:rPr>
               <w:t xml:space="preserve">–  Applications of plant nutrition: greenhouse farming</w:t>
             </w:r>
-            <w:del w:id="9024" w:author="Claude (AI) - proposed" w:date="2026-10-15T02:49:33Z">
+            <w:del w:id="9024" w:author="Claude (AI) - proposed" w:date="2026-10-18T00:25:48Z">
               <w:r>
                 <w:rPr>
                   <w:rFonts w:ascii="Arial" w:cs="Arial" w:eastAsia="Arial" w:hAnsi="Arial"/>
@@ -987,7 +987,7 @@
                 <w:delText xml:space="preserve">, hydroponics,</w:delText>
               </w:r>
             </w:del>
-            <w:ins w:id="9025" w:author="Claude (AI) - proposed" w:date="2026-10-15T02:49:33Z">
+            <w:ins w:id="9025" w:author="Claude (AI) - proposed" w:date="2026-10-18T00:25:48Z">
               <w:r>
                 <w:rPr>
                   <w:rFonts w:ascii="Arial" w:cs="Arial" w:eastAsia="Arial" w:hAnsi="Arial"/>
@@ -1083,7 +1083,7 @@
               </w:rPr>
               <w:t xml:space="preserve">By the end of the sub</w:t>
             </w:r>
-            <w:del w:id="9026" w:author="Claude (AI) - proposed" w:date="2026-10-15T02:49:33Z">
+            <w:del w:id="9026" w:author="Claude (AI) - proposed" w:date="2026-10-18T00:25:48Z">
               <w:r>
                 <w:rPr>
                   <w:rFonts w:ascii="Arial" w:cs="Arial" w:eastAsia="Arial" w:hAnsi="Arial"/>
@@ -1098,7 +1098,7 @@
                 <w:delText xml:space="preserve">-</w:delText>
               </w:r>
             </w:del>
-            <w:ins w:id="9027" w:author="Claude (AI) - proposed" w:date="2026-10-15T02:49:33Z">
+            <w:ins w:id="9027" w:author="Claude (AI) - proposed" w:date="2026-10-18T00:25:48Z">
               <w:r>
                 <w:rPr>
                   <w:rFonts w:ascii="Arial" w:cs="Arial" w:eastAsia="Arial" w:hAnsi="Arial"/>
@@ -1146,7 +1146,7 @@
               </w:rPr>
               <w:t xml:space="preserve">a) </w:t>
             </w:r>
-            <w:del w:id="9028" w:author="Claude (AI) - proposed" w:date="2026-10-15T02:49:33Z">
+            <w:del w:id="9028" w:author="Claude (AI) - proposed" w:date="2026-10-18T00:25:48Z">
               <w:r>
                 <w:rPr>
                   <w:rFonts w:ascii="Arial" w:cs="Arial" w:eastAsia="Arial" w:hAnsi="Arial"/>
@@ -1161,7 +1161,7 @@
                 <w:delText xml:space="preserve">distinguish between autotrophic and heterotrophic</w:delText>
               </w:r>
             </w:del>
-            <w:ins w:id="9029" w:author="Claude (AI) - proposed" w:date="2026-10-15T02:49:33Z">
+            <w:ins w:id="9029" w:author="Claude (AI) - proposed" w:date="2026-10-18T00:25:48Z">
               <w:r>
                 <w:rPr>
                   <w:rFonts w:ascii="Arial" w:cs="Arial" w:eastAsia="Arial" w:hAnsi="Arial"/>
@@ -1209,7 +1209,7 @@
               </w:rPr>
               <w:t xml:space="preserve">b) </w:t>
             </w:r>
-            <w:del w:id="9030" w:author="Claude (AI) - proposed" w:date="2026-10-15T02:49:33Z">
+            <w:del w:id="9030" w:author="Claude (AI) - proposed" w:date="2026-10-18T00:25:48Z">
               <w:r>
                 <w:rPr>
                   <w:rFonts w:ascii="Arial" w:cs="Arial" w:eastAsia="Arial" w:hAnsi="Arial"/>
@@ -1224,7 +1224,7 @@
                 <w:delText xml:space="preserve">describe</w:delText>
               </w:r>
             </w:del>
-            <w:ins w:id="9031" w:author="Claude (AI) - proposed" w:date="2026-10-15T02:49:33Z">
+            <w:ins w:id="9031" w:author="Claude (AI) - proposed" w:date="2026-10-18T00:25:48Z">
               <w:r>
                 <w:rPr>
                   <w:rFonts w:ascii="Arial" w:cs="Arial" w:eastAsia="Arial" w:hAnsi="Arial"/>
@@ -1252,7 +1252,7 @@
               </w:rPr>
               <w:t xml:space="preserve"> the structure of the </w:t>
             </w:r>
-            <w:del w:id="9032" w:author="Claude (AI) - proposed" w:date="2026-10-15T02:49:33Z">
+            <w:del w:id="9032" w:author="Claude (AI) - proposed" w:date="2026-10-18T00:25:48Z">
               <w:r>
                 <w:rPr>
                   <w:rFonts w:ascii="Arial" w:cs="Arial" w:eastAsia="Arial" w:hAnsi="Arial"/>
@@ -1267,7 +1267,7 @@
                 <w:delText xml:space="preserve">leaf and relate it to its role as the primary organ of photosynthesis</w:delText>
               </w:r>
             </w:del>
-            <w:ins w:id="9033" w:author="Claude (AI) - proposed" w:date="2026-10-15T02:49:33Z">
+            <w:ins w:id="9033" w:author="Claude (AI) - proposed" w:date="2026-10-18T00:25:48Z">
               <w:r>
                 <w:rPr>
                   <w:rFonts w:ascii="Arial" w:cs="Arial" w:eastAsia="Arial" w:hAnsi="Arial"/>
@@ -1302,10 +1302,10 @@
               <w:spacing w:after="40" w:before="0"/>
               <w:jc w:val="left"/>
               <w:rPr>
-                <w:ins w:id="9035" w:author="Claude (AI) - proposed" w:date="2026-10-15T02:49:33Z"/>
-              </w:rPr>
-            </w:pPr>
-            <w:ins w:id="9034" w:author="Claude (AI) - proposed" w:date="2026-10-15T02:49:33Z">
+                <w:ins w:id="9035" w:author="Claude (AI) - proposed" w:date="2026-10-18T00:25:48Z"/>
+              </w:rPr>
+            </w:pPr>
+            <w:ins w:id="9034" w:author="Claude (AI) - proposed" w:date="2026-10-18T00:25:48Z">
               <w:r>
                 <w:rPr>
                   <w:rFonts w:ascii="Arial" w:cs="Arial" w:eastAsia="Arial" w:hAnsi="Arial"/>
@@ -1327,10 +1327,10 @@
               <w:spacing w:after="40" w:before="0"/>
               <w:jc w:val="left"/>
               <w:rPr>
-                <w:del w:id="9037" w:author="Claude (AI) - proposed" w:date="2026-10-15T02:49:33Z"/>
-              </w:rPr>
-            </w:pPr>
-            <w:del w:id="9036" w:author="Claude (AI) - proposed" w:date="2026-10-15T02:49:33Z">
+                <w:del w:id="9037" w:author="Claude (AI) - proposed" w:date="2026-10-18T00:25:48Z"/>
+              </w:rPr>
+            </w:pPr>
+            <w:del w:id="9036" w:author="Claude (AI) - proposed" w:date="2026-10-18T00:25:48Z">
               <w:r>
                 <w:rPr>
                   <w:rFonts w:ascii="Arial" w:cs="Arial" w:eastAsia="Arial" w:hAnsi="Arial"/>
@@ -1352,10 +1352,10 @@
               <w:spacing w:after="40" w:before="0"/>
               <w:jc w:val="left"/>
               <w:rPr>
-                <w:del w:id="9039" w:author="Claude (AI) - proposed" w:date="2026-10-15T02:49:33Z"/>
-              </w:rPr>
-            </w:pPr>
-            <w:del w:id="9038" w:author="Claude (AI) - proposed" w:date="2026-10-15T02:49:33Z">
+                <w:del w:id="9039" w:author="Claude (AI) - proposed" w:date="2026-10-18T00:25:48Z"/>
+              </w:rPr>
+            </w:pPr>
+            <w:del w:id="9038" w:author="Claude (AI) - proposed" w:date="2026-10-18T00:25:48Z">
               <w:r>
                 <w:rPr>
                   <w:rFonts w:ascii="Arial" w:cs="Arial" w:eastAsia="Arial" w:hAnsi="Arial"/>
@@ -1377,10 +1377,10 @@
               <w:spacing w:after="40" w:before="0"/>
               <w:jc w:val="left"/>
               <w:rPr>
-                <w:del w:id="9041" w:author="Claude (AI) - proposed" w:date="2026-10-15T02:49:33Z"/>
-              </w:rPr>
-            </w:pPr>
-            <w:del w:id="9040" w:author="Claude (AI) - proposed" w:date="2026-10-15T02:49:33Z">
+                <w:del w:id="9041" w:author="Claude (AI) - proposed" w:date="2026-10-18T00:25:48Z"/>
+              </w:rPr>
+            </w:pPr>
+            <w:del w:id="9040" w:author="Claude (AI) - proposed" w:date="2026-10-18T00:25:48Z">
               <w:r>
                 <w:rPr>
                   <w:rFonts w:ascii="Arial" w:cs="Arial" w:eastAsia="Arial" w:hAnsi="Arial"/>
@@ -1402,7 +1402,7 @@
               <w:spacing w:after="40" w:before="0"/>
               <w:jc w:val="left"/>
             </w:pPr>
-            <w:del w:id="9042" w:author="Claude (AI) - proposed" w:date="2026-10-15T02:49:33Z">
+            <w:del w:id="9042" w:author="Claude (AI) - proposed" w:date="2026-10-18T00:25:48Z">
               <w:r>
                 <w:rPr>
                   <w:rFonts w:ascii="Arial" w:cs="Arial" w:eastAsia="Arial" w:hAnsi="Arial"/>
@@ -1417,7 +1417,7 @@
                 <w:delText xml:space="preserve">f) evaluate</w:delText>
               </w:r>
             </w:del>
-            <w:ins w:id="9043" w:author="Claude (AI) - proposed" w:date="2026-10-15T02:49:33Z">
+            <w:ins w:id="9043" w:author="Claude (AI) - proposed" w:date="2026-10-18T00:25:48Z">
               <w:r>
                 <w:rPr>
                   <w:rFonts w:ascii="Arial" w:cs="Arial" w:eastAsia="Arial" w:hAnsi="Arial"/>
@@ -1445,7 +1445,7 @@
               </w:rPr>
               <w:t xml:space="preserve"> the significance of photosynthesis </w:t>
             </w:r>
-            <w:del w:id="9044" w:author="Claude (AI) - proposed" w:date="2026-10-15T02:49:33Z">
+            <w:del w:id="9044" w:author="Claude (AI) - proposed" w:date="2026-10-18T00:25:48Z">
               <w:r>
                 <w:rPr>
                   <w:rFonts w:ascii="Arial" w:cs="Arial" w:eastAsia="Arial" w:hAnsi="Arial"/>
@@ -1460,7 +1460,7 @@
                 <w:delText xml:space="preserve">to ecosystems, agriculture, and food security in Kenya,</w:delText>
               </w:r>
             </w:del>
-            <w:ins w:id="9045" w:author="Claude (AI) - proposed" w:date="2026-10-15T02:49:33Z">
+            <w:ins w:id="9045" w:author="Claude (AI) - proposed" w:date="2026-10-18T00:25:48Z">
               <w:r>
                 <w:rPr>
                   <w:rFonts w:ascii="Arial" w:cs="Arial" w:eastAsia="Arial" w:hAnsi="Arial"/>
@@ -1482,10 +1482,10 @@
               <w:spacing w:after="40" w:before="0"/>
               <w:jc w:val="left"/>
               <w:rPr>
-                <w:ins w:id="9047" w:author="Claude (AI) - proposed" w:date="2026-10-15T02:49:33Z"/>
-              </w:rPr>
-            </w:pPr>
-            <w:ins w:id="9046" w:author="Claude (AI) - proposed" w:date="2026-10-15T02:49:33Z">
+                <w:ins w:id="9047" w:author="Claude (AI) - proposed" w:date="2026-10-18T00:25:48Z"/>
+              </w:rPr>
+            </w:pPr>
+            <w:ins w:id="9046" w:author="Claude (AI) - proposed" w:date="2026-10-18T00:25:48Z">
               <w:r>
                 <w:rPr>
                   <w:rFonts w:ascii="Arial" w:cs="Arial" w:eastAsia="Arial" w:hAnsi="Arial"/>
@@ -1507,10 +1507,10 @@
               <w:spacing w:after="40" w:before="0"/>
               <w:jc w:val="left"/>
               <w:rPr>
-                <w:ins w:id="9049" w:author="Claude (AI) - proposed" w:date="2026-10-15T02:49:33Z"/>
-              </w:rPr>
-            </w:pPr>
-            <w:ins w:id="9048" w:author="Claude (AI) - proposed" w:date="2026-10-15T02:49:33Z">
+                <w:ins w:id="9049" w:author="Claude (AI) - proposed" w:date="2026-10-18T00:25:48Z"/>
+              </w:rPr>
+            </w:pPr>
+            <w:ins w:id="9048" w:author="Claude (AI) - proposed" w:date="2026-10-18T00:25:48Z">
               <w:r>
                 <w:rPr>
                   <w:rFonts w:ascii="Arial" w:cs="Arial" w:eastAsia="Arial" w:hAnsi="Arial"/>
@@ -1532,10 +1532,10 @@
               <w:spacing w:after="40" w:before="0"/>
               <w:jc w:val="left"/>
               <w:rPr>
-                <w:ins w:id="9051" w:author="Claude (AI) - proposed" w:date="2026-10-15T02:49:33Z"/>
-              </w:rPr>
-            </w:pPr>
-            <w:ins w:id="9050" w:author="Claude (AI) - proposed" w:date="2026-10-15T02:49:33Z">
+                <w:ins w:id="9051" w:author="Claude (AI) - proposed" w:date="2026-10-18T00:25:48Z"/>
+              </w:rPr>
+            </w:pPr>
+            <w:ins w:id="9050" w:author="Claude (AI) - proposed" w:date="2026-10-18T00:25:48Z">
               <w:r>
                 <w:rPr>
                   <w:rFonts w:ascii="Arial" w:cs="Arial" w:eastAsia="Arial" w:hAnsi="Arial"/>
@@ -1557,10 +1557,10 @@
               <w:spacing w:after="40" w:before="0"/>
               <w:jc w:val="left"/>
               <w:rPr>
-                <w:ins w:id="9053" w:author="Claude (AI) - proposed" w:date="2026-10-15T02:49:33Z"/>
-              </w:rPr>
-            </w:pPr>
-            <w:ins w:id="9052" w:author="Claude (AI) - proposed" w:date="2026-10-15T02:49:33Z">
+                <w:ins w:id="9053" w:author="Claude (AI) - proposed" w:date="2026-10-18T00:25:48Z"/>
+              </w:rPr>
+            </w:pPr>
+            <w:ins w:id="9052" w:author="Claude (AI) - proposed" w:date="2026-10-18T00:25:48Z">
               <w:r>
                 <w:rPr>
                   <w:rFonts w:ascii="Arial" w:cs="Arial" w:eastAsia="Arial" w:hAnsi="Arial"/>
@@ -1582,10 +1582,10 @@
               <w:spacing w:after="40" w:before="0"/>
               <w:jc w:val="left"/>
               <w:rPr>
-                <w:ins w:id="9055" w:author="Claude (AI) - proposed" w:date="2026-10-15T02:49:33Z"/>
-              </w:rPr>
-            </w:pPr>
-            <w:ins w:id="9054" w:author="Claude (AI) - proposed" w:date="2026-10-15T02:49:33Z">
+                <w:ins w:id="9055" w:author="Claude (AI) - proposed" w:date="2026-10-18T00:25:48Z"/>
+              </w:rPr>
+            </w:pPr>
+            <w:ins w:id="9054" w:author="Claude (AI) - proposed" w:date="2026-10-18T00:25:48Z">
               <w:r>
                 <w:rPr>
                   <w:rFonts w:ascii="Arial" w:cs="Arial" w:eastAsia="Arial" w:hAnsi="Arial"/>
@@ -1607,10 +1607,10 @@
               <w:spacing w:after="40" w:before="0"/>
               <w:jc w:val="left"/>
               <w:rPr>
-                <w:del w:id="9057" w:author="Claude (AI) - proposed" w:date="2026-10-15T02:49:33Z"/>
-              </w:rPr>
-            </w:pPr>
-            <w:del w:id="9056" w:author="Claude (AI) - proposed" w:date="2026-10-15T02:49:33Z">
+                <w:del w:id="9057" w:author="Claude (AI) - proposed" w:date="2026-10-18T00:25:48Z"/>
+              </w:rPr>
+            </w:pPr>
+            <w:del w:id="9056" w:author="Claude (AI) - proposed" w:date="2026-10-18T00:25:48Z">
               <w:r>
                 <w:rPr>
                   <w:rFonts w:ascii="Arial" w:cs="Arial" w:eastAsia="Arial" w:hAnsi="Arial"/>
@@ -1773,7 +1773,7 @@
               </w:rPr>
               <w:t xml:space="preserve">–  Self-efficacy: Learners</w:t>
             </w:r>
-            <w:ins w:id="9058" w:author="Claude (AI) - proposed" w:date="2026-10-15T02:49:33Z">
+            <w:ins w:id="9058" w:author="Claude (AI) - proposed" w:date="2026-10-18T00:25:48Z">
               <w:r>
                 <w:rPr>
                   <w:rFonts w:ascii="Arial" w:cs="Arial" w:eastAsia="Arial" w:hAnsi="Arial"/>
@@ -2393,7 +2393,7 @@
               </w:rPr>
               <w:t xml:space="preserve">–  Biochemist / Biotechnologist: The light-dependent and light-independent reactions introduce metabolic pathways (ATP synthesis, Calvin cycle) that form the basis of biochemistry and biotechnology careers, including development of drought-resistant crops at </w:t>
             </w:r>
-            <w:del w:id="9059" w:author="Claude (AI) - proposed" w:date="2026-10-15T02:49:33Z">
+            <w:del w:id="9059" w:author="Claude (AI) - proposed" w:date="2026-10-18T00:25:48Z">
               <w:r>
                 <w:rPr>
                   <w:rFonts w:ascii="Arial" w:cs="Arial" w:eastAsia="Arial" w:hAnsi="Arial"/>
@@ -2617,7 +2617,7 @@
               </w:rPr>
               <w:t xml:space="preserve">KICD KEY INQUIRY </w:t>
             </w:r>
-            <w:del w:id="9060" w:author="Claude (AI) - proposed" w:date="2026-10-15T02:49:33Z">
+            <w:del w:id="9060" w:author="Claude (AI) - proposed" w:date="2026-10-18T00:25:48Z">
               <w:r>
                 <w:rPr>
                   <w:rFonts w:ascii="Arial" w:cs="Arial" w:eastAsia="Arial" w:hAnsi="Arial"/>
@@ -2632,7 +2632,7 @@
                 <w:delText xml:space="preserve">QUESTIONS</w:delText>
               </w:r>
             </w:del>
-            <w:ins w:id="9061" w:author="Claude (AI) - proposed" w:date="2026-10-15T02:49:33Z">
+            <w:ins w:id="9061" w:author="Claude (AI) - proposed" w:date="2026-10-18T00:25:48Z">
               <w:r>
                 <w:rPr>
                   <w:rFonts w:ascii="Arial" w:cs="Arial" w:eastAsia="Arial" w:hAnsi="Arial"/>
@@ -2680,7 +2680,7 @@
               </w:rPr>
               <w:t xml:space="preserve">1. How do plants </w:t>
             </w:r>
-            <w:del w:id="9062" w:author="Claude (AI) - proposed" w:date="2026-10-15T02:49:33Z">
+            <w:del w:id="9062" w:author="Claude (AI) - proposed" w:date="2026-10-18T00:25:48Z">
               <w:r>
                 <w:rPr>
                   <w:rFonts w:ascii="Arial" w:cs="Arial" w:eastAsia="Arial" w:hAnsi="Arial"/>
@@ -2695,7 +2695,7 @@
                 <w:delText xml:space="preserve">make their own</w:delText>
               </w:r>
             </w:del>
-            <w:ins w:id="9063" w:author="Claude (AI) - proposed" w:date="2026-10-15T02:49:33Z">
+            <w:ins w:id="9063" w:author="Claude (AI) - proposed" w:date="2026-10-18T00:25:48Z">
               <w:r>
                 <w:rPr>
                   <w:rFonts w:ascii="Arial" w:cs="Arial" w:eastAsia="Arial" w:hAnsi="Arial"/>
@@ -2730,10 +2730,10 @@
               <w:spacing w:after="40" w:before="0"/>
               <w:jc w:val="left"/>
               <w:rPr>
-                <w:ins w:id="9065" w:author="Claude (AI) - proposed" w:date="2026-10-15T02:49:33Z"/>
-              </w:rPr>
-            </w:pPr>
-            <w:ins w:id="9064" w:author="Claude (AI) - proposed" w:date="2026-10-15T02:49:33Z">
+                <w:ins w:id="9065" w:author="Claude (AI) - proposed" w:date="2026-10-18T00:25:48Z"/>
+              </w:rPr>
+            </w:pPr>
+            <w:ins w:id="9064" w:author="Claude (AI) - proposed" w:date="2026-10-18T00:25:48Z">
               <w:r>
                 <w:rPr>
                   <w:rFonts w:ascii="Arial" w:cs="Arial" w:eastAsia="Arial" w:hAnsi="Arial"/>
@@ -2755,10 +2755,10 @@
               <w:spacing w:after="40" w:before="0"/>
               <w:jc w:val="left"/>
               <w:rPr>
-                <w:ins w:id="9067" w:author="Claude (AI) - proposed" w:date="2026-10-15T02:49:33Z"/>
-              </w:rPr>
-            </w:pPr>
-            <w:ins w:id="9066" w:author="Claude (AI) - proposed" w:date="2026-10-15T02:49:33Z">
+                <w:ins w:id="9067" w:author="Claude (AI) - proposed" w:date="2026-10-18T00:25:48Z"/>
+              </w:rPr>
+            </w:pPr>
+            <w:ins w:id="9066" w:author="Claude (AI) - proposed" w:date="2026-10-18T00:25:48Z">
               <w:r>
                 <w:rPr>
                   <w:rFonts w:ascii="Arial" w:cs="Arial" w:eastAsia="Arial" w:hAnsi="Arial"/>
@@ -2780,10 +2780,10 @@
               <w:spacing w:after="40" w:before="0"/>
               <w:jc w:val="left"/>
               <w:rPr>
-                <w:ins w:id="9069" w:author="Claude (AI) - proposed" w:date="2026-10-15T02:49:33Z"/>
-              </w:rPr>
-            </w:pPr>
-            <w:ins w:id="9068" w:author="Claude (AI) - proposed" w:date="2026-10-15T02:49:33Z">
+                <w:ins w:id="9069" w:author="Claude (AI) - proposed" w:date="2026-10-18T00:25:48Z"/>
+              </w:rPr>
+            </w:pPr>
+            <w:ins w:id="9068" w:author="Claude (AI) - proposed" w:date="2026-10-18T00:25:48Z">
               <w:r>
                 <w:rPr>
                   <w:rFonts w:ascii="Arial" w:cs="Arial" w:eastAsia="Arial" w:hAnsi="Arial"/>
@@ -2805,7 +2805,7 @@
               <w:spacing w:after="40" w:before="0"/>
               <w:jc w:val="left"/>
             </w:pPr>
-            <w:del w:id="9070" w:author="Claude (AI) - proposed" w:date="2026-10-15T02:49:33Z">
+            <w:del w:id="9070" w:author="Claude (AI) - proposed" w:date="2026-10-18T00:25:48Z">
               <w:r>
                 <w:rPr>
                   <w:rFonts w:ascii="Arial" w:cs="Arial" w:eastAsia="Arial" w:hAnsi="Arial"/>
@@ -2820,7 +2820,7 @@
                 <w:delText xml:space="preserve">2</w:delText>
               </w:r>
             </w:del>
-            <w:ins w:id="9071" w:author="Claude (AI) - proposed" w:date="2026-10-15T02:49:33Z">
+            <w:ins w:id="9071" w:author="Claude (AI) - proposed" w:date="2026-10-18T00:25:48Z">
               <w:r>
                 <w:rPr>
                   <w:rFonts w:ascii="Arial" w:cs="Arial" w:eastAsia="Arial" w:hAnsi="Arial"/>
@@ -2916,7 +2916,7 @@
               </w:rPr>
               <w:t xml:space="preserve">A </w:t>
             </w:r>
-            <w:del w:id="9072" w:author="Claude (AI) - proposed" w:date="2026-10-15T02:49:33Z">
+            <w:del w:id="9072" w:author="Claude (AI) - proposed" w:date="2026-10-18T00:25:48Z">
               <w:r>
                 <w:rPr>
                   <w:rFonts w:ascii="Arial" w:cs="Arial" w:eastAsia="Arial" w:hAnsi="Arial"/>
@@ -2931,7 +2931,7 @@
                 <w:delText xml:space="preserve">form 4</w:delText>
               </w:r>
             </w:del>
-            <w:ins w:id="9073" w:author="Claude (AI) - proposed" w:date="2026-10-15T02:49:33Z">
+            <w:ins w:id="9073" w:author="Claude (AI) - proposed" w:date="2026-10-18T00:25:48Z">
               <w:r>
                 <w:rPr>
                   <w:rFonts w:ascii="Arial" w:cs="Arial" w:eastAsia="Arial" w:hAnsi="Arial"/>
@@ -3187,7 +3187,7 @@
               </w:rPr>
               <w:t xml:space="preserve">Lesson 5 — LIGHT-DEPENDENT REACTIONS (EXPLAIN): Using a diagram and guided notes, learners trace the light-dependent reactions: absorption of light by chlorophyll, photolysis of water, production of ATP and NADPH, and release of oxygen. They connect this to the oxygen bubbles </w:t>
             </w:r>
-            <w:del w:id="9074" w:author="Claude (AI) - proposed" w:date="2026-10-15T02:49:33Z">
+            <w:del w:id="9074" w:author="Claude (AI) - proposed" w:date="2026-10-18T00:25:48Z">
               <w:r>
                 <w:rPr>
                   <w:rFonts w:ascii="Arial" w:cs="Arial" w:eastAsia="Arial" w:hAnsi="Arial"/>
@@ -3215,7 +3215,7 @@
               </w:rPr>
               <w:t xml:space="preserve">in the supporting phenomenon</w:t>
             </w:r>
-            <w:ins w:id="9075" w:author="Claude (AI) - proposed" w:date="2026-10-15T02:49:33Z">
+            <w:ins w:id="9075" w:author="Claude (AI) - proposed" w:date="2026-10-18T00:25:48Z">
               <w:r>
                 <w:rPr>
                   <w:rFonts w:ascii="Arial" w:cs="Arial" w:eastAsia="Arial" w:hAnsi="Arial"/>
@@ -3531,7 +3531,7 @@
               </w:rPr>
               <w:t xml:space="preserve">–  A student conducting a DCPIP decolourisation experiment in the school lab observes that the blue dye fades faster when a test tube of leaf extract is placed near a bright window than when kept in a dark cupboard — raising questions about the role of light energy in chemical reactions inside leaves.</w:t>
             </w:r>
-            <w:ins w:id="9076" w:author="Claude (AI) - proposed" w:date="2026-10-15T02:49:33Z">
+            <w:ins w:id="9076" w:author="Claude (AI) - proposed" w:date="2026-10-18T00:25:48Z">
               <w:r>
                 <w:rPr>
                   <w:rFonts w:ascii="Arial" w:cs="Arial" w:eastAsia="Arial" w:hAnsi="Arial"/>
@@ -3708,7 +3708,7 @@
         </w:rPr>
         <w:t xml:space="preserve">© 2026 SeaVuria and ARES. This work is licensed under a </w:t>
       </w:r>
-      <w:hyperlink w:history="1" r:id="rIdp7yaglaqxi-rzn48326uk">
+      <w:hyperlink w:history="1" r:id="rId_uedbkfjmqhntxtvcu3gl">
         <w:r>
           <w:rPr>
             <w:rFonts w:ascii="Arial" w:cs="Arial" w:eastAsia="Arial" w:hAnsi="Arial"/>
@@ -3728,7 +3728,7 @@
         </w:rPr>
         <w:t xml:space="preserve"> (</w:t>
       </w:r>
-      <w:hyperlink w:history="1" r:id="rIdwuf5at9ehln2jligdyrza">
+      <w:hyperlink w:history="1" r:id="rId7qpte0e7xe3w1oqwawcuv">
         <w:r>
           <w:rPr>
             <w:rFonts w:ascii="Arial" w:cs="Arial" w:eastAsia="Arial" w:hAnsi="Arial"/>
@@ -3748,7 +3748,7 @@
         </w:rPr>
         <w:t xml:space="preserve">). To view a copy of this license, visit </w:t>
       </w:r>
-      <w:hyperlink w:history="1" r:id="rIdrjkfzeh0ag4zvmn1_w8bf">
+      <w:hyperlink w:history="1" r:id="rIdnw6yvfqv6drbb3el7efkj">
         <w:r>
           <w:rPr>
             <w:rFonts w:ascii="Arial" w:cs="Arial" w:eastAsia="Arial" w:hAnsi="Arial"/>
@@ -4268,7 +4268,7 @@
               </w:rPr>
               <w:t xml:space="preserve">How do plants </w:t>
             </w:r>
-            <w:del w:id="9077" w:author="Claude (AI) - proposed" w:date="2026-10-15T02:49:33Z">
+            <w:del w:id="9077" w:author="Claude (AI) - proposed" w:date="2026-10-18T00:25:48Z">
               <w:r>
                 <w:rPr>
                   <w:rFonts w:ascii="Arial" w:cs="Arial" w:eastAsia="Arial" w:hAnsi="Arial"/>
@@ -4283,7 +4283,7 @@
                 <w:delText xml:space="preserve">make their own food?</w:delText>
               </w:r>
             </w:del>
-            <w:ins w:id="9078" w:author="Claude (AI) - proposed" w:date="2026-10-15T02:49:33Z">
+            <w:ins w:id="9078" w:author="Claude (AI) - proposed" w:date="2026-10-18T00:25:48Z">
               <w:r>
                 <w:rPr>
                   <w:rFonts w:ascii="Arial" w:cs="Arial" w:eastAsia="Arial" w:hAnsi="Arial"/>
@@ -4817,7 +4817,7 @@
             <w:pPr>
               <w:spacing w:after="20" w:before="0"/>
             </w:pPr>
-            <w:hyperlink w:history="1" r:id="rIdau5wprr7wuj3sdqjxcng5">
+            <w:hyperlink w:history="1" r:id="rIdtxplqw03aw43egfgmtldz">
               <w:r>
                 <w:rPr>
                   <w:rFonts w:ascii="Arial" w:cs="Arial" w:eastAsia="Arial" w:hAnsi="Arial"/>
@@ -4866,7 +4866,7 @@
               <w:spacing w:after="10" w:before="0"/>
               <w:ind w:left="120"/>
             </w:pPr>
-            <w:hyperlink w:history="1" r:id="rId9ooive29dznjpl8z2vmpd">
+            <w:hyperlink w:history="1" r:id="rIdat-i5veoghbmino539qfd">
               <w:r>
                 <w:rPr>
                   <w:rFonts w:ascii="Arial" w:cs="Arial" w:eastAsia="Arial" w:hAnsi="Arial"/>
@@ -4928,7 +4928,7 @@
               <w:spacing w:after="10" w:before="0"/>
               <w:ind w:left="120"/>
             </w:pPr>
-            <w:hyperlink w:history="1" r:id="rIdsjszvvwnl24jxgxvcl9rb">
+            <w:hyperlink w:history="1" r:id="rIdkrvkltg3wymvvlao2uqqd">
               <w:r>
                 <w:rPr>
                   <w:rFonts w:ascii="Arial" w:cs="Arial" w:eastAsia="Arial" w:hAnsi="Arial"/>
@@ -4988,7 +4988,7 @@
               </w:rPr>
               <w:t xml:space="preserve">Learners are shown two high-quality photographs displayed on the board or printed on A4 sheets: Photograph A shows a healthy upright sukuma wiki plant in the early morning in a Nairobi kitchen garden, and Photograph B shows the same patch of sukuma wiki visibly wilted at midday with the soil appearing dark and moist. A third image shows the sukuma wiki after being moved under a mango tree: the leaves are now pale yellowish-green and the plant looks stunted. The teacher reads aloud a short narrative about Amina, a </w:t>
             </w:r>
-            <w:del w:id="9079" w:author="Claude (AI) - proposed" w:date="2026-10-15T02:49:33Z">
+            <w:del w:id="9079" w:author="Claude (AI) - proposed" w:date="2026-10-18T00:25:48Z">
               <w:r>
                 <w:rPr>
                   <w:rFonts w:ascii="Arial" w:cs="Arial" w:eastAsia="Arial" w:hAnsi="Arial"/>
@@ -5003,7 +5003,7 @@
                 <w:delText xml:space="preserve">Form 4</w:delText>
               </w:r>
             </w:del>
-            <w:ins w:id="9080" w:author="Claude (AI) - proposed" w:date="2026-10-15T02:49:33Z">
+            <w:ins w:id="9080" w:author="Claude (AI) - proposed" w:date="2026-10-18T00:25:48Z">
               <w:r>
                 <w:rPr>
                   <w:rFonts w:ascii="Arial" w:cs="Arial" w:eastAsia="Arial" w:hAnsi="Arial"/>
@@ -5186,7 +5186,7 @@
             <w:pPr>
               <w:spacing w:after="20" w:before="0"/>
             </w:pPr>
-            <w:hyperlink w:history="1" r:id="rIdbb73rbbrf6f97ssrej2x-">
+            <w:hyperlink w:history="1" r:id="rId5lo7ocvd_ertnssnsfbnn">
               <w:r>
                 <w:rPr>
                   <w:rFonts w:ascii="Arial" w:cs="Arial" w:eastAsia="Arial" w:hAnsi="Arial"/>
@@ -5235,7 +5235,7 @@
               <w:spacing w:after="10" w:before="0"/>
               <w:ind w:left="120"/>
             </w:pPr>
-            <w:hyperlink w:history="1" r:id="rIdw1co4fmfsus7oxnebveil">
+            <w:hyperlink w:history="1" r:id="rId-cfsfnrjr-zfqxkxw22tt">
               <w:r>
                 <w:rPr>
                   <w:rFonts w:ascii="Arial" w:cs="Arial" w:eastAsia="Arial" w:hAnsi="Arial"/>
@@ -5297,7 +5297,7 @@
               <w:spacing w:after="10" w:before="0"/>
               <w:ind w:left="120"/>
             </w:pPr>
-            <w:hyperlink w:history="1" r:id="rIda24mveb8zqhxfrild1utl">
+            <w:hyperlink w:history="1" r:id="rIdg5jlrqiqtulolojhnd3n7">
               <w:r>
                 <w:rPr>
                   <w:rFonts w:ascii="Arial" w:cs="Arial" w:eastAsia="Arial" w:hAnsi="Arial"/>
@@ -5390,7 +5390,7 @@
               </w:rPr>
               <w:t xml:space="preserve">After pairs have discussed, the teacher asks: 'Who heard something from their partner that was different from their own prediction — something that made you think?' Teacher calls on 3 learners to share. Then the teacher says: 'Look at these two organisms. Both are alive. Both need energy. But notice — the maize is out in the open sun, making something for itself. The mushroom is tucked under a log, getting energy from something that was once alive. What does that difference tell us about how they survive?' WAIT TIME: After posing the maize-mushroom question, wait 30 seconds in silence before taking responses. Allow learners to sit with the question. Do not rephrase or simplify it.</w:t>
             </w:r>
-            <w:ins w:id="9081" w:author="Claude (AI) - proposed" w:date="2026-10-15T02:49:33Z">
+            <w:ins w:id="9081" w:author="Claude (AI) - proposed" w:date="2026-10-18T00:25:48Z">
               <w:r>
                 <w:rPr>
                   <w:rFonts w:ascii="Arial" w:cs="Arial" w:eastAsia="Arial" w:hAnsi="Arial"/>
@@ -5527,7 +5527,7 @@
             <w:pPr>
               <w:spacing w:after="20" w:before="0"/>
             </w:pPr>
-            <w:hyperlink w:history="1" r:id="rIdcxx8fbqh8mvmlr1rmbegc">
+            <w:hyperlink w:history="1" r:id="rId7qqqn5xeltoqd-pn-znfo">
               <w:r>
                 <w:rPr>
                   <w:rFonts w:ascii="Arial" w:cs="Arial" w:eastAsia="Arial" w:hAnsi="Arial"/>
@@ -5576,7 +5576,7 @@
               <w:spacing w:after="10" w:before="0"/>
               <w:ind w:left="120"/>
             </w:pPr>
-            <w:hyperlink w:history="1" r:id="rIdxmlv3rjifbefnlnrhp90r">
+            <w:hyperlink w:history="1" r:id="rIdvgtrkef_e4ookst5n7kng">
               <w:r>
                 <w:rPr>
                   <w:rFonts w:ascii="Arial" w:cs="Arial" w:eastAsia="Arial" w:hAnsi="Arial"/>
@@ -5638,7 +5638,7 @@
               <w:spacing w:after="10" w:before="0"/>
               <w:ind w:left="120"/>
             </w:pPr>
-            <w:hyperlink w:history="1" r:id="rId2phezp9g9qqjicizge5jm">
+            <w:hyperlink w:history="1" r:id="rId7pg_wjpxd6axc70xcr19j">
               <w:r>
                 <w:rPr>
                   <w:rFonts w:ascii="Arial" w:cs="Arial" w:eastAsia="Arial" w:hAnsi="Arial"/>
@@ -5698,7 +5698,7 @@
               </w:rPr>
               <w:t xml:space="preserve">The teacher introduces the formal vocabulary of autotrophic and heterotrophic nutrition. Learners copy a structured two-column comparison into their notebooks: Autotrophic Nutrition (auto = self, trophe = feeding) — the organism manufactures its own organic food from simple inorganic raw materials using an external energy source such as light; examples include all green plants, algae, and some bacteria. Heterotrophic Nutrition — the organism cannot manufacture its own food and must consume ready-made organic molecules from other organisms; examples include all animals, fungi, and most bacteria</w:t>
             </w:r>
-            <w:ins w:id="9082" w:author="Claude (AI) - proposed" w:date="2026-10-15T02:49:33Z">
+            <w:ins w:id="9082" w:author="Claude (AI) - proposed" w:date="2026-10-18T00:25:48Z">
               <w:r>
                 <w:rPr>
                   <w:rFonts w:ascii="Arial" w:cs="Arial" w:eastAsia="Arial" w:hAnsi="Arial"/>
@@ -5759,7 +5759,7 @@
               </w:rPr>
               <w:t xml:space="preserve">The teacher writes AUTOTROPHIC and HETEROTROPHIC on the board, breaking down the Greek roots</w:t>
             </w:r>
-            <w:ins w:id="9083" w:author="Claude (AI) - proposed" w:date="2026-10-15T02:49:33Z">
+            <w:ins w:id="9083" w:author="Claude (AI) - proposed" w:date="2026-10-18T00:25:48Z">
               <w:r>
                 <w:rPr>
                   <w:rFonts w:ascii="Arial" w:cs="Arial" w:eastAsia="Arial" w:hAnsi="Arial"/>
@@ -5909,7 +5909,7 @@
             <w:pPr>
               <w:spacing w:after="20" w:before="0"/>
             </w:pPr>
-            <w:hyperlink w:history="1" r:id="rIdsklolqj7tie1zs7kqrpwr">
+            <w:hyperlink w:history="1" r:id="rIdco39mjl_ikoriga_kmkcu">
               <w:r>
                 <w:rPr>
                   <w:rFonts w:ascii="Arial" w:cs="Arial" w:eastAsia="Arial" w:hAnsi="Arial"/>
@@ -5958,7 +5958,7 @@
               <w:spacing w:after="10" w:before="0"/>
               <w:ind w:left="120"/>
             </w:pPr>
-            <w:hyperlink w:history="1" r:id="rId3agkgfzcjyxackyuilepc">
+            <w:hyperlink w:history="1" r:id="rIde3ppjgg9sjwa0epx2_gpc">
               <w:r>
                 <w:rPr>
                   <w:rFonts w:ascii="Arial" w:cs="Arial" w:eastAsia="Arial" w:hAnsi="Arial"/>
@@ -6020,7 +6020,7 @@
               <w:spacing w:after="10" w:before="0"/>
               <w:ind w:left="120"/>
             </w:pPr>
-            <w:hyperlink w:history="1" r:id="rId1awl7krqf1wk8m6nunkt6">
+            <w:hyperlink w:history="1" r:id="rId8sukdse58z4p93qo448rm">
               <w:r>
                 <w:rPr>
                   <w:rFonts w:ascii="Arial" w:cs="Arial" w:eastAsia="Arial" w:hAnsi="Arial"/>
@@ -6235,7 +6235,7 @@
             <w:pPr>
               <w:spacing w:after="20" w:before="0"/>
             </w:pPr>
-            <w:hyperlink w:history="1" r:id="rIdkn_sq6wr1ngxr-xlcd6bx">
+            <w:hyperlink w:history="1" r:id="rIdiutp-hansu6oqjqtjt8su">
               <w:r>
                 <w:rPr>
                   <w:rFonts w:ascii="Arial" w:cs="Arial" w:eastAsia="Arial" w:hAnsi="Arial"/>
@@ -6284,7 +6284,7 @@
               <w:spacing w:after="10" w:before="0"/>
               <w:ind w:left="120"/>
             </w:pPr>
-            <w:hyperlink w:history="1" r:id="rIdc6bij7_hugmnk_edjdgwv">
+            <w:hyperlink w:history="1" r:id="rIdqfrwajmhpl6tujacn12lh">
               <w:r>
                 <w:rPr>
                   <w:rFonts w:ascii="Arial" w:cs="Arial" w:eastAsia="Arial" w:hAnsi="Arial"/>
@@ -6346,7 +6346,7 @@
               <w:spacing w:after="10" w:before="0"/>
               <w:ind w:left="120"/>
             </w:pPr>
-            <w:hyperlink w:history="1" r:id="rIdsgybkmrpryh1ub6vfupin">
+            <w:hyperlink w:history="1" r:id="rIdugkfnop4b3x4tpdq21sjw">
               <w:r>
                 <w:rPr>
                   <w:rFonts w:ascii="Arial" w:cs="Arial" w:eastAsia="Arial" w:hAnsi="Arial"/>
@@ -6886,7 +6886,7 @@
         </w:rPr>
         <w:t xml:space="preserve">© 2026 SeaVuria and ARES. Aligned with KICD objectives. Developed by SeaVuria; technical implementation by ARES (with AI assistance from Claude). Licensed under </w:t>
       </w:r>
-      <w:hyperlink w:history="1" r:id="rId4o-be-phhkccjqz6muzdw">
+      <w:hyperlink w:history="1" r:id="rId6eqhdfdte_4hjqdsqg-cz">
         <w:r>
           <w:rPr>
             <w:rFonts w:ascii="Arial" w:cs="Arial" w:eastAsia="Arial" w:hAnsi="Arial"/>
@@ -6907,7 +6907,7 @@
         </w:rPr>
         <w:t xml:space="preserve"> (</w:t>
       </w:r>
-      <w:hyperlink w:history="1" r:id="rIddf9sou3lwkmjs63s8un4b">
+      <w:hyperlink w:history="1" r:id="rIdndeyv-wsuxcdporl-zlag">
         <w:r>
           <w:rPr>
             <w:rFonts w:ascii="Arial" w:cs="Arial" w:eastAsia="Arial" w:hAnsi="Arial"/>
@@ -7428,7 +7428,7 @@
               </w:rPr>
               <w:t xml:space="preserve">How do plants </w:t>
             </w:r>
-            <w:del w:id="9084" w:author="Claude (AI) - proposed" w:date="2026-10-15T02:49:33Z">
+            <w:del w:id="9084" w:author="Claude (AI) - proposed" w:date="2026-10-18T00:25:48Z">
               <w:r>
                 <w:rPr>
                   <w:rFonts w:ascii="Arial" w:cs="Arial" w:eastAsia="Arial" w:hAnsi="Arial"/>
@@ -7443,7 +7443,7 @@
                 <w:delText xml:space="preserve">make their own food?</w:delText>
               </w:r>
             </w:del>
-            <w:ins w:id="9085" w:author="Claude (AI) - proposed" w:date="2026-10-15T02:49:33Z">
+            <w:ins w:id="9085" w:author="Claude (AI) - proposed" w:date="2026-10-18T00:25:48Z">
               <w:r>
                 <w:rPr>
                   <w:rFonts w:ascii="Arial" w:cs="Arial" w:eastAsia="Arial" w:hAnsi="Arial"/>
@@ -7977,7 +7977,7 @@
             <w:pPr>
               <w:spacing w:after="20" w:before="0"/>
             </w:pPr>
-            <w:hyperlink w:history="1" r:id="rId4m5cqfwbgejckugqimwob">
+            <w:hyperlink w:history="1" r:id="rIda6fa1hk7xtmac4dynfbp0">
               <w:r>
                 <w:rPr>
                   <w:rFonts w:ascii="Arial" w:cs="Arial" w:eastAsia="Arial" w:hAnsi="Arial"/>
@@ -8026,7 +8026,7 @@
               <w:spacing w:after="10" w:before="0"/>
               <w:ind w:left="120"/>
             </w:pPr>
-            <w:hyperlink w:history="1" r:id="rIdjuodfzzuxy1y1iqiuu_j8">
+            <w:hyperlink w:history="1" r:id="rIdobdwgki9govzqbqs_puz2">
               <w:r>
                 <w:rPr>
                   <w:rFonts w:ascii="Arial" w:cs="Arial" w:eastAsia="Arial" w:hAnsi="Arial"/>
@@ -8071,7 +8071,7 @@
             <w:pPr>
               <w:spacing w:after="20" w:before="0"/>
             </w:pPr>
-            <w:hyperlink w:history="1" r:id="rIdewfkyqev5apnakzzwizur">
+            <w:hyperlink w:history="1" r:id="rIdnpt9v_znkbm-w_pixrcmt">
               <w:r>
                 <w:rPr>
                   <w:rFonts w:ascii="Arial" w:cs="Arial" w:eastAsia="Arial" w:hAnsi="Arial"/>
@@ -8104,7 +8104,7 @@
               <w:spacing w:after="10" w:before="0"/>
               <w:ind w:left="120"/>
             </w:pPr>
-            <w:hyperlink w:history="1" r:id="rIdwg5g6k4mgk-g5ybtoi6qg">
+            <w:hyperlink w:history="1" r:id="rId0s-ncnz2ugcsidt_ev4e4">
               <w:r>
                 <w:rPr>
                   <w:rFonts w:ascii="Arial" w:cs="Arial" w:eastAsia="Arial" w:hAnsi="Arial"/>
@@ -8182,7 +8182,7 @@
               </w:rPr>
               <w:t xml:space="preserve">Distribute leaves and hand lenses as students settle. Say: 'Before we cut anything open, I want you to think like a detective. Look at the outside of this leaf — feel it, hold it up to the light, look at both surfaces. Now sketch what you think it looks like on the INSIDE — like a slice through a loaf of</w:t>
             </w:r>
-            <w:del w:id="9086" w:author="Claude (AI) - proposed" w:date="2026-10-15T02:49:33Z">
+            <w:del w:id="9086" w:author="Claude (AI) - proposed" w:date="2026-10-18T00:25:48Z">
               <w:r>
                 <w:rPr>
                   <w:rFonts w:ascii="Arial" w:cs="Arial" w:eastAsia="Arial" w:hAnsi="Arial"/>
@@ -8332,7 +8332,7 @@
             <w:pPr>
               <w:spacing w:after="20" w:before="0"/>
             </w:pPr>
-            <w:hyperlink w:history="1" r:id="rId_5nu3ayvzkdzm7bf7mjhg">
+            <w:hyperlink w:history="1" r:id="rIdcjcqbcbxpfqync0bgycj4">
               <w:r>
                 <w:rPr>
                   <w:rFonts w:ascii="Arial" w:cs="Arial" w:eastAsia="Arial" w:hAnsi="Arial"/>
@@ -8381,7 +8381,7 @@
               <w:spacing w:after="10" w:before="0"/>
               <w:ind w:left="120"/>
             </w:pPr>
-            <w:hyperlink w:history="1" r:id="rIddff1s9lsbt0derdcpjq4w">
+            <w:hyperlink w:history="1" r:id="rIdn_0vnucwaunpybaumwdv2">
               <w:r>
                 <w:rPr>
                   <w:rFonts w:ascii="Arial" w:cs="Arial" w:eastAsia="Arial" w:hAnsi="Arial"/>
@@ -8426,7 +8426,7 @@
             <w:pPr>
               <w:spacing w:after="20" w:before="0"/>
             </w:pPr>
-            <w:hyperlink w:history="1" r:id="rIdqflo_wldqseb3-ac7jo1l">
+            <w:hyperlink w:history="1" r:id="rId2xqlpcmdgac64p8ipz4lz">
               <w:r>
                 <w:rPr>
                   <w:rFonts w:ascii="Arial" w:cs="Arial" w:eastAsia="Arial" w:hAnsi="Arial"/>
@@ -8459,7 +8459,7 @@
               <w:spacing w:after="10" w:before="0"/>
               <w:ind w:left="120"/>
             </w:pPr>
-            <w:hyperlink w:history="1" r:id="rIdfpn5gc940mnsnq3p1qalk">
+            <w:hyperlink w:history="1" r:id="rId59vvmqy8j3pkoxqejzdv8">
               <w:r>
                 <w:rPr>
                   <w:rFonts w:ascii="Arial" w:cs="Arial" w:eastAsia="Arial" w:hAnsi="Arial"/>
@@ -8570,7 +8570,7 @@
               </w:rPr>
               <w:t xml:space="preserve">Structured Observation Protocol with Scaffolded Diagram Annotation: The printed outline diagram reduces cognitive load so students focus on interpreting what they see rather than on drawing from scratch. The deliberate progression from hand lens → low magnification → high magnification builds the habit of moving from macroscopic to microscopic evidence — a core </w:t>
             </w:r>
-            <w:del w:id="9087" w:author="Claude (AI) - proposed" w:date="2026-10-15T02:49:33Z">
+            <w:del w:id="9087" w:author="Claude (AI) - proposed" w:date="2026-10-18T00:25:48Z">
               <w:r>
                 <w:rPr>
                   <w:rFonts w:ascii="Arial" w:cs="Arial" w:eastAsia="Arial" w:hAnsi="Arial"/>
@@ -8585,7 +8585,7 @@
                 <w:delText xml:space="preserve">NGSS Science and Engineering Practice (Planning and Carrying Out Investigations</w:delText>
               </w:r>
             </w:del>
-            <w:ins w:id="9088" w:author="Claude (AI) - proposed" w:date="2026-10-15T02:49:33Z">
+            <w:ins w:id="9088" w:author="Claude (AI) - proposed" w:date="2026-10-18T00:25:48Z">
               <w:r>
                 <w:rPr>
                   <w:rFonts w:ascii="Arial" w:cs="Arial" w:eastAsia="Arial" w:hAnsi="Arial"/>
@@ -8702,7 +8702,7 @@
             <w:pPr>
               <w:spacing w:after="20" w:before="0"/>
             </w:pPr>
-            <w:hyperlink w:history="1" r:id="rIdhhh1fwwvky3lnsuulf_no">
+            <w:hyperlink w:history="1" r:id="rIdidpdmyfcazqiuni_a6fj6">
               <w:r>
                 <w:rPr>
                   <w:rFonts w:ascii="Arial" w:cs="Arial" w:eastAsia="Arial" w:hAnsi="Arial"/>
@@ -8751,7 +8751,7 @@
               <w:spacing w:after="10" w:before="0"/>
               <w:ind w:left="120"/>
             </w:pPr>
-            <w:hyperlink w:history="1" r:id="rIdvpvpot6duafesfivkausq">
+            <w:hyperlink w:history="1" r:id="rId3xw30nyvgbpm7ekflmoau">
               <w:r>
                 <w:rPr>
                   <w:rFonts w:ascii="Arial" w:cs="Arial" w:eastAsia="Arial" w:hAnsi="Arial"/>
@@ -8796,7 +8796,7 @@
             <w:pPr>
               <w:spacing w:after="20" w:before="0"/>
             </w:pPr>
-            <w:hyperlink w:history="1" r:id="rId8octkaeo0qwofmxecelgb">
+            <w:hyperlink w:history="1" r:id="rIdhfn9wpec9j9toqcsms_ls">
               <w:r>
                 <w:rPr>
                   <w:rFonts w:ascii="Arial" w:cs="Arial" w:eastAsia="Arial" w:hAnsi="Arial"/>
@@ -8829,7 +8829,7 @@
               <w:spacing w:after="10" w:before="0"/>
               <w:ind w:left="120"/>
             </w:pPr>
-            <w:hyperlink w:history="1" r:id="rIdgdeiovf-wrzu-hjh9bvw1">
+            <w:hyperlink w:history="1" r:id="rIdom4tth34utbdtkdj4lcwe">
               <w:r>
                 <w:rPr>
                   <w:rFonts w:ascii="Arial" w:cs="Arial" w:eastAsia="Arial" w:hAnsi="Arial"/>
@@ -9029,7 +9029,7 @@
             <w:pPr>
               <w:spacing w:after="20" w:before="0"/>
             </w:pPr>
-            <w:hyperlink w:history="1" r:id="rIdkdh2bzu1vbw0bgdshzp9e">
+            <w:hyperlink w:history="1" r:id="rId1kqw1rdsjiuo_fkdgfbpv">
               <w:r>
                 <w:rPr>
                   <w:rFonts w:ascii="Arial" w:cs="Arial" w:eastAsia="Arial" w:hAnsi="Arial"/>
@@ -9078,7 +9078,7 @@
               <w:spacing w:after="10" w:before="0"/>
               <w:ind w:left="120"/>
             </w:pPr>
-            <w:hyperlink w:history="1" r:id="rIdgiogbym_9z9uvl2mj94qd">
+            <w:hyperlink w:history="1" r:id="rIddxuewvjs2htxpyd4ip6lt">
               <w:r>
                 <w:rPr>
                   <w:rFonts w:ascii="Arial" w:cs="Arial" w:eastAsia="Arial" w:hAnsi="Arial"/>
@@ -9123,7 +9123,7 @@
             <w:pPr>
               <w:spacing w:after="20" w:before="0"/>
             </w:pPr>
-            <w:hyperlink w:history="1" r:id="rIdvz4_zr64jh7puxnmvngos">
+            <w:hyperlink w:history="1" r:id="rId4ed9vykfwibtrw5nqt-yt">
               <w:r>
                 <w:rPr>
                   <w:rFonts w:ascii="Arial" w:cs="Arial" w:eastAsia="Arial" w:hAnsi="Arial"/>
@@ -9156,7 +9156,7 @@
               <w:spacing w:after="10" w:before="0"/>
               <w:ind w:left="120"/>
             </w:pPr>
-            <w:hyperlink w:history="1" r:id="rIdnnakqtczcn0dlef4lemsr">
+            <w:hyperlink w:history="1" r:id="rIde91lc6vmupmxzdltxp-xp">
               <w:r>
                 <w:rPr>
                   <w:rFonts w:ascii="Arial" w:cs="Arial" w:eastAsia="Arial" w:hAnsi="Arial"/>
@@ -9234,7 +9234,7 @@
               </w:rPr>
               <w:t xml:space="preserve">Distribute two sticky notes per student. Say: 'The DQB is our class brain — it shows what we know and what we still need to find out. You have 3 minutes: yellow note = a brand new question today's evidence gave you; green note = a question from Lesson 1 you can now partially answer. Write NOW — no talking.' [After 3 minutes:] 'Post your notes in the matching cluster on the board. If you are not sure which cluster, make a new one.' [Allow 2 minutes for posting.] 'Now — 3 minutes of silent gallery walk. Read what your classmates wrote. Put a small dot on any yellow-note question that you also wonder about.' [After gallery walk:] 'Let me read three questions that I think will drive our next three lessons.' [Read selected questions slowly and clearly.] 'These are the questions that real plant biologists in Kenya — like researchers at </w:t>
             </w:r>
-            <w:del w:id="9089" w:author="Claude (AI) - proposed" w:date="2026-10-15T02:49:33Z">
+            <w:del w:id="9089" w:author="Claude (AI) - proposed" w:date="2026-10-18T00:25:48Z">
               <w:r>
                 <w:rPr>
                   <w:rFonts w:ascii="Arial" w:cs="Arial" w:eastAsia="Arial" w:hAnsi="Arial"/>
@@ -9249,7 +9249,7 @@
                 <w:delText xml:space="preserve">KARI</w:delText>
               </w:r>
             </w:del>
-            <w:ins w:id="9090" w:author="Claude (AI) - proposed" w:date="2026-10-15T02:49:33Z">
+            <w:ins w:id="9090" w:author="Claude (AI) - proposed" w:date="2026-10-18T00:25:48Z">
               <w:r>
                 <w:rPr>
                   <w:rFonts w:ascii="Arial" w:cs="Arial" w:eastAsia="Arial" w:hAnsi="Arial"/>
@@ -9310,7 +9310,7 @@
               </w:rPr>
               <w:t xml:space="preserve">Two-Colour DQB Protocol (New Questions / Partial Answers): Distinguishing between new questions (yellow) and partial answers (green) makes the growth of understanding visible — students literally see the board filling with green as the unit progresses. The dot-voting during the gallery walk democratises curiosity: students see that their peers share the same wonders, building a community of inquiry. Referencing Kenyan researchers (</w:t>
             </w:r>
-            <w:del w:id="9091" w:author="Claude (AI) - proposed" w:date="2026-10-15T02:49:33Z">
+            <w:del w:id="9091" w:author="Claude (AI) - proposed" w:date="2026-10-18T00:25:48Z">
               <w:r>
                 <w:rPr>
                   <w:rFonts w:ascii="Arial" w:cs="Arial" w:eastAsia="Arial" w:hAnsi="Arial"/>
@@ -9325,7 +9325,7 @@
                 <w:delText xml:space="preserve">KARI</w:delText>
               </w:r>
             </w:del>
-            <w:ins w:id="9092" w:author="Claude (AI) - proposed" w:date="2026-10-15T02:49:33Z">
+            <w:ins w:id="9092" w:author="Claude (AI) - proposed" w:date="2026-10-18T00:25:48Z">
               <w:r>
                 <w:rPr>
                   <w:rFonts w:ascii="Arial" w:cs="Arial" w:eastAsia="Arial" w:hAnsi="Arial"/>
@@ -9353,7 +9353,7 @@
               </w:rPr>
               <w:t xml:space="preserve"> — Kenya Agricultural and Livestock Research </w:t>
             </w:r>
-            <w:del w:id="9093" w:author="Claude (AI) - proposed" w:date="2026-10-15T02:49:33Z">
+            <w:del w:id="9093" w:author="Claude (AI) - proposed" w:date="2026-10-18T00:25:48Z">
               <w:r>
                 <w:rPr>
                   <w:rFonts w:ascii="Arial" w:cs="Arial" w:eastAsia="Arial" w:hAnsi="Arial"/>
@@ -9368,7 +9368,7 @@
                 <w:delText xml:space="preserve">Organisation</w:delText>
               </w:r>
             </w:del>
-            <w:ins w:id="9094" w:author="Claude (AI) - proposed" w:date="2026-10-15T02:49:33Z">
+            <w:ins w:id="9094" w:author="Claude (AI) - proposed" w:date="2026-10-18T00:25:48Z">
               <w:r>
                 <w:rPr>
                   <w:rFonts w:ascii="Arial" w:cs="Arial" w:eastAsia="Arial" w:hAnsi="Arial"/>
@@ -9485,7 +9485,7 @@
             <w:pPr>
               <w:spacing w:after="20" w:before="0"/>
             </w:pPr>
-            <w:hyperlink w:history="1" r:id="rIdnxcx3n2fy-vxedhsx3rme">
+            <w:hyperlink w:history="1" r:id="rId-fs7mahyboqnxum8d7555">
               <w:r>
                 <w:rPr>
                   <w:rFonts w:ascii="Arial" w:cs="Arial" w:eastAsia="Arial" w:hAnsi="Arial"/>
@@ -9534,7 +9534,7 @@
               <w:spacing w:after="10" w:before="0"/>
               <w:ind w:left="120"/>
             </w:pPr>
-            <w:hyperlink w:history="1" r:id="rIdnpsesgldbzzrj0bu-rwyd">
+            <w:hyperlink w:history="1" r:id="rIdwcovuidig1zbc7rbgud7d">
               <w:r>
                 <w:rPr>
                   <w:rFonts w:ascii="Arial" w:cs="Arial" w:eastAsia="Arial" w:hAnsi="Arial"/>
@@ -9579,7 +9579,7 @@
             <w:pPr>
               <w:spacing w:after="20" w:before="0"/>
             </w:pPr>
-            <w:hyperlink w:history="1" r:id="rIdrc_xa7fd3api-ovxnsvju">
+            <w:hyperlink w:history="1" r:id="rIdjqmwibgofwxncw6gjneyk">
               <w:r>
                 <w:rPr>
                   <w:rFonts w:ascii="Arial" w:cs="Arial" w:eastAsia="Arial" w:hAnsi="Arial"/>
@@ -9612,7 +9612,7 @@
               <w:spacing w:after="10" w:before="0"/>
               <w:ind w:left="120"/>
             </w:pPr>
-            <w:hyperlink w:history="1" r:id="rIdi8oc7lfye0xkwnax2z2v1">
+            <w:hyperlink w:history="1" r:id="rIdrody7stvrymj8-vr3xyu_">
               <w:r>
                 <w:rPr>
                   <w:rFonts w:ascii="Arial" w:cs="Arial" w:eastAsia="Arial" w:hAnsi="Arial"/>
@@ -9690,7 +9690,7 @@
               </w:rPr>
               <w:t xml:space="preserve">Say: 'Get out your Lesson 1 model. You are about to upgrade it — like updating an app on your phone when new information becomes available. This is exactly what scientists do.' [Allow 30 seconds for students to find their Lesson 1 models.] 'You have 8 minutes. Add the leaf cross-section to your model. Add arrows for light, water, and water vapour. Write your Model Revision Statement at the bottom. If you finish early, add a second arrow showing sugars moving </w:t>
             </w:r>
-            <w:del w:id="9095" w:author="Claude (AI) - proposed" w:date="2026-10-15T02:49:33Z">
+            <w:del w:id="9095" w:author="Claude (AI) - proposed" w:date="2026-10-18T00:25:48Z">
               <w:r>
                 <w:rPr>
                   <w:rFonts w:ascii="Arial" w:cs="Arial" w:eastAsia="Arial" w:hAnsi="Arial"/>
@@ -9718,7 +9718,7 @@
               </w:rPr>
               <w:t xml:space="preserve">through the phloem</w:t>
             </w:r>
-            <w:ins w:id="9096" w:author="Claude (AI) - proposed" w:date="2026-10-15T02:49:33Z">
+            <w:ins w:id="9096" w:author="Claude (AI) - proposed" w:date="2026-10-18T00:25:48Z">
               <w:r>
                 <w:rPr>
                   <w:rFonts w:ascii="Arial" w:cs="Arial" w:eastAsia="Arial" w:hAnsi="Arial"/>
@@ -10105,7 +10105,7 @@
               </w:rPr>
               <w:t xml:space="preserve">Each leaf layer is structurally adapted to a specific function: the transparent cuticle/epidermis admits light while reducing water loss; the densely packed palisade mesophyll maximises chloroplast exposure to light; the spongy mesophyll provides air spaces for CO₂ and O₂ diffusion; stomata regulate gas exchange and water vapour loss; xylem transports water and minerals upward while phloem </w:t>
             </w:r>
-            <w:del w:id="9097" w:author="Claude (AI) - proposed" w:date="2026-10-15T02:49:33Z">
+            <w:del w:id="9097" w:author="Claude (AI) - proposed" w:date="2026-10-18T00:25:48Z">
               <w:r>
                 <w:rPr>
                   <w:rFonts w:ascii="Arial" w:cs="Arial" w:eastAsia="Arial" w:hAnsi="Arial"/>
@@ -10120,7 +10120,7 @@
                 <w:delText xml:space="preserve">transports sugars downward</w:delText>
               </w:r>
             </w:del>
-            <w:ins w:id="9098" w:author="Claude (AI) - proposed" w:date="2026-10-15T02:49:33Z">
+            <w:ins w:id="9098" w:author="Claude (AI) - proposed" w:date="2026-10-18T00:25:48Z">
               <w:r>
                 <w:rPr>
                   <w:rFonts w:ascii="Arial" w:cs="Arial" w:eastAsia="Arial" w:hAnsi="Arial"/>
@@ -10216,7 +10216,7 @@
               </w:rPr>
               <w:t xml:space="preserve">The sukuma wiki wilts at midday even in moist soil because strong light triggers stomata to open wide for gas exchange (CO₂ in, O₂ out), simultaneously allowing rapid water vapour loss (transpiration) through the lower epidermis. When the rate of water vapour loss through open stomata exceeds the rate at which xylem can deliver water from the roots, leaf cells lose turgor pressure and the plant wilts. </w:t>
             </w:r>
-            <w:ins w:id="9099" w:author="Claude (AI) - proposed" w:date="2026-10-15T02:49:33Z">
+            <w:ins w:id="9099" w:author="Claude (AI) - proposed" w:date="2026-10-18T00:25:48Z">
               <w:r>
                 <w:rPr>
                   <w:rFonts w:ascii="Arial" w:cs="Arial" w:eastAsia="Arial" w:hAnsi="Arial"/>
@@ -10264,7 +10264,7 @@
         </w:rPr>
         <w:t xml:space="preserve">© 2026 SeaVuria and ARES. Aligned with KICD objectives. Developed by SeaVuria; technical implementation by ARES (with AI assistance from Claude). Licensed under </w:t>
       </w:r>
-      <w:hyperlink w:history="1" r:id="rIdeathj3szazeec5cg3_8ub">
+      <w:hyperlink w:history="1" r:id="rIdnu6p17qlud8mkahavy0im">
         <w:r>
           <w:rPr>
             <w:rFonts w:ascii="Arial" w:cs="Arial" w:eastAsia="Arial" w:hAnsi="Arial"/>
@@ -10285,7 +10285,7 @@
         </w:rPr>
         <w:t xml:space="preserve"> (</w:t>
       </w:r>
-      <w:hyperlink w:history="1" r:id="rIdaaee1apingnibuhand2kz">
+      <w:hyperlink w:history="1" r:id="rIdxpdes2d_ezm5zwcamjyuc">
         <w:r>
           <w:rPr>
             <w:rFonts w:ascii="Arial" w:cs="Arial" w:eastAsia="Arial" w:hAnsi="Arial"/>
@@ -10806,7 +10806,7 @@
               </w:rPr>
               <w:t xml:space="preserve">How do plants </w:t>
             </w:r>
-            <w:del w:id="9100" w:author="Claude (AI) - proposed" w:date="2026-10-15T02:49:33Z">
+            <w:del w:id="9100" w:author="Claude (AI) - proposed" w:date="2026-10-18T00:25:48Z">
               <w:r>
                 <w:rPr>
                   <w:rFonts w:ascii="Arial" w:cs="Arial" w:eastAsia="Arial" w:hAnsi="Arial"/>
@@ -10821,7 +10821,7 @@
                 <w:delText xml:space="preserve">make their own</w:delText>
               </w:r>
             </w:del>
-            <w:ins w:id="9101" w:author="Claude (AI) - proposed" w:date="2026-10-15T02:49:33Z">
+            <w:ins w:id="9101" w:author="Claude (AI) - proposed" w:date="2026-10-18T00:25:48Z">
               <w:r>
                 <w:rPr>
                   <w:rFonts w:ascii="Arial" w:cs="Arial" w:eastAsia="Arial" w:hAnsi="Arial"/>
@@ -10849,7 +10849,7 @@
               </w:rPr>
               <w:t xml:space="preserve"> food? (KICD </w:t>
             </w:r>
-            <w:del w:id="9102" w:author="Claude (AI) - proposed" w:date="2026-10-15T02:49:33Z">
+            <w:del w:id="9102" w:author="Claude (AI) - proposed" w:date="2026-10-18T00:25:48Z">
               <w:r>
                 <w:rPr>
                   <w:rFonts w:ascii="Arial" w:cs="Arial" w:eastAsia="Arial" w:hAnsi="Arial"/>
@@ -10864,7 +10864,7 @@
                 <w:delText xml:space="preserve">Key Inquiry Question 1</w:delText>
               </w:r>
             </w:del>
-            <w:ins w:id="9103" w:author="Claude (AI) - proposed" w:date="2026-10-15T02:49:33Z">
+            <w:ins w:id="9103" w:author="Claude (AI) - proposed" w:date="2026-10-18T00:25:48Z">
               <w:r>
                 <w:rPr>
                   <w:rFonts w:ascii="Arial" w:cs="Arial" w:eastAsia="Arial" w:hAnsi="Arial"/>
@@ -11411,7 +11411,7 @@
             <w:pPr>
               <w:spacing w:after="20" w:before="0"/>
             </w:pPr>
-            <w:hyperlink w:history="1" r:id="rIdl2pwpfibr03pada5x3qk8">
+            <w:hyperlink w:history="1" r:id="rIdap8qvj5biw2xsglfnw9db">
               <w:r>
                 <w:rPr>
                   <w:rFonts w:ascii="Arial" w:cs="Arial" w:eastAsia="Arial" w:hAnsi="Arial"/>
@@ -11444,7 +11444,7 @@
               <w:spacing w:after="10" w:before="0"/>
               <w:ind w:left="120"/>
             </w:pPr>
-            <w:hyperlink w:history="1" r:id="rIdlq0wbfe7tqo0zh5vofzht">
+            <w:hyperlink w:history="1" r:id="rId0rfopasjpdkofuybofln1">
               <w:r>
                 <w:rPr>
                   <w:rFonts w:ascii="Arial" w:cs="Arial" w:eastAsia="Arial" w:hAnsi="Arial"/>
@@ -11489,7 +11489,7 @@
             <w:pPr>
               <w:spacing w:after="20" w:before="0"/>
             </w:pPr>
-            <w:hyperlink w:history="1" r:id="rIdkol9ebwhp2fffozfci8bc">
+            <w:hyperlink w:history="1" r:id="rIdexpilqfsdgnquhuj8bffw">
               <w:r>
                 <w:rPr>
                   <w:rFonts w:ascii="Arial" w:cs="Arial" w:eastAsia="Arial" w:hAnsi="Arial"/>
@@ -11538,7 +11538,7 @@
               <w:spacing w:after="10" w:before="0"/>
               <w:ind w:left="120"/>
             </w:pPr>
-            <w:hyperlink w:history="1" r:id="rId0hakbktpng1oqy9_brihx">
+            <w:hyperlink w:history="1" r:id="rIdfsyney5siglgn3rdl4aw5">
               <w:r>
                 <w:rPr>
                   <w:rFonts w:ascii="Arial" w:cs="Arial" w:eastAsia="Arial" w:hAnsi="Arial"/>
@@ -11738,7 +11738,7 @@
             <w:pPr>
               <w:spacing w:after="20" w:before="0"/>
             </w:pPr>
-            <w:hyperlink w:history="1" r:id="rIdu8qd6bh2wlzjyz4mixsnm">
+            <w:hyperlink w:history="1" r:id="rIdopbs6arlwiena5xsl-pnm">
               <w:r>
                 <w:rPr>
                   <w:rFonts w:ascii="Arial" w:cs="Arial" w:eastAsia="Arial" w:hAnsi="Arial"/>
@@ -11771,7 +11771,7 @@
               <w:spacing w:after="10" w:before="0"/>
               <w:ind w:left="120"/>
             </w:pPr>
-            <w:hyperlink w:history="1" r:id="rIdb3womc4jiuanyus5dlsw5">
+            <w:hyperlink w:history="1" r:id="rIdef1kmqmh8h3nocj2bpu_5">
               <w:r>
                 <w:rPr>
                   <w:rFonts w:ascii="Arial" w:cs="Arial" w:eastAsia="Arial" w:hAnsi="Arial"/>
@@ -11816,7 +11816,7 @@
             <w:pPr>
               <w:spacing w:after="20" w:before="0"/>
             </w:pPr>
-            <w:hyperlink w:history="1" r:id="rIdka1w29mbnpijaumtbqzzt">
+            <w:hyperlink w:history="1" r:id="rIdzetryvsonjoxgiswekgwk">
               <w:r>
                 <w:rPr>
                   <w:rFonts w:ascii="Arial" w:cs="Arial" w:eastAsia="Arial" w:hAnsi="Arial"/>
@@ -11865,7 +11865,7 @@
               <w:spacing w:after="10" w:before="0"/>
               <w:ind w:left="120"/>
             </w:pPr>
-            <w:hyperlink w:history="1" r:id="rIdpzg72ahyg2jyynno9yznu">
+            <w:hyperlink w:history="1" r:id="rIdsodg2by-x7dhajlfnii40">
               <w:r>
                 <w:rPr>
                   <w:rFonts w:ascii="Arial" w:cs="Arial" w:eastAsia="Arial" w:hAnsi="Arial"/>
@@ -11910,7 +11910,7 @@
               </w:rPr>
               <w:t xml:space="preserve">Learners receive the structured reading handout titled Evidence for the Raw Materials of Photosynthesis (or follow along as the teacher reads from the board in low-resource settings). The handout contains four short evidence paragraphs, one for each raw material, each linked to a real Kenyan context: (A) Carbon dioxide — </w:t>
             </w:r>
-            <w:del w:id="9104" w:author="Claude (AI) - proposed" w:date="2026-10-15T02:49:33Z">
+            <w:del w:id="9104" w:author="Claude (AI) - proposed" w:date="2026-10-18T00:25:48Z">
               <w:r>
                 <w:rPr>
                   <w:rFonts w:ascii="Arial" w:cs="Arial" w:eastAsia="Arial" w:hAnsi="Arial"/>
@@ -11925,7 +11925,7 @@
                 <w:delText xml:space="preserve">scientists at the University of Nairobi have measured</w:delText>
               </w:r>
             </w:del>
-            <w:ins w:id="9105" w:author="Claude (AI) - proposed" w:date="2026-10-15T02:49:33Z">
+            <w:ins w:id="9105" w:author="Claude (AI) - proposed" w:date="2026-10-18T00:25:48Z">
               <w:r>
                 <w:rPr>
                   <w:rFonts w:ascii="Arial" w:cs="Arial" w:eastAsia="Arial" w:hAnsi="Arial"/>
@@ -11953,7 +11953,7 @@
               </w:rPr>
               <w:t xml:space="preserve"> CO2 concentrations inside and outside leaf chambers</w:t>
             </w:r>
-            <w:del w:id="9106" w:author="Claude (AI) - proposed" w:date="2026-10-15T02:49:33Z">
+            <w:del w:id="9106" w:author="Claude (AI) - proposed" w:date="2026-10-18T00:25:48Z">
               <w:r>
                 <w:rPr>
                   <w:rFonts w:ascii="Arial" w:cs="Arial" w:eastAsia="Arial" w:hAnsi="Arial"/>
@@ -11968,7 +11968,7 @@
                 <w:delText xml:space="preserve">;</w:delText>
               </w:r>
             </w:del>
-            <w:ins w:id="9107" w:author="Claude (AI) - proposed" w:date="2026-10-15T02:49:33Z">
+            <w:ins w:id="9107" w:author="Claude (AI) - proposed" w:date="2026-10-18T00:25:48Z">
               <w:r>
                 <w:rPr>
                   <w:rFonts w:ascii="Arial" w:cs="Arial" w:eastAsia="Arial" w:hAnsi="Arial"/>
@@ -11996,7 +11996,7 @@
               </w:rPr>
               <w:t xml:space="preserve"> CO2 enters through </w:t>
             </w:r>
-            <w:del w:id="9108" w:author="Claude (AI) - proposed" w:date="2026-10-15T02:49:33Z">
+            <w:del w:id="9108" w:author="Claude (AI) - proposed" w:date="2026-10-18T00:25:48Z">
               <w:r>
                 <w:rPr>
                   <w:rFonts w:ascii="Arial" w:cs="Arial" w:eastAsia="Arial" w:hAnsi="Arial"/>
@@ -12011,7 +12011,7 @@
                 <w:delText xml:space="preserve">stomata as shown</w:delText>
               </w:r>
             </w:del>
-            <w:ins w:id="9109" w:author="Claude (AI) - proposed" w:date="2026-10-15T02:49:33Z">
+            <w:ins w:id="9109" w:author="Claude (AI) - proposed" w:date="2026-10-18T00:25:48Z">
               <w:r>
                 <w:rPr>
                   <w:rFonts w:ascii="Arial" w:cs="Arial" w:eastAsia="Arial" w:hAnsi="Arial"/>
@@ -12039,7 +12039,7 @@
               </w:rPr>
               <w:t xml:space="preserve"> in Lesson 2. (B) Water — </w:t>
             </w:r>
-            <w:del w:id="9110" w:author="Claude (AI) - proposed" w:date="2026-10-15T02:49:33Z">
+            <w:del w:id="9110" w:author="Claude (AI) - proposed" w:date="2026-10-18T00:25:48Z">
               <w:r>
                 <w:rPr>
                   <w:rFonts w:ascii="Arial" w:cs="Arial" w:eastAsia="Arial" w:hAnsi="Arial"/>
@@ -12054,7 +12054,7 @@
                 <w:delText xml:space="preserve">water travels from Nairobi City Water and Sewerage Company boreholes through soil into</w:delText>
               </w:r>
             </w:del>
-            <w:ins w:id="9111" w:author="Claude (AI) - proposed" w:date="2026-10-15T02:49:33Z">
+            <w:ins w:id="9111" w:author="Claude (AI) - proposed" w:date="2026-10-18T00:25:48Z">
               <w:r>
                 <w:rPr>
                   <w:rFonts w:ascii="Arial" w:cs="Arial" w:eastAsia="Arial" w:hAnsi="Arial"/>
@@ -12082,7 +12082,7 @@
               </w:rPr>
               <w:t xml:space="preserve"> plant roots, up the xylem</w:t>
             </w:r>
-            <w:del w:id="9112" w:author="Claude (AI) - proposed" w:date="2026-10-15T02:49:33Z">
+            <w:del w:id="9112" w:author="Claude (AI) - proposed" w:date="2026-10-18T00:25:48Z">
               <w:r>
                 <w:rPr>
                   <w:rFonts w:ascii="Arial" w:cs="Arial" w:eastAsia="Arial" w:hAnsi="Arial"/>
@@ -12097,7 +12097,7 @@
                 <w:delText xml:space="preserve">, into</w:delText>
               </w:r>
             </w:del>
-            <w:ins w:id="9113" w:author="Claude (AI) - proposed" w:date="2026-10-15T02:49:33Z">
+            <w:ins w:id="9113" w:author="Claude (AI) - proposed" w:date="2026-10-18T00:25:48Z">
               <w:r>
                 <w:rPr>
                   <w:rFonts w:ascii="Arial" w:cs="Arial" w:eastAsia="Arial" w:hAnsi="Arial"/>
@@ -12125,7 +12125,7 @@
               </w:rPr>
               <w:t xml:space="preserve"> mesophyll cells; </w:t>
             </w:r>
-            <w:del w:id="9114" w:author="Claude (AI) - proposed" w:date="2026-10-15T02:49:33Z">
+            <w:del w:id="9114" w:author="Claude (AI) - proposed" w:date="2026-10-18T00:25:48Z">
               <w:r>
                 <w:rPr>
                   <w:rFonts w:ascii="Arial" w:cs="Arial" w:eastAsia="Arial" w:hAnsi="Arial"/>
@@ -12140,7 +12140,7 @@
                 <w:delText xml:space="preserve">without water the stroma cannot carry out reactions</w:delText>
               </w:r>
             </w:del>
-            <w:ins w:id="9115" w:author="Claude (AI) - proposed" w:date="2026-10-15T02:49:33Z">
+            <w:ins w:id="9115" w:author="Claude (AI) - proposed" w:date="2026-10-18T00:25:48Z">
               <w:r>
                 <w:rPr>
                   <w:rFonts w:ascii="Arial" w:cs="Arial" w:eastAsia="Arial" w:hAnsi="Arial"/>
@@ -12323,7 +12323,7 @@
             <w:pPr>
               <w:spacing w:after="20" w:before="0"/>
             </w:pPr>
-            <w:hyperlink w:history="1" r:id="rIdvod_skztkauaooacopa_v">
+            <w:hyperlink w:history="1" r:id="rIdpfi2lyclplgynouughacn">
               <w:r>
                 <w:rPr>
                   <w:rFonts w:ascii="Arial" w:cs="Arial" w:eastAsia="Arial" w:hAnsi="Arial"/>
@@ -12372,7 +12372,7 @@
               <w:spacing w:after="10" w:before="0"/>
               <w:ind w:left="120"/>
             </w:pPr>
-            <w:hyperlink w:history="1" r:id="rIdps4uxtpehpfsxb9al0ddq">
+            <w:hyperlink w:history="1" r:id="rIdfzx3f1tjlm15o-gs-nld7">
               <w:r>
                 <w:rPr>
                   <w:rFonts w:ascii="Arial" w:cs="Arial" w:eastAsia="Arial" w:hAnsi="Arial"/>
@@ -12417,7 +12417,7 @@
             <w:pPr>
               <w:spacing w:after="20" w:before="0"/>
             </w:pPr>
-            <w:hyperlink w:history="1" r:id="rIdynxcjkl2eqbjuva8kvtxz">
+            <w:hyperlink w:history="1" r:id="rIdrc9icoj6yfbkmo_jsa2in">
               <w:r>
                 <w:rPr>
                   <w:rFonts w:ascii="Arial" w:cs="Arial" w:eastAsia="Arial" w:hAnsi="Arial"/>
@@ -12466,7 +12466,7 @@
               <w:spacing w:after="10" w:before="0"/>
               <w:ind w:left="120"/>
             </w:pPr>
-            <w:hyperlink w:history="1" r:id="rId2ieya7if7relyiwmmbgzb">
+            <w:hyperlink w:history="1" r:id="rId0fbzoslscf6uozhndialt">
               <w:r>
                 <w:rPr>
                   <w:rFonts w:ascii="Arial" w:cs="Arial" w:eastAsia="Arial" w:hAnsi="Arial"/>
@@ -12544,7 +12544,7 @@
               </w:rPr>
               <w:t xml:space="preserve">Return to the prediction columns on the board. Say: Let us check your predictions. Which of these items appear in what you read? Cross out anything the evidence does not support and add anything you missed. Give learners 1 minute to update their notebooks. Then say: I am going to write a sentence on the board and I need you to help me complete it. The raw materials for photosynthesis are — pause — who can give me the first one? Build the word equation collaboratively, scribing exactly what learners say and correcting gently</w:t>
             </w:r>
-            <w:ins w:id="9116" w:author="Claude (AI) - proposed" w:date="2026-10-15T02:49:33Z">
+            <w:ins w:id="9116" w:author="Claude (AI) - proposed" w:date="2026-10-18T00:25:48Z">
               <w:r>
                 <w:rPr>
                   <w:rFonts w:ascii="Arial" w:cs="Arial" w:eastAsia="Arial" w:hAnsi="Arial"/>
@@ -12694,7 +12694,7 @@
             <w:pPr>
               <w:spacing w:after="20" w:before="0"/>
             </w:pPr>
-            <w:hyperlink w:history="1" r:id="rIdorjtxqeadcvm7heac5s9a">
+            <w:hyperlink w:history="1" r:id="rIdd2ydnv_pqflhc2xgbgiqh">
               <w:r>
                 <w:rPr>
                   <w:rFonts w:ascii="Arial" w:cs="Arial" w:eastAsia="Arial" w:hAnsi="Arial"/>
@@ -12743,7 +12743,7 @@
               <w:spacing w:after="10" w:before="0"/>
               <w:ind w:left="120"/>
             </w:pPr>
-            <w:hyperlink w:history="1" r:id="rIdak-lplth24rg7pdbnbxj4">
+            <w:hyperlink w:history="1" r:id="rIdjjv28tual6q1miau2p0iu">
               <w:r>
                 <w:rPr>
                   <w:rFonts w:ascii="Arial" w:cs="Arial" w:eastAsia="Arial" w:hAnsi="Arial"/>
@@ -12788,7 +12788,7 @@
             <w:pPr>
               <w:spacing w:after="20" w:before="0"/>
             </w:pPr>
-            <w:hyperlink w:history="1" r:id="rIdzhds3ongbrjlmvwcc0ita">
+            <w:hyperlink w:history="1" r:id="rIdktg-4kpqwft4_adgfqf9j">
               <w:r>
                 <w:rPr>
                   <w:rFonts w:ascii="Arial" w:cs="Arial" w:eastAsia="Arial" w:hAnsi="Arial"/>
@@ -12837,7 +12837,7 @@
               <w:spacing w:after="10" w:before="0"/>
               <w:ind w:left="120"/>
             </w:pPr>
-            <w:hyperlink w:history="1" r:id="rId-bcr5n3j2kbyxzdgtizns">
+            <w:hyperlink w:history="1" r:id="rIdxwa32mqeorm_u2svegsrg">
               <w:r>
                 <w:rPr>
                   <w:rFonts w:ascii="Arial" w:cs="Arial" w:eastAsia="Arial" w:hAnsi="Arial"/>
@@ -13037,7 +13037,7 @@
             <w:pPr>
               <w:spacing w:after="20" w:before="0"/>
             </w:pPr>
-            <w:hyperlink w:history="1" r:id="rIdcpqnmq0aktjgzant6erfh">
+            <w:hyperlink w:history="1" r:id="rIddgdjjyhgpuiycaq1scen6">
               <w:r>
                 <w:rPr>
                   <w:rFonts w:ascii="Arial" w:cs="Arial" w:eastAsia="Arial" w:hAnsi="Arial"/>
@@ -13086,7 +13086,7 @@
               <w:spacing w:after="10" w:before="0"/>
               <w:ind w:left="120"/>
             </w:pPr>
-            <w:hyperlink w:history="1" r:id="rIdoz9d69owdfp1kjeiucmnh">
+            <w:hyperlink w:history="1" r:id="rIdzxybzseyxlwjzqmnzn6xj">
               <w:r>
                 <w:rPr>
                   <w:rFonts w:ascii="Arial" w:cs="Arial" w:eastAsia="Arial" w:hAnsi="Arial"/>
@@ -13131,7 +13131,7 @@
             <w:pPr>
               <w:spacing w:after="20" w:before="0"/>
             </w:pPr>
-            <w:hyperlink w:history="1" r:id="rId87o6kifcm0h4vdktjewu1">
+            <w:hyperlink w:history="1" r:id="rIdgrsbudybd1ddiocckjql0">
               <w:r>
                 <w:rPr>
                   <w:rFonts w:ascii="Arial" w:cs="Arial" w:eastAsia="Arial" w:hAnsi="Arial"/>
@@ -13180,7 +13180,7 @@
               <w:spacing w:after="10" w:before="0"/>
               <w:ind w:left="120"/>
             </w:pPr>
-            <w:hyperlink w:history="1" r:id="rIdpbp1qbesk7qbg0j37saw6">
+            <w:hyperlink w:history="1" r:id="rIddckluz4ib6fdqbjzp2ixm">
               <w:r>
                 <w:rPr>
                   <w:rFonts w:ascii="Arial" w:cs="Arial" w:eastAsia="Arial" w:hAnsi="Arial"/>
@@ -13685,7 +13685,7 @@
               </w:rPr>
               <w:t xml:space="preserve">The sukuma wiki wilts at midday because peak solar irradiance </w:t>
             </w:r>
-            <w:del w:id="9117" w:author="Claude (AI) - proposed" w:date="2026-10-15T02:49:33Z">
+            <w:del w:id="9117" w:author="Claude (AI) - proposed" w:date="2026-10-18T00:25:48Z">
               <w:r>
                 <w:rPr>
                   <w:rFonts w:ascii="Arial" w:cs="Arial" w:eastAsia="Arial" w:hAnsi="Arial"/>
@@ -13700,7 +13700,7 @@
                 <w:delText xml:space="preserve">causes stomata to open wide</w:delText>
               </w:r>
             </w:del>
-            <w:ins w:id="9118" w:author="Claude (AI) - proposed" w:date="2026-10-15T02:49:33Z">
+            <w:ins w:id="9118" w:author="Claude (AI) - proposed" w:date="2026-10-18T00:25:48Z">
               <w:r>
                 <w:rPr>
                   <w:rFonts w:ascii="Arial" w:cs="Arial" w:eastAsia="Arial" w:hAnsi="Arial"/>
@@ -13748,7 +13748,7 @@
         </w:rPr>
         <w:t xml:space="preserve">© 2026 SeaVuria and ARES. Aligned with KICD objectives. Developed by SeaVuria; technical implementation by ARES (with AI assistance from Claude). Licensed under </w:t>
       </w:r>
-      <w:hyperlink w:history="1" r:id="rIdqgvwab-kenzqhkhizecdf">
+      <w:hyperlink w:history="1" r:id="rIdnjsgbgvmvx5wz7bubdbv7">
         <w:r>
           <w:rPr>
             <w:rFonts w:ascii="Arial" w:cs="Arial" w:eastAsia="Arial" w:hAnsi="Arial"/>
@@ -13769,7 +13769,7 @@
         </w:rPr>
         <w:t xml:space="preserve"> (</w:t>
       </w:r>
-      <w:hyperlink w:history="1" r:id="rIdlxnmtn2drfz5ocoecnodc">
+      <w:hyperlink w:history="1" r:id="rId51pzos7amsxvxllizxqe1">
         <w:r>
           <w:rPr>
             <w:rFonts w:ascii="Arial" w:cs="Arial" w:eastAsia="Arial" w:hAnsi="Arial"/>
@@ -14290,7 +14290,7 @@
               </w:rPr>
               <w:t xml:space="preserve">How do plants </w:t>
             </w:r>
-            <w:del w:id="9119" w:author="Claude (AI) - proposed" w:date="2026-10-15T02:49:33Z">
+            <w:del w:id="9119" w:author="Claude (AI) - proposed" w:date="2026-10-18T00:25:48Z">
               <w:r>
                 <w:rPr>
                   <w:rFonts w:ascii="Arial" w:cs="Arial" w:eastAsia="Arial" w:hAnsi="Arial"/>
@@ -14305,7 +14305,7 @@
                 <w:delText xml:space="preserve">make their own</w:delText>
               </w:r>
             </w:del>
-            <w:ins w:id="9120" w:author="Claude (AI) - proposed" w:date="2026-10-15T02:49:33Z">
+            <w:ins w:id="9120" w:author="Claude (AI) - proposed" w:date="2026-10-18T00:25:48Z">
               <w:r>
                 <w:rPr>
                   <w:rFonts w:ascii="Arial" w:cs="Arial" w:eastAsia="Arial" w:hAnsi="Arial"/>
@@ -14333,7 +14333,7 @@
               </w:rPr>
               <w:t xml:space="preserve"> food? (</w:t>
             </w:r>
-            <w:del w:id="9121" w:author="Claude (AI) - proposed" w:date="2026-10-15T02:49:33Z">
+            <w:del w:id="9121" w:author="Claude (AI) - proposed" w:date="2026-10-18T00:25:48Z">
               <w:r>
                 <w:rPr>
                   <w:rFonts w:ascii="Arial" w:cs="Arial" w:eastAsia="Arial" w:hAnsi="Arial"/>
@@ -14348,7 +14348,7 @@
                 <w:delText xml:space="preserve">Key Inquiry Question 1</w:delText>
               </w:r>
             </w:del>
-            <w:ins w:id="9122" w:author="Claude (AI) - proposed" w:date="2026-10-15T02:49:33Z">
+            <w:ins w:id="9122" w:author="Claude (AI) - proposed" w:date="2026-10-18T00:25:48Z">
               <w:r>
                 <w:rPr>
                   <w:rFonts w:ascii="Arial" w:cs="Arial" w:eastAsia="Arial" w:hAnsi="Arial"/>
@@ -14895,7 +14895,7 @@
             <w:pPr>
               <w:spacing w:after="20" w:before="0"/>
             </w:pPr>
-            <w:hyperlink w:history="1" r:id="rIdlrtaw1klrue9gavnygzvk">
+            <w:hyperlink w:history="1" r:id="rIdjro-mfazjv7r0d0bwxiq0">
               <w:r>
                 <w:rPr>
                   <w:rFonts w:ascii="Arial" w:cs="Arial" w:eastAsia="Arial" w:hAnsi="Arial"/>
@@ -14944,7 +14944,7 @@
               <w:spacing w:after="10" w:before="0"/>
               <w:ind w:left="120"/>
             </w:pPr>
-            <w:hyperlink w:history="1" r:id="rIdyvickolnv1eizvxazxoqt">
+            <w:hyperlink w:history="1" r:id="rIdb8s3nhsx7rwfbcvgtu8tz">
               <w:r>
                 <w:rPr>
                   <w:rFonts w:ascii="Arial" w:cs="Arial" w:eastAsia="Arial" w:hAnsi="Arial"/>
@@ -14989,7 +14989,7 @@
             <w:pPr>
               <w:spacing w:after="20" w:before="0"/>
             </w:pPr>
-            <w:hyperlink w:history="1" r:id="rIdcf2yyeurryocf33acvorz">
+            <w:hyperlink w:history="1" r:id="rIdg0vsnwmbqtaeg__4x5c6e">
               <w:r>
                 <w:rPr>
                   <w:rFonts w:ascii="Arial" w:cs="Arial" w:eastAsia="Arial" w:hAnsi="Arial"/>
@@ -15038,7 +15038,7 @@
               <w:spacing w:after="10" w:before="0"/>
               <w:ind w:left="120"/>
             </w:pPr>
-            <w:hyperlink w:history="1" r:id="rIdkoohtt3w9ki3qq5l323_e">
+            <w:hyperlink w:history="1" r:id="rId44xc4odootfm2fn4skatk">
               <w:r>
                 <w:rPr>
                   <w:rFonts w:ascii="Arial" w:cs="Arial" w:eastAsia="Arial" w:hAnsi="Arial"/>
@@ -15238,7 +15238,7 @@
             <w:pPr>
               <w:spacing w:after="20" w:before="0"/>
             </w:pPr>
-            <w:hyperlink w:history="1" r:id="rIdvohfuztzvoaarokeqh_av">
+            <w:hyperlink w:history="1" r:id="rIddqxdtdxrrdtjoqinegncu">
               <w:r>
                 <w:rPr>
                   <w:rFonts w:ascii="Arial" w:cs="Arial" w:eastAsia="Arial" w:hAnsi="Arial"/>
@@ -15287,7 +15287,7 @@
               <w:spacing w:after="10" w:before="0"/>
               <w:ind w:left="120"/>
             </w:pPr>
-            <w:hyperlink w:history="1" r:id="rId5yjufm35fzx4iut3_va_b">
+            <w:hyperlink w:history="1" r:id="rId6quvjkp82lkgmk4sbhwup">
               <w:r>
                 <w:rPr>
                   <w:rFonts w:ascii="Arial" w:cs="Arial" w:eastAsia="Arial" w:hAnsi="Arial"/>
@@ -15332,7 +15332,7 @@
             <w:pPr>
               <w:spacing w:after="20" w:before="0"/>
             </w:pPr>
-            <w:hyperlink w:history="1" r:id="rIdy3f6-lkqjms7sm5jphiu5">
+            <w:hyperlink w:history="1" r:id="rIdhiked5gx_x8_nkuhyh-ue">
               <w:r>
                 <w:rPr>
                   <w:rFonts w:ascii="Arial" w:cs="Arial" w:eastAsia="Arial" w:hAnsi="Arial"/>
@@ -15381,7 +15381,7 @@
               <w:spacing w:after="10" w:before="0"/>
               <w:ind w:left="120"/>
             </w:pPr>
-            <w:hyperlink w:history="1" r:id="rIdst7s75uqwtgsfv-d_x6ao">
+            <w:hyperlink w:history="1" r:id="rId3trf0gmti6pyaig1b5wqc">
               <w:r>
                 <w:rPr>
                   <w:rFonts w:ascii="Arial" w:cs="Arial" w:eastAsia="Arial" w:hAnsi="Arial"/>
@@ -15446,7 +15446,7 @@
               <w:spacing w:after="40" w:before="0"/>
               <w:jc w:val="left"/>
             </w:pPr>
-            <w:ins w:id="9123" w:author="Claude (AI) - proposed" w:date="2026-10-15T02:49:33Z">
+            <w:ins w:id="9123" w:author="Claude (AI) - proposed" w:date="2026-10-18T00:25:48Z">
               <w:r>
                 <w:rPr>
                   <w:rFonts w:ascii="Arial" w:cs="Arial" w:eastAsia="Arial" w:hAnsi="Arial"/>
@@ -15540,7 +15540,7 @@
               </w:rPr>
               <w:t xml:space="preserve">Check results tables as groups complete them. Correct errors immediately — for example, if a group records the covered green zone as blue-black, ask them to check whether that section was truly covered (it may not have been, which is itself a useful discussion point about experimental control). Listen for spontaneous explanations among learners — these reveal depth of understanding. </w:t>
             </w:r>
-            <w:ins w:id="9124" w:author="Claude (AI) - proposed" w:date="2026-10-15T02:49:33Z">
+            <w:ins w:id="9124" w:author="Claude (AI) - proposed" w:date="2026-10-18T00:25:48Z">
               <w:r>
                 <w:rPr>
                   <w:rFonts w:ascii="Arial" w:cs="Arial" w:eastAsia="Arial" w:hAnsi="Arial"/>
@@ -15624,7 +15624,7 @@
             <w:pPr>
               <w:spacing w:after="20" w:before="0"/>
             </w:pPr>
-            <w:hyperlink w:history="1" r:id="rIddg2h5viwstrt_nff7riok">
+            <w:hyperlink w:history="1" r:id="rIdhpa6fwrzjrvqrpx0w_dtx">
               <w:r>
                 <w:rPr>
                   <w:rFonts w:ascii="Arial" w:cs="Arial" w:eastAsia="Arial" w:hAnsi="Arial"/>
@@ -15673,7 +15673,7 @@
               <w:spacing w:after="10" w:before="0"/>
               <w:ind w:left="120"/>
             </w:pPr>
-            <w:hyperlink w:history="1" r:id="rIdy8wbggpiks5huhxmiqz6v">
+            <w:hyperlink w:history="1" r:id="rIdveqmuwtwf9bt1abt1ckhg">
               <w:r>
                 <w:rPr>
                   <w:rFonts w:ascii="Arial" w:cs="Arial" w:eastAsia="Arial" w:hAnsi="Arial"/>
@@ -15718,7 +15718,7 @@
             <w:pPr>
               <w:spacing w:after="20" w:before="0"/>
             </w:pPr>
-            <w:hyperlink w:history="1" r:id="rIdafzqczb01am9v_pxupwgs">
+            <w:hyperlink w:history="1" r:id="rId8ed22la_evrgwdwgvvae3">
               <w:r>
                 <w:rPr>
                   <w:rFonts w:ascii="Arial" w:cs="Arial" w:eastAsia="Arial" w:hAnsi="Arial"/>
@@ -15767,7 +15767,7 @@
               <w:spacing w:after="10" w:before="0"/>
               <w:ind w:left="120"/>
             </w:pPr>
-            <w:hyperlink w:history="1" r:id="rIdcmqhktwod1zgjehqgyi_q">
+            <w:hyperlink w:history="1" r:id="rIdpfjski-dpuzkoavuml7su">
               <w:r>
                 <w:rPr>
                   <w:rFonts w:ascii="Arial" w:cs="Arial" w:eastAsia="Arial" w:hAnsi="Arial"/>
@@ -15967,7 +15967,7 @@
             <w:pPr>
               <w:spacing w:after="20" w:before="0"/>
             </w:pPr>
-            <w:hyperlink w:history="1" r:id="rIdf_axnkm-xvxaos2uhycuh">
+            <w:hyperlink w:history="1" r:id="rIdnodldlqdkllzjlti4jli5">
               <w:r>
                 <w:rPr>
                   <w:rFonts w:ascii="Arial" w:cs="Arial" w:eastAsia="Arial" w:hAnsi="Arial"/>
@@ -16016,7 +16016,7 @@
               <w:spacing w:after="10" w:before="0"/>
               <w:ind w:left="120"/>
             </w:pPr>
-            <w:hyperlink w:history="1" r:id="rIdlrpzoolnrhxt-j1rtm6yh">
+            <w:hyperlink w:history="1" r:id="rIdqfdxatghrclsphyyimdpq">
               <w:r>
                 <w:rPr>
                   <w:rFonts w:ascii="Arial" w:cs="Arial" w:eastAsia="Arial" w:hAnsi="Arial"/>
@@ -16061,7 +16061,7 @@
             <w:pPr>
               <w:spacing w:after="20" w:before="0"/>
             </w:pPr>
-            <w:hyperlink w:history="1" r:id="rIdc_iar17j8zdh_z14t--xe">
+            <w:hyperlink w:history="1" r:id="rIdr78s00tzfot_ag5ri191d">
               <w:r>
                 <w:rPr>
                   <w:rFonts w:ascii="Arial" w:cs="Arial" w:eastAsia="Arial" w:hAnsi="Arial"/>
@@ -16110,7 +16110,7 @@
               <w:spacing w:after="10" w:before="0"/>
               <w:ind w:left="120"/>
             </w:pPr>
-            <w:hyperlink w:history="1" r:id="rIddvll_y6n0ink7gwnobq6k">
+            <w:hyperlink w:history="1" r:id="rIdkk2aexz2kjfxzolb08172">
               <w:r>
                 <w:rPr>
                   <w:rFonts w:ascii="Arial" w:cs="Arial" w:eastAsia="Arial" w:hAnsi="Arial"/>
@@ -16310,7 +16310,7 @@
             <w:pPr>
               <w:spacing w:after="20" w:before="0"/>
             </w:pPr>
-            <w:hyperlink w:history="1" r:id="rId6y_yerwruef-aeisb2hlt">
+            <w:hyperlink w:history="1" r:id="rIdqb5n5yzxpfc9kry0vidtv">
               <w:r>
                 <w:rPr>
                   <w:rFonts w:ascii="Arial" w:cs="Arial" w:eastAsia="Arial" w:hAnsi="Arial"/>
@@ -16359,7 +16359,7 @@
               <w:spacing w:after="10" w:before="0"/>
               <w:ind w:left="120"/>
             </w:pPr>
-            <w:hyperlink w:history="1" r:id="rIdefr0s5t1s1dsu2ejmciqr">
+            <w:hyperlink w:history="1" r:id="rIdck9mxv3yhufltbhatx03v">
               <w:r>
                 <w:rPr>
                   <w:rFonts w:ascii="Arial" w:cs="Arial" w:eastAsia="Arial" w:hAnsi="Arial"/>
@@ -16404,7 +16404,7 @@
             <w:pPr>
               <w:spacing w:after="20" w:before="0"/>
             </w:pPr>
-            <w:hyperlink w:history="1" r:id="rIdqxpncsoyjsja523vfjhwz">
+            <w:hyperlink w:history="1" r:id="rIdgy190uz5rtuksgonwcc_m">
               <w:r>
                 <w:rPr>
                   <w:rFonts w:ascii="Arial" w:cs="Arial" w:eastAsia="Arial" w:hAnsi="Arial"/>
@@ -16453,7 +16453,7 @@
               <w:spacing w:after="10" w:before="0"/>
               <w:ind w:left="120"/>
             </w:pPr>
-            <w:hyperlink w:history="1" r:id="rIdvebuavxmr2sjhp20dztbe">
+            <w:hyperlink w:history="1" r:id="rIdiavesniv5f-cz3x8g6hvx">
               <w:r>
                 <w:rPr>
                   <w:rFonts w:ascii="Arial" w:cs="Arial" w:eastAsia="Arial" w:hAnsi="Arial"/>
@@ -16531,7 +16531,7 @@
               </w:rPr>
               <w:t xml:space="preserve">Say: 'I want you to build a small model in your notebook that captures everything we just proved. Draw or trace the leaf outline I have given you. Use colour to show your results, and then explain each zone in writing using the word equation. This diagram will be the starting point for the bigger model we build at the end of the unit.' Circulate and prompt: 'Show me which zone proves that chlorophyll alone is not enough. Now show me which zone proves that light alone is not enough.' WAIT TIME: after each prompt, pause 8 seconds before offering further guidance. Close the lesson by returning to the phenomenon: 'Next lesson we will ask: what is chlorophyll actually doing with that light — and </w:t>
             </w:r>
-            <w:del w:id="9125" w:author="Claude (AI) - proposed" w:date="2026-10-15T02:49:33Z">
+            <w:del w:id="9125" w:author="Claude (AI) - proposed" w:date="2026-10-18T00:25:48Z">
               <w:r>
                 <w:rPr>
                   <w:rFonts w:ascii="Arial" w:cs="Arial" w:eastAsia="Arial" w:hAnsi="Arial"/>
@@ -16546,7 +16546,7 @@
                 <w:delText xml:space="preserve">that will finally</w:delText>
               </w:r>
             </w:del>
-            <w:ins w:id="9126" w:author="Claude (AI) - proposed" w:date="2026-10-15T02:49:33Z">
+            <w:ins w:id="9126" w:author="Claude (AI) - proposed" w:date="2026-10-18T00:25:48Z">
               <w:r>
                 <w:rPr>
                   <w:rFonts w:ascii="Arial" w:cs="Arial" w:eastAsia="Arial" w:hAnsi="Arial"/>
@@ -16574,7 +16574,7 @@
               </w:rPr>
               <w:t xml:space="preserve"> start to explain</w:t>
             </w:r>
-            <w:del w:id="9127" w:author="Claude (AI) - proposed" w:date="2026-10-15T02:49:33Z">
+            <w:del w:id="9127" w:author="Claude (AI) - proposed" w:date="2026-10-18T00:25:48Z">
               <w:r>
                 <w:rPr>
                   <w:rFonts w:ascii="Arial" w:cs="Arial" w:eastAsia="Arial" w:hAnsi="Arial"/>
@@ -17049,7 +17049,7 @@
         </w:rPr>
         <w:t xml:space="preserve">© 2026 SeaVuria and ARES. Aligned with KICD objectives. Developed by SeaVuria; technical implementation by ARES (with AI assistance from Claude). Licensed under </w:t>
       </w:r>
-      <w:hyperlink w:history="1" r:id="rIdq4uedjvrqlaoeo7gahke8">
+      <w:hyperlink w:history="1" r:id="rIddxfengx0m-pkej24bi70x">
         <w:r>
           <w:rPr>
             <w:rFonts w:ascii="Arial" w:cs="Arial" w:eastAsia="Arial" w:hAnsi="Arial"/>
@@ -17070,7 +17070,7 @@
         </w:rPr>
         <w:t xml:space="preserve"> (</w:t>
       </w:r>
-      <w:hyperlink w:history="1" r:id="rId9-avyibeztqs4xc7bl-_r">
+      <w:hyperlink w:history="1" r:id="rIdidwsk9pntkfgfmzn-d6yz">
         <w:r>
           <w:rPr>
             <w:rFonts w:ascii="Arial" w:cs="Arial" w:eastAsia="Arial" w:hAnsi="Arial"/>
@@ -17455,7 +17455,7 @@
               </w:rPr>
               <w:t xml:space="preserve">By the end of this lesson, learners should be able to: (a) annotate a diagram of the thylakoid membrane to show the sequence of light-dependent reactions; (b) construct a cause-and-effect chain linking light intensity → chlorophyll excitation → photolysis → ATP/NADPH production → oxygen release; (c) interpret </w:t>
             </w:r>
-            <w:ins w:id="9128" w:author="Claude (AI) - proposed" w:date="2026-10-15T02:49:33Z">
+            <w:ins w:id="9128" w:author="Claude (AI) - proposed" w:date="2026-10-18T00:25:48Z">
               <w:r>
                 <w:rPr>
                   <w:rFonts w:ascii="Arial" w:cs="Arial" w:eastAsia="Arial" w:hAnsi="Arial"/>
@@ -17483,7 +17483,7 @@
               </w:rPr>
               <w:t xml:space="preserve">oxygen-bubble data </w:t>
             </w:r>
-            <w:del w:id="9129" w:author="Claude (AI) - proposed" w:date="2026-10-15T02:49:33Z">
+            <w:del w:id="9129" w:author="Claude (AI) - proposed" w:date="2026-10-18T00:25:48Z">
               <w:r>
                 <w:rPr>
                   <w:rFonts w:ascii="Arial" w:cs="Arial" w:eastAsia="Arial" w:hAnsi="Arial"/>
@@ -17498,7 +17498,7 @@
                 <w:delText xml:space="preserve">from Lesson 4 (Elodea experiment</w:delText>
               </w:r>
             </w:del>
-            <w:ins w:id="9130" w:author="Claude (AI) - proposed" w:date="2026-10-15T02:49:33Z">
+            <w:ins w:id="9130" w:author="Claude (AI) - proposed" w:date="2026-10-18T00:25:48Z">
               <w:r>
                 <w:rPr>
                   <w:rFonts w:ascii="Arial" w:cs="Arial" w:eastAsia="Arial" w:hAnsi="Arial"/>
@@ -17662,7 +17662,7 @@
               </w:rPr>
               <w:t xml:space="preserve">How do plants </w:t>
             </w:r>
-            <w:del w:id="9131" w:author="Claude (AI) - proposed" w:date="2026-10-15T02:49:33Z">
+            <w:del w:id="9131" w:author="Claude (AI) - proposed" w:date="2026-10-18T00:25:48Z">
               <w:r>
                 <w:rPr>
                   <w:rFonts w:ascii="Arial" w:cs="Arial" w:eastAsia="Arial" w:hAnsi="Arial"/>
@@ -17677,7 +17677,7 @@
                 <w:delText xml:space="preserve">make their own food?</w:delText>
               </w:r>
             </w:del>
-            <w:ins w:id="9132" w:author="Claude (AI) - proposed" w:date="2026-10-15T02:49:33Z">
+            <w:ins w:id="9132" w:author="Claude (AI) - proposed" w:date="2026-10-18T00:25:48Z">
               <w:r>
                 <w:rPr>
                   <w:rFonts w:ascii="Arial" w:cs="Arial" w:eastAsia="Arial" w:hAnsi="Arial"/>
@@ -17773,7 +17773,7 @@
               </w:rPr>
               <w:t xml:space="preserve">Lesson 5 is the first EXPLAIN lesson in the sequence. Learners have spent Lessons 1–4 gathering evidence: they predicted why sukuma wiki wilts, </w:t>
             </w:r>
-            <w:del w:id="9133" w:author="Claude (AI) - proposed" w:date="2026-10-15T02:49:33Z">
+            <w:del w:id="9133" w:author="Claude (AI) - proposed" w:date="2026-10-18T00:25:48Z">
               <w:r>
                 <w:rPr>
                   <w:rFonts w:ascii="Arial" w:cs="Arial" w:eastAsia="Arial" w:hAnsi="Arial"/>
@@ -17788,7 +17788,7 @@
                 <w:delText xml:space="preserve">observed the phenomenon, tested variables that affect photosynthesis rate (light, CO₂, temperature), and counted oxygen bubbles produced by Elodea under different light intensities</w:delText>
               </w:r>
             </w:del>
-            <w:ins w:id="9134" w:author="Claude (AI) - proposed" w:date="2026-10-15T02:49:33Z">
+            <w:ins w:id="9134" w:author="Claude (AI) - proposed" w:date="2026-10-18T00:25:48Z">
               <w:r>
                 <w:rPr>
                   <w:rFonts w:ascii="Arial" w:cs="Arial" w:eastAsia="Arial" w:hAnsi="Arial"/>
@@ -17979,7 +17979,7 @@
               </w:rPr>
               <w:t xml:space="preserve">In this EXPLAIN lesson, learners transition from evidence-gatherer to sense-maker. The teacher anchors the lesson in the oxygen-bubble data </w:t>
             </w:r>
-            <w:del w:id="9135" w:author="Claude (AI) - proposed" w:date="2026-10-15T02:49:33Z">
+            <w:del w:id="9135" w:author="Claude (AI) - proposed" w:date="2026-10-18T00:25:48Z">
               <w:r>
                 <w:rPr>
                   <w:rFonts w:ascii="Arial" w:cs="Arial" w:eastAsia="Arial" w:hAnsi="Arial"/>
@@ -17994,7 +17994,7 @@
                 <w:delText xml:space="preserve">from Lesson 4</w:delText>
               </w:r>
             </w:del>
-            <w:ins w:id="9136" w:author="Claude (AI) - proposed" w:date="2026-10-15T02:49:33Z">
+            <w:ins w:id="9136" w:author="Claude (AI) - proposed" w:date="2026-10-18T00:25:48Z">
               <w:r>
                 <w:rPr>
                   <w:rFonts w:ascii="Arial" w:cs="Arial" w:eastAsia="Arial" w:hAnsi="Arial"/>
@@ -18022,7 +18022,7 @@
               </w:rPr>
               <w:t xml:space="preserve"> and the unresolved puzzle of the sukuma wiki phenomenon. Using a guided annotated diagram of the thylakoid membrane, learners trace the sequential steps of the light-dependent reactions: (1) absorption of light by chlorophyll in Photosystems II and I; (2) excitation and transfer of electrons along the electron transport chain; (3) photolysis of water (2H₂O → 4H⁺ + 4e⁻ + O₂) as the electron source; (4) chemiosmotic synthesis of ATP (photophosphorylation); and (5) reduction of NADP⁺ to NADPH. Learners use a cause-and-effect chain graphic organiser to connect each step, then re-examine </w:t>
             </w:r>
-            <w:del w:id="9137" w:author="Claude (AI) - proposed" w:date="2026-10-15T02:49:33Z">
+            <w:del w:id="9137" w:author="Claude (AI) - proposed" w:date="2026-10-18T00:25:48Z">
               <w:r>
                 <w:rPr>
                   <w:rFonts w:ascii="Arial" w:cs="Arial" w:eastAsia="Arial" w:hAnsi="Arial"/>
@@ -18037,7 +18037,7 @@
                 <w:delText xml:space="preserve">their Elodea bubble counts</w:delText>
               </w:r>
             </w:del>
-            <w:ins w:id="9138" w:author="Claude (AI) - proposed" w:date="2026-10-15T02:49:33Z">
+            <w:ins w:id="9138" w:author="Claude (AI) - proposed" w:date="2026-10-18T00:25:48Z">
               <w:r>
                 <w:rPr>
                   <w:rFonts w:ascii="Arial" w:cs="Arial" w:eastAsia="Arial" w:hAnsi="Arial"/>
@@ -18353,7 +18353,7 @@
             <w:pPr>
               <w:spacing w:after="20" w:before="0"/>
             </w:pPr>
-            <w:hyperlink w:history="1" r:id="rIdxljzxsup3hmcteoqiwvms">
+            <w:hyperlink w:history="1" r:id="rIdxey49k-um8n2ypslalrsq">
               <w:r>
                 <w:rPr>
                   <w:rFonts w:ascii="Arial" w:cs="Arial" w:eastAsia="Arial" w:hAnsi="Arial"/>
@@ -18386,7 +18386,7 @@
               <w:spacing w:after="10" w:before="0"/>
               <w:ind w:left="120"/>
             </w:pPr>
-            <w:hyperlink w:history="1" r:id="rIdox9lohw2-ltp9cxfcnrg9">
+            <w:hyperlink w:history="1" r:id="rIdzm2n9x0w2xt_hz5of_qlz">
               <w:r>
                 <w:rPr>
                   <w:rFonts w:ascii="Arial" w:cs="Arial" w:eastAsia="Arial" w:hAnsi="Arial"/>
@@ -18431,7 +18431,7 @@
             <w:pPr>
               <w:spacing w:after="20" w:before="0"/>
             </w:pPr>
-            <w:hyperlink w:history="1" r:id="rId0uv7qwmcy43n2246xm6lu">
+            <w:hyperlink w:history="1" r:id="rId9szugdaqrzvyw5y2rb5_j">
               <w:r>
                 <w:rPr>
                   <w:rFonts w:ascii="Arial" w:cs="Arial" w:eastAsia="Arial" w:hAnsi="Arial"/>
@@ -18464,7 +18464,7 @@
               <w:spacing w:after="10" w:before="0"/>
               <w:ind w:left="120"/>
             </w:pPr>
-            <w:hyperlink w:history="1" r:id="rId-40ii2bzxyhpsxfga30aa">
+            <w:hyperlink w:history="1" r:id="rIdzvf4s-kzp0adgvbgts082">
               <w:r>
                 <w:rPr>
                   <w:rFonts w:ascii="Arial" w:cs="Arial" w:eastAsia="Arial" w:hAnsi="Arial"/>
@@ -18509,7 +18509,7 @@
               </w:rPr>
               <w:t xml:space="preserve">Learners individually </w:t>
             </w:r>
-            <w:del w:id="9139" w:author="Claude (AI) - proposed" w:date="2026-10-15T02:49:33Z">
+            <w:del w:id="9139" w:author="Claude (AI) - proposed" w:date="2026-10-18T00:25:48Z">
               <w:r>
                 <w:rPr>
                   <w:rFonts w:ascii="Arial" w:cs="Arial" w:eastAsia="Arial" w:hAnsi="Arial"/>
@@ -18524,7 +18524,7 @@
                 <w:delText xml:space="preserve">review their Lesson 4 data table (oxygen bubble counts at different light intensities from the Elodea experiment)</w:delText>
               </w:r>
             </w:del>
-            <w:ins w:id="9140" w:author="Claude (AI) - proposed" w:date="2026-10-15T02:49:33Z">
+            <w:ins w:id="9140" w:author="Claude (AI) - proposed" w:date="2026-10-18T00:25:48Z">
               <w:r>
                 <w:rPr>
                   <w:rFonts w:ascii="Arial" w:cs="Arial" w:eastAsia="Arial" w:hAnsi="Arial"/>
@@ -18552,7 +18552,7 @@
               </w:rPr>
               <w:t xml:space="preserve"> for 2 minutes</w:t>
             </w:r>
-            <w:ins w:id="9141" w:author="Claude (AI) - proposed" w:date="2026-10-15T02:49:33Z">
+            <w:ins w:id="9141" w:author="Claude (AI) - proposed" w:date="2026-10-18T00:25:48Z">
               <w:r>
                 <w:rPr>
                   <w:rFonts w:ascii="Arial" w:cs="Arial" w:eastAsia="Arial" w:hAnsi="Arial"/>
@@ -18580,7 +18580,7 @@
               </w:rPr>
               <w:t xml:space="preserve">. They then write a 2-sentence response in their science notebooks to the prompt: '</w:t>
             </w:r>
-            <w:del w:id="9142" w:author="Claude (AI) - proposed" w:date="2026-10-15T02:49:33Z">
+            <w:del w:id="9142" w:author="Claude (AI) - proposed" w:date="2026-10-18T00:25:48Z">
               <w:r>
                 <w:rPr>
                   <w:rFonts w:ascii="Arial" w:cs="Arial" w:eastAsia="Arial" w:hAnsi="Arial"/>
@@ -18595,7 +18595,7 @@
                 <w:delText xml:space="preserve">You observed</w:delText>
               </w:r>
             </w:del>
-            <w:ins w:id="9143" w:author="Claude (AI) - proposed" w:date="2026-10-15T02:49:33Z">
+            <w:ins w:id="9143" w:author="Claude (AI) - proposed" w:date="2026-10-18T00:25:48Z">
               <w:r>
                 <w:rPr>
                   <w:rFonts w:ascii="Arial" w:cs="Arial" w:eastAsia="Arial" w:hAnsi="Arial"/>
@@ -18656,7 +18656,7 @@
               </w:rPr>
               <w:t xml:space="preserve">Begin by projecting the </w:t>
             </w:r>
-            <w:del w:id="9144" w:author="Claude (AI) - proposed" w:date="2026-10-15T02:49:33Z">
+            <w:del w:id="9144" w:author="Claude (AI) - proposed" w:date="2026-10-18T00:25:48Z">
               <w:r>
                 <w:rPr>
                   <w:rFonts w:ascii="Arial" w:cs="Arial" w:eastAsia="Arial" w:hAnsi="Arial"/>
@@ -18671,7 +18671,7 @@
                 <w:delText xml:space="preserve">class Elodea bubble-count data table compiled from Lesson 4</w:delText>
               </w:r>
             </w:del>
-            <w:ins w:id="9145" w:author="Claude (AI) - proposed" w:date="2026-10-15T02:49:33Z">
+            <w:ins w:id="9145" w:author="Claude (AI) - proposed" w:date="2026-10-18T00:25:48Z">
               <w:r>
                 <w:rPr>
                   <w:rFonts w:ascii="Arial" w:cs="Arial" w:eastAsia="Arial" w:hAnsi="Arial"/>
@@ -18699,7 +18699,7 @@
               </w:rPr>
               <w:t xml:space="preserve">. Say: '</w:t>
             </w:r>
-            <w:del w:id="9146" w:author="Claude (AI) - proposed" w:date="2026-10-15T02:49:33Z">
+            <w:del w:id="9146" w:author="Claude (AI) - proposed" w:date="2026-10-18T00:25:48Z">
               <w:r>
                 <w:rPr>
                   <w:rFonts w:ascii="Arial" w:cs="Arial" w:eastAsia="Arial" w:hAnsi="Arial"/>
@@ -18714,7 +18714,7 @@
                 <w:delText xml:space="preserve">Last lesson we showed that</w:delText>
               </w:r>
             </w:del>
-            <w:ins w:id="9147" w:author="Claude (AI) - proposed" w:date="2026-10-15T02:49:33Z">
+            <w:ins w:id="9147" w:author="Claude (AI) - proposed" w:date="2026-10-18T00:25:48Z">
               <w:r>
                 <w:rPr>
                   <w:rFonts w:ascii="Arial" w:cs="Arial" w:eastAsia="Arial" w:hAnsi="Arial"/>
@@ -18742,7 +18742,7 @@
               </w:rPr>
               <w:t xml:space="preserve"> the more light </w:t>
             </w:r>
-            <w:del w:id="9148" w:author="Claude (AI) - proposed" w:date="2026-10-15T02:49:33Z">
+            <w:del w:id="9148" w:author="Claude (AI) - proposed" w:date="2026-10-18T00:25:48Z">
               <w:r>
                 <w:rPr>
                   <w:rFonts w:ascii="Arial" w:cs="Arial" w:eastAsia="Arial" w:hAnsi="Arial"/>
@@ -18757,7 +18757,7 @@
                 <w:delText xml:space="preserve">an aquatic plant</w:delText>
               </w:r>
             </w:del>
-            <w:ins w:id="9149" w:author="Claude (AI) - proposed" w:date="2026-10-15T02:49:33Z">
+            <w:ins w:id="9149" w:author="Claude (AI) - proposed" w:date="2026-10-18T00:25:48Z">
               <w:r>
                 <w:rPr>
                   <w:rFonts w:ascii="Arial" w:cs="Arial" w:eastAsia="Arial" w:hAnsi="Arial"/>
@@ -18785,7 +18785,7 @@
               </w:rPr>
               <w:t xml:space="preserve"> receives, the more oxygen it releases</w:t>
             </w:r>
-            <w:ins w:id="9150" w:author="Claude (AI) - proposed" w:date="2026-10-15T02:49:33Z">
+            <w:ins w:id="9150" w:author="Claude (AI) - proposed" w:date="2026-10-18T00:25:48Z">
               <w:r>
                 <w:rPr>
                   <w:rFonts w:ascii="Arial" w:cs="Arial" w:eastAsia="Arial" w:hAnsi="Arial"/>
@@ -18813,7 +18813,7 @@
               </w:rPr>
               <w:t xml:space="preserve">. Today we are going to open the black box — we are going to find out exactly what is happening inside the chloroplast to make that oxygen.' </w:t>
             </w:r>
-            <w:del w:id="9151" w:author="Claude (AI) - proposed" w:date="2026-10-15T02:49:33Z">
+            <w:del w:id="9151" w:author="Claude (AI) - proposed" w:date="2026-10-18T00:25:48Z">
               <w:r>
                 <w:rPr>
                   <w:rFonts w:ascii="Arial" w:cs="Arial" w:eastAsia="Arial" w:hAnsi="Arial"/>
@@ -18828,7 +18828,7 @@
                 <w:delText xml:space="preserve">Distribute Lesson 4 data notebooks or display the class data</w:delText>
               </w:r>
             </w:del>
-            <w:ins w:id="9152" w:author="Claude (AI) - proposed" w:date="2026-10-15T02:49:33Z">
+            <w:ins w:id="9152" w:author="Claude (AI) - proposed" w:date="2026-10-18T00:25:48Z">
               <w:r>
                 <w:rPr>
                   <w:rFonts w:ascii="Arial" w:cs="Arial" w:eastAsia="Arial" w:hAnsi="Arial"/>
@@ -18922,7 +18922,7 @@
               </w:rPr>
               <w:t xml:space="preserve">Teacher circulates during silent writing and scans notebooks. Indicators of readiness: (a) learner references specific data (e.g., 'at 10 cm </w:t>
             </w:r>
-            <w:del w:id="9153" w:author="Claude (AI) - proposed" w:date="2026-10-15T02:49:33Z">
+            <w:del w:id="9153" w:author="Claude (AI) - proposed" w:date="2026-10-18T00:25:48Z">
               <w:r>
                 <w:rPr>
                   <w:rFonts w:ascii="Arial" w:cs="Arial" w:eastAsia="Arial" w:hAnsi="Arial"/>
@@ -18937,7 +18937,7 @@
                 <w:delText xml:space="preserve">distance we got 45</w:delText>
               </w:r>
             </w:del>
-            <w:ins w:id="9154" w:author="Claude (AI) - proposed" w:date="2026-10-15T02:49:33Z">
+            <w:ins w:id="9154" w:author="Claude (AI) - proposed" w:date="2026-10-18T00:25:48Z">
               <w:r>
                 <w:rPr>
                   <w:rFonts w:ascii="Arial" w:cs="Arial" w:eastAsia="Arial" w:hAnsi="Arial"/>
@@ -19021,7 +19021,7 @@
             <w:pPr>
               <w:spacing w:after="20" w:before="0"/>
             </w:pPr>
-            <w:hyperlink w:history="1" r:id="rIddegiqpac-xzkdq2tvvwcm">
+            <w:hyperlink w:history="1" r:id="rIdwcwhe4gjx0hkvi8nj73p_">
               <w:r>
                 <w:rPr>
                   <w:rFonts w:ascii="Arial" w:cs="Arial" w:eastAsia="Arial" w:hAnsi="Arial"/>
@@ -19054,7 +19054,7 @@
               <w:spacing w:after="10" w:before="0"/>
               <w:ind w:left="120"/>
             </w:pPr>
-            <w:hyperlink w:history="1" r:id="rIdamkgqjvkg6rvc0fpsq4ui">
+            <w:hyperlink w:history="1" r:id="rIdvn1cup7t8skioyhv41fjb">
               <w:r>
                 <w:rPr>
                   <w:rFonts w:ascii="Arial" w:cs="Arial" w:eastAsia="Arial" w:hAnsi="Arial"/>
@@ -19099,7 +19099,7 @@
             <w:pPr>
               <w:spacing w:after="20" w:before="0"/>
             </w:pPr>
-            <w:hyperlink w:history="1" r:id="rIdujwqperlswnxdpiwf78eh">
+            <w:hyperlink w:history="1" r:id="rIda3to1bcyfne6gwwfxj6yd">
               <w:r>
                 <w:rPr>
                   <w:rFonts w:ascii="Arial" w:cs="Arial" w:eastAsia="Arial" w:hAnsi="Arial"/>
@@ -19132,7 +19132,7 @@
               <w:spacing w:after="10" w:before="0"/>
               <w:ind w:left="120"/>
             </w:pPr>
-            <w:hyperlink w:history="1" r:id="rIddr-nwpfijfz-inlvh0kc5">
+            <w:hyperlink w:history="1" r:id="rIdtdfcgwneumsel7f_g4th5">
               <w:r>
                 <w:rPr>
                   <w:rFonts w:ascii="Arial" w:cs="Arial" w:eastAsia="Arial" w:hAnsi="Arial"/>
@@ -19164,7 +19164,7 @@
               <w:spacing w:after="40" w:before="0"/>
               <w:jc w:val="left"/>
             </w:pPr>
-            <w:del w:id="9155" w:author="Claude (AI) - proposed" w:date="2026-10-15T02:49:33Z">
+            <w:del w:id="9155" w:author="Claude (AI) - proposed" w:date="2026-10-18T00:25:48Z">
               <w:r>
                 <w:rPr>
                   <w:rFonts w:ascii="Arial" w:cs="Arial" w:eastAsia="Arial" w:hAnsi="Arial"/>
@@ -19179,7 +19179,7 @@
                 <w:delText xml:space="preserve">Learners</w:delText>
               </w:r>
             </w:del>
-            <w:ins w:id="9156" w:author="Claude (AI) - proposed" w:date="2026-10-15T02:49:33Z">
+            <w:ins w:id="9156" w:author="Claude (AI) - proposed" w:date="2026-10-18T00:25:48Z">
               <w:r>
                 <w:rPr>
                   <w:rFonts w:ascii="Arial" w:cs="Arial" w:eastAsia="Arial" w:hAnsi="Arial"/>
@@ -19362,7 +19362,7 @@
             <w:pPr>
               <w:spacing w:after="20" w:before="0"/>
             </w:pPr>
-            <w:hyperlink w:history="1" r:id="rIdsbc1nvzoaqlqoakfznjvh">
+            <w:hyperlink w:history="1" r:id="rId_0eklwofywtc_u_ui6x7w">
               <w:r>
                 <w:rPr>
                   <w:rFonts w:ascii="Arial" w:cs="Arial" w:eastAsia="Arial" w:hAnsi="Arial"/>
@@ -19395,7 +19395,7 @@
               <w:spacing w:after="10" w:before="0"/>
               <w:ind w:left="120"/>
             </w:pPr>
-            <w:hyperlink w:history="1" r:id="rIdm3zzi-gs9xyfa39t0byrk">
+            <w:hyperlink w:history="1" r:id="rIdsksqpkroet_rdagsvfbxm">
               <w:r>
                 <w:rPr>
                   <w:rFonts w:ascii="Arial" w:cs="Arial" w:eastAsia="Arial" w:hAnsi="Arial"/>
@@ -19440,7 +19440,7 @@
             <w:pPr>
               <w:spacing w:after="20" w:before="0"/>
             </w:pPr>
-            <w:hyperlink w:history="1" r:id="rIdttscfuaijxp9z9thykvg9">
+            <w:hyperlink w:history="1" r:id="rId8j5zodweg3g42ew_k_zi2">
               <w:r>
                 <w:rPr>
                   <w:rFonts w:ascii="Arial" w:cs="Arial" w:eastAsia="Arial" w:hAnsi="Arial"/>
@@ -19473,7 +19473,7 @@
               <w:spacing w:after="10" w:before="0"/>
               <w:ind w:left="120"/>
             </w:pPr>
-            <w:hyperlink w:history="1" r:id="rIddmls5zvjtk6gyc2u3nuv3">
+            <w:hyperlink w:history="1" r:id="rIdaqxne4we_0-zssuaf1xvc">
               <w:r>
                 <w:rPr>
                   <w:rFonts w:ascii="Arial" w:cs="Arial" w:eastAsia="Arial" w:hAnsi="Arial"/>
@@ -19518,7 +19518,7 @@
               </w:rPr>
               <w:t xml:space="preserve">Learners receive a graphic organiser: a horizontal cause-and-effect chain with 6 blank boxes and connecting arrows. The first box is pre-filled: 'LIGHT ENERGY strikes the leaf.' The last box is pre-filled: 'ATP and NADPH are available for the next stage of photosynthesis.' Learners individually complete the 4 intermediate boxes using their annotated diagrams. They then answer 3 written questions in their notebooks: (Q1) '</w:t>
             </w:r>
-            <w:del w:id="9157" w:author="Claude (AI) - proposed" w:date="2026-10-15T02:49:33Z">
+            <w:del w:id="9157" w:author="Claude (AI) - proposed" w:date="2026-10-18T00:25:48Z">
               <w:r>
                 <w:rPr>
                   <w:rFonts w:ascii="Arial" w:cs="Arial" w:eastAsia="Arial" w:hAnsi="Arial"/>
@@ -19533,7 +19533,7 @@
                 <w:delText xml:space="preserve">In the Elodea experiment, we measured</w:delText>
               </w:r>
             </w:del>
-            <w:ins w:id="9158" w:author="Claude (AI) - proposed" w:date="2026-10-15T02:49:33Z">
+            <w:ins w:id="9158" w:author="Claude (AI) - proposed" w:date="2026-10-18T00:25:48Z">
               <w:r>
                 <w:rPr>
                   <w:rFonts w:ascii="Arial" w:cs="Arial" w:eastAsia="Arial" w:hAnsi="Arial"/>
@@ -19561,7 +19561,7 @@
               </w:rPr>
               <w:t xml:space="preserve"> oxygen bubble production</w:t>
             </w:r>
-            <w:ins w:id="9159" w:author="Claude (AI) - proposed" w:date="2026-10-15T02:49:33Z">
+            <w:ins w:id="9159" w:author="Claude (AI) - proposed" w:date="2026-10-18T00:25:48Z">
               <w:r>
                 <w:rPr>
                   <w:rFonts w:ascii="Arial" w:cs="Arial" w:eastAsia="Arial" w:hAnsi="Arial"/>
@@ -19589,7 +19589,7 @@
               </w:rPr>
               <w:t xml:space="preserve"> as a proxy for photosynthesis rate. Using your diagram, explain exactly where that oxygen comes from and what would happen to bubble production if we added a chemical that blocks photolysis.' (Q2) 'The sukuma wiki under the mango shade became pale and grew slowly over several weeks. Using what you now know about the light-dependent reactions, explain at the molecular level why shade would slow the plant's growth — even if water and CO₂ are available.' (Q3) 'The sukuma wiki recovers overnight even without sunlight. </w:t>
             </w:r>
-            <w:del w:id="9160" w:author="Claude (AI) - proposed" w:date="2026-10-15T02:49:33Z">
+            <w:del w:id="9160" w:author="Claude (AI) - proposed" w:date="2026-10-18T00:25:48Z">
               <w:r>
                 <w:rPr>
                   <w:rFonts w:ascii="Arial" w:cs="Arial" w:eastAsia="Arial" w:hAnsi="Arial"/>
@@ -19604,7 +19604,7 @@
                 <w:delText xml:space="preserve">Does</w:delText>
               </w:r>
             </w:del>
-            <w:ins w:id="9161" w:author="Claude (AI) - proposed" w:date="2026-10-15T02:49:33Z">
+            <w:ins w:id="9161" w:author="Claude (AI) - proposed" w:date="2026-10-18T00:25:48Z">
               <w:r>
                 <w:rPr>
                   <w:rFonts w:ascii="Arial" w:cs="Arial" w:eastAsia="Arial" w:hAnsi="Arial"/>
@@ -19632,7 +19632,7 @@
               </w:rPr>
               <w:t xml:space="preserve"> the light-dependent </w:t>
             </w:r>
-            <w:del w:id="9162" w:author="Claude (AI) - proposed" w:date="2026-10-15T02:49:33Z">
+            <w:del w:id="9162" w:author="Claude (AI) - proposed" w:date="2026-10-18T00:25:48Z">
               <w:r>
                 <w:rPr>
                   <w:rFonts w:ascii="Arial" w:cs="Arial" w:eastAsia="Arial" w:hAnsi="Arial"/>
@@ -19647,7 +19647,7 @@
                 <w:delText xml:space="preserve">reaction</w:delText>
               </w:r>
             </w:del>
-            <w:ins w:id="9163" w:author="Claude (AI) - proposed" w:date="2026-10-15T02:49:33Z">
+            <w:ins w:id="9163" w:author="Claude (AI) - proposed" w:date="2026-10-18T00:25:48Z">
               <w:r>
                 <w:rPr>
                   <w:rFonts w:ascii="Arial" w:cs="Arial" w:eastAsia="Arial" w:hAnsi="Arial"/>
@@ -19675,7 +19675,7 @@
               </w:rPr>
               <w:t xml:space="preserve"> run at night? </w:t>
             </w:r>
-            <w:del w:id="9164" w:author="Claude (AI) - proposed" w:date="2026-10-15T02:49:33Z">
+            <w:del w:id="9164" w:author="Claude (AI) - proposed" w:date="2026-10-18T00:25:48Z">
               <w:r>
                 <w:rPr>
                   <w:rFonts w:ascii="Arial" w:cs="Arial" w:eastAsia="Arial" w:hAnsi="Arial"/>
@@ -19690,7 +19690,7 @@
                 <w:delText xml:space="preserve">What does this suggest about what the plant uses during the night to repair itself</w:delText>
               </w:r>
             </w:del>
-            <w:ins w:id="9165" w:author="Claude (AI) - proposed" w:date="2026-10-15T02:49:33Z">
+            <w:ins w:id="9165" w:author="Claude (AI) - proposed" w:date="2026-10-18T00:25:48Z">
               <w:r>
                 <w:rPr>
                   <w:rFonts w:ascii="Arial" w:cs="Arial" w:eastAsia="Arial" w:hAnsi="Arial"/>
@@ -19751,7 +19751,7 @@
               </w:rPr>
               <w:t xml:space="preserve">Say: 'You now have the annotated diagram in front of you. I want you to use it to build a cause-and-effect chain — this is a tool scientists use to show how one event triggers the next.' Distribute the graphic organiser. Give 6 minutes of SILENT individual work. After 6 minutes, say: 'Now look at the three questions on the board. These connect our molecular diagram back to the two phenomena we have been investigating all term. Write your answers in your notebook — full sentences, please.' Give 8 minutes for written responses. After 8 minutes, facilitate a class discussion for Q2 (the sukuma wiki shade question) — this is the most complex and directly ties to the driving question. Cold-call 3 learners (rotate to learners who have not yet spoken today): 'Zawadi, take us through your explanation for Q2.' After each response, ask: 'Can someone add a molecular detail Zawadi's explanation is missing?' For </w:t>
             </w:r>
-            <w:ins w:id="9166" w:author="Claude (AI) - proposed" w:date="2026-10-15T02:49:33Z">
+            <w:ins w:id="9166" w:author="Claude (AI) - proposed" w:date="2026-10-18T00:25:48Z">
               <w:r>
                 <w:rPr>
                   <w:rFonts w:ascii="Arial" w:cs="Arial" w:eastAsia="Arial" w:hAnsi="Arial"/>
@@ -19779,7 +19779,7 @@
               </w:rPr>
               <w:t xml:space="preserve">Q3, say: 'This is a tricky one. I am going to give you 15 seconds to think silently before anyone speaks.' [Allow 15 seconds of WAIT TIME.] Then cold-call: 'Kipchoge — what do you think?' </w:t>
             </w:r>
-            <w:del w:id="9167" w:author="Claude (AI) - proposed" w:date="2026-10-15T02:49:33Z">
+            <w:del w:id="9167" w:author="Claude (AI) - proposed" w:date="2026-10-18T00:25:48Z">
               <w:r>
                 <w:rPr>
                   <w:rFonts w:ascii="Arial" w:cs="Arial" w:eastAsia="Arial" w:hAnsi="Arial"/>
@@ -19794,7 +19794,7 @@
                 <w:delText xml:space="preserve">Guide learners toward the idea that the plant uses pre-formed</w:delText>
               </w:r>
             </w:del>
-            <w:ins w:id="9168" w:author="Claude (AI) - proposed" w:date="2026-10-15T02:49:33Z">
+            <w:ins w:id="9168" w:author="Claude (AI) - proposed" w:date="2026-10-18T00:25:48Z">
               <w:r>
                 <w:rPr>
                   <w:rFonts w:ascii="Arial" w:cs="Arial" w:eastAsia="Arial" w:hAnsi="Arial"/>
@@ -19822,7 +19822,7 @@
               </w:rPr>
               <w:t xml:space="preserve"> ATP and NADPH </w:t>
             </w:r>
-            <w:del w:id="9169" w:author="Claude (AI) - proposed" w:date="2026-10-15T02:49:33Z">
+            <w:del w:id="9169" w:author="Claude (AI) - proposed" w:date="2026-10-18T00:25:48Z">
               <w:r>
                 <w:rPr>
                   <w:rFonts w:ascii="Arial" w:cs="Arial" w:eastAsia="Arial" w:hAnsi="Arial"/>
@@ -19837,7 +19837,7 @@
                 <w:delText xml:space="preserve">(or synthesised sugars from the Calvin cycle) stored during daylight for overnight repair, and that the light reactions themselves are DARK-independent only in the sense that no light reactions run — but the products are already stored.</w:delText>
               </w:r>
             </w:del>
-            <w:ins w:id="9170" w:author="Claude (AI) - proposed" w:date="2026-10-15T02:49:33Z">
+            <w:ins w:id="9170" w:author="Claude (AI) - proposed" w:date="2026-10-18T00:25:48Z">
               <w:r>
                 <w:rPr>
                   <w:rFonts w:ascii="Arial" w:cs="Arial" w:eastAsia="Arial" w:hAnsi="Arial"/>
@@ -19974,7 +19974,7 @@
             <w:pPr>
               <w:spacing w:after="20" w:before="0"/>
             </w:pPr>
-            <w:hyperlink w:history="1" r:id="rIddakm03io0nxkunuzo_cyc">
+            <w:hyperlink w:history="1" r:id="rIdpvfjfgwrq9e-xblagvxbm">
               <w:r>
                 <w:rPr>
                   <w:rFonts w:ascii="Arial" w:cs="Arial" w:eastAsia="Arial" w:hAnsi="Arial"/>
@@ -20007,7 +20007,7 @@
               <w:spacing w:after="10" w:before="0"/>
               <w:ind w:left="120"/>
             </w:pPr>
-            <w:hyperlink w:history="1" r:id="rId7irgqol8rwgy3a93pd_ri">
+            <w:hyperlink w:history="1" r:id="rIdfabbrermom5eypva3go3w">
               <w:r>
                 <w:rPr>
                   <w:rFonts w:ascii="Arial" w:cs="Arial" w:eastAsia="Arial" w:hAnsi="Arial"/>
@@ -20052,7 +20052,7 @@
             <w:pPr>
               <w:spacing w:after="20" w:before="0"/>
             </w:pPr>
-            <w:hyperlink w:history="1" r:id="rIdh7adpsxzleomoomfl-rxh">
+            <w:hyperlink w:history="1" r:id="rId7mcffjhvyeln__6ixvohq">
               <w:r>
                 <w:rPr>
                   <w:rFonts w:ascii="Arial" w:cs="Arial" w:eastAsia="Arial" w:hAnsi="Arial"/>
@@ -20085,7 +20085,7 @@
               <w:spacing w:after="10" w:before="0"/>
               <w:ind w:left="120"/>
             </w:pPr>
-            <w:hyperlink w:history="1" r:id="rIdtybtorueyhx6hd5oicx4a">
+            <w:hyperlink w:history="1" r:id="rIdf0b0qeo1bbbskiunifryg">
               <w:r>
                 <w:rPr>
                   <w:rFonts w:ascii="Arial" w:cs="Arial" w:eastAsia="Arial" w:hAnsi="Arial"/>
@@ -20130,7 +20130,7 @@
               </w:rPr>
               <w:t xml:space="preserve">The class DQB (established in Lesson 1) is displayed at the front of the room. It contains the anchoring driving question ('Why does our sukuma wiki wilt in the midday sun even when the soil is wet — and what does a plant actually need to stay green, grow, and make its own food?') and sticky-note question clusters from previous lessons. Learners individually write on a sticky note: (a) ONE thing they can now explain about the sukuma wiki phenomenon that they could NOT explain before today's lesson; (b) ONE new question that today's lesson has raised for them. They post their notes on the DQB in two columns: 'NOW EXPLAINED' and 'NEW QUESTIONS.' The teacher reads selected notes aloud and briefly connects them to the lesson sequence: which new questions will be addressed in </w:t>
             </w:r>
-            <w:del w:id="9171" w:author="Claude (AI) - proposed" w:date="2026-10-15T02:49:33Z">
+            <w:del w:id="9171" w:author="Claude (AI) - proposed" w:date="2026-10-18T00:25:48Z">
               <w:r>
                 <w:rPr>
                   <w:rFonts w:ascii="Arial" w:cs="Arial" w:eastAsia="Arial" w:hAnsi="Arial"/>
@@ -20145,7 +20145,7 @@
                 <w:delText xml:space="preserve">Lessons 6–7</w:delText>
               </w:r>
             </w:del>
-            <w:ins w:id="9172" w:author="Claude (AI) - proposed" w:date="2026-10-15T02:49:33Z">
+            <w:ins w:id="9172" w:author="Claude (AI) - proposed" w:date="2026-10-18T00:25:48Z">
               <w:r>
                 <w:rPr>
                   <w:rFonts w:ascii="Arial" w:cs="Arial" w:eastAsia="Arial" w:hAnsi="Arial"/>
@@ -20173,7 +20173,7 @@
               </w:rPr>
               <w:t xml:space="preserve"> (Calvin cycle / light-independent reactions)</w:t>
             </w:r>
-            <w:ins w:id="9173" w:author="Claude (AI) - proposed" w:date="2026-10-15T02:49:33Z">
+            <w:ins w:id="9173" w:author="Claude (AI) - proposed" w:date="2026-10-18T00:25:48Z">
               <w:r>
                 <w:rPr>
                   <w:rFonts w:ascii="Arial" w:cs="Arial" w:eastAsia="Arial" w:hAnsi="Arial"/>
@@ -20234,7 +20234,7 @@
               </w:rPr>
               <w:t xml:space="preserve">Point to the DQB and say: 'When we started this unit, we looked at the sukuma wiki in Amina's kitchen garden and it raised a lot of questions we could not answer. Let's see how far we have come.' Read the driving question aloud. Say: 'Think about what you knew on Day 1 versus what you know right now. On your sticky note, write one thing you can NOW explain — be specific, use the molecular language from today. And write one new question that today's lesson has opened up for you.' Give 3 minutes of individual silent writing. Invite learners to post notes on the DQB. Read 4–5 'NOW EXPLAINED' notes aloud, affirming precise language: 'Excellent — Wanjiku wrote: the oxygen in the bubbles comes from water molecules being split at Photosystem II, not from CO₂. That is </w:t>
             </w:r>
-            <w:del w:id="9174" w:author="Claude (AI) - proposed" w:date="2026-10-15T02:49:33Z">
+            <w:del w:id="9174" w:author="Claude (AI) - proposed" w:date="2026-10-18T00:25:48Z">
               <w:r>
                 <w:rPr>
                   <w:rFonts w:ascii="Arial" w:cs="Arial" w:eastAsia="Arial" w:hAnsi="Arial"/>
@@ -20249,7 +20249,7 @@
                 <w:delText xml:space="preserve">a Nobel Prize-level insight — it took scientists decades to prove that</w:delText>
               </w:r>
             </w:del>
-            <w:ins w:id="9175" w:author="Claude (AI) - proposed" w:date="2026-10-15T02:49:33Z">
+            <w:ins w:id="9175" w:author="Claude (AI) - proposed" w:date="2026-10-18T00:25:48Z">
               <w:r>
                 <w:rPr>
                   <w:rFonts w:ascii="Arial" w:cs="Arial" w:eastAsia="Arial" w:hAnsi="Arial"/>
@@ -20399,7 +20399,7 @@
             <w:pPr>
               <w:spacing w:after="20" w:before="0"/>
             </w:pPr>
-            <w:hyperlink w:history="1" r:id="rIdhw8j8iur4hyws6kcq3lkg">
+            <w:hyperlink w:history="1" r:id="rIdhssa3qj1f2t9bwmdi_ba2">
               <w:r>
                 <w:rPr>
                   <w:rFonts w:ascii="Arial" w:cs="Arial" w:eastAsia="Arial" w:hAnsi="Arial"/>
@@ -20432,7 +20432,7 @@
               <w:spacing w:after="10" w:before="0"/>
               <w:ind w:left="120"/>
             </w:pPr>
-            <w:hyperlink w:history="1" r:id="rIdfpgt7sj1krcrlkzt8vgk2">
+            <w:hyperlink w:history="1" r:id="rIdym-mfw7ampg-i5_r4oz7m">
               <w:r>
                 <w:rPr>
                   <w:rFonts w:ascii="Arial" w:cs="Arial" w:eastAsia="Arial" w:hAnsi="Arial"/>
@@ -20477,7 +20477,7 @@
             <w:pPr>
               <w:spacing w:after="20" w:before="0"/>
             </w:pPr>
-            <w:hyperlink w:history="1" r:id="rIdzerjuahd_ikcakfw_68b-">
+            <w:hyperlink w:history="1" r:id="rIdnkgk8n7luymui_-yy1onr">
               <w:r>
                 <w:rPr>
                   <w:rFonts w:ascii="Arial" w:cs="Arial" w:eastAsia="Arial" w:hAnsi="Arial"/>
@@ -20510,7 +20510,7 @@
               <w:spacing w:after="10" w:before="0"/>
               <w:ind w:left="120"/>
             </w:pPr>
-            <w:hyperlink w:history="1" r:id="rIdjripcw2cxcyuefrlgdiab">
+            <w:hyperlink w:history="1" r:id="rId_w9oml1cevlvz-izm9f0e">
               <w:r>
                 <w:rPr>
                   <w:rFonts w:ascii="Arial" w:cs="Arial" w:eastAsia="Arial" w:hAnsi="Arial"/>
@@ -20555,7 +20555,7 @@
               </w:rPr>
               <w:t xml:space="preserve">Learners retrieve their cumulative photosynthesis model </w:t>
             </w:r>
-            <w:del w:id="9176" w:author="Claude (AI) - proposed" w:date="2026-10-15T02:49:33Z">
+            <w:del w:id="9176" w:author="Claude (AI) - proposed" w:date="2026-10-18T00:25:48Z">
               <w:r>
                 <w:rPr>
                   <w:rFonts w:ascii="Arial" w:cs="Arial" w:eastAsia="Arial" w:hAnsi="Arial"/>
@@ -20570,7 +20570,7 @@
                 <w:delText xml:space="preserve">begun</w:delText>
               </w:r>
             </w:del>
-            <w:ins w:id="9177" w:author="Claude (AI) - proposed" w:date="2026-10-15T02:49:33Z">
+            <w:ins w:id="9177" w:author="Claude (AI) - proposed" w:date="2026-10-18T00:25:48Z">
               <w:r>
                 <w:rPr>
                   <w:rFonts w:ascii="Arial" w:cs="Arial" w:eastAsia="Arial" w:hAnsi="Arial"/>
@@ -20598,7 +20598,7 @@
               </w:rPr>
               <w:t xml:space="preserve"> in Lesson 3 </w:t>
             </w:r>
-            <w:del w:id="9178" w:author="Claude (AI) - proposed" w:date="2026-10-15T02:49:33Z">
+            <w:del w:id="9178" w:author="Claude (AI) - proposed" w:date="2026-10-18T00:25:48Z">
               <w:r>
                 <w:rPr>
                   <w:rFonts w:ascii="Arial" w:cs="Arial" w:eastAsia="Arial" w:hAnsi="Arial"/>
@@ -20613,7 +20613,7 @@
                 <w:delText xml:space="preserve">(a hand-drawn diagram</w:delText>
               </w:r>
             </w:del>
-            <w:ins w:id="9179" w:author="Claude (AI) - proposed" w:date="2026-10-15T02:49:33Z">
+            <w:ins w:id="9179" w:author="Claude (AI) - proposed" w:date="2026-10-18T00:25:48Z">
               <w:r>
                 <w:rPr>
                   <w:rFonts w:ascii="Arial" w:cs="Arial" w:eastAsia="Arial" w:hAnsi="Arial"/>
@@ -20641,7 +20641,7 @@
               </w:rPr>
               <w:t xml:space="preserve"> of the chloroplast </w:t>
             </w:r>
-            <w:del w:id="9180" w:author="Claude (AI) - proposed" w:date="2026-10-15T02:49:33Z">
+            <w:del w:id="9180" w:author="Claude (AI) - proposed" w:date="2026-10-18T00:25:48Z">
               <w:r>
                 <w:rPr>
                   <w:rFonts w:ascii="Arial" w:cs="Arial" w:eastAsia="Arial" w:hAnsi="Arial"/>
@@ -20656,7 +20656,7 @@
                 <w:delText xml:space="preserve">that has been revised after each lesson). In Lesson 4, their models showed the chloroplast as</w:delText>
               </w:r>
             </w:del>
-            <w:ins w:id="9181" w:author="Claude (AI) - proposed" w:date="2026-10-15T02:49:33Z">
+            <w:ins w:id="9181" w:author="Claude (AI) - proposed" w:date="2026-10-18T00:25:48Z">
               <w:r>
                 <w:rPr>
                   <w:rFonts w:ascii="Arial" w:cs="Arial" w:eastAsia="Arial" w:hAnsi="Arial"/>
@@ -20684,7 +20684,7 @@
               </w:rPr>
               <w:t xml:space="preserve"> a 'black box' with light</w:t>
             </w:r>
-            <w:del w:id="9182" w:author="Claude (AI) - proposed" w:date="2026-10-15T02:49:33Z">
+            <w:del w:id="9182" w:author="Claude (AI) - proposed" w:date="2026-10-18T00:25:48Z">
               <w:r>
                 <w:rPr>
                   <w:rFonts w:ascii="Arial" w:cs="Arial" w:eastAsia="Arial" w:hAnsi="Arial"/>
@@ -20699,7 +20699,7 @@
                 <w:delText xml:space="preserve"> and water</w:delText>
               </w:r>
             </w:del>
-            <w:ins w:id="9183" w:author="Claude (AI) - proposed" w:date="2026-10-15T02:49:33Z">
+            <w:ins w:id="9183" w:author="Claude (AI) - proposed" w:date="2026-10-18T00:25:48Z">
               <w:r>
                 <w:rPr>
                   <w:rFonts w:ascii="Arial" w:cs="Arial" w:eastAsia="Arial" w:hAnsi="Arial"/>
@@ -20727,7 +20727,7 @@
               </w:rPr>
               <w:t xml:space="preserve"> entering and oxygen and </w:t>
             </w:r>
-            <w:del w:id="9184" w:author="Claude (AI) - proposed" w:date="2026-10-15T02:49:33Z">
+            <w:del w:id="9184" w:author="Claude (AI) - proposed" w:date="2026-10-18T00:25:48Z">
               <w:r>
                 <w:rPr>
                   <w:rFonts w:ascii="Arial" w:cs="Arial" w:eastAsia="Arial" w:hAnsi="Arial"/>
@@ -20742,7 +20742,7 @@
                 <w:delText xml:space="preserve">'energy'</w:delText>
               </w:r>
             </w:del>
-            <w:ins w:id="9185" w:author="Claude (AI) - proposed" w:date="2026-10-15T02:49:33Z">
+            <w:ins w:id="9185" w:author="Claude (AI) - proposed" w:date="2026-10-18T00:25:48Z">
               <w:r>
                 <w:rPr>
                   <w:rFonts w:ascii="Arial" w:cs="Arial" w:eastAsia="Arial" w:hAnsi="Arial"/>
@@ -20803,7 +20803,7 @@
               </w:rPr>
               <w:t xml:space="preserve">Say: 'Get out your photosynthesis model from Lesson 3. Look at it — </w:t>
             </w:r>
-            <w:del w:id="9186" w:author="Claude (AI) - proposed" w:date="2026-10-15T02:49:33Z">
+            <w:del w:id="9186" w:author="Claude (AI) - proposed" w:date="2026-10-18T00:25:48Z">
               <w:r>
                 <w:rPr>
                   <w:rFonts w:ascii="Arial" w:cs="Arial" w:eastAsia="Arial" w:hAnsi="Arial"/>
@@ -20818,7 +20818,7 @@
                 <w:delText xml:space="preserve">you drew the chloroplast as a box. You wrote light and water</w:delText>
               </w:r>
             </w:del>
-            <w:ins w:id="9187" w:author="Claude (AI) - proposed" w:date="2026-10-15T02:49:33Z">
+            <w:ins w:id="9187" w:author="Claude (AI) - proposed" w:date="2026-10-18T00:25:48Z">
               <w:r>
                 <w:rPr>
                   <w:rFonts w:ascii="Arial" w:cs="Arial" w:eastAsia="Arial" w:hAnsi="Arial"/>
@@ -20846,7 +20846,7 @@
               </w:rPr>
               <w:t xml:space="preserve"> going in, and oxygen and </w:t>
             </w:r>
-            <w:del w:id="9188" w:author="Claude (AI) - proposed" w:date="2026-10-15T02:49:33Z">
+            <w:del w:id="9188" w:author="Claude (AI) - proposed" w:date="2026-10-18T00:25:48Z">
               <w:r>
                 <w:rPr>
                   <w:rFonts w:ascii="Arial" w:cs="Arial" w:eastAsia="Arial" w:hAnsi="Arial"/>
@@ -20861,7 +20861,7 @@
                 <w:delText xml:space="preserve">energy</w:delText>
               </w:r>
             </w:del>
-            <w:ins w:id="9189" w:author="Claude (AI) - proposed" w:date="2026-10-15T02:49:33Z">
+            <w:ins w:id="9189" w:author="Claude (AI) - proposed" w:date="2026-10-18T00:25:48Z">
               <w:r>
                 <w:rPr>
                   <w:rFonts w:ascii="Arial" w:cs="Arial" w:eastAsia="Arial" w:hAnsi="Arial"/>
@@ -20889,7 +20889,7 @@
               </w:rPr>
               <w:t xml:space="preserve"> coming out. Today you are going to show WHAT IS HAPPENING INSIDE that box.' Display your own model (teacher's reference copy, projected) showing the Lesson 3–4 version with the thylakoid still unlabelled. Say: 'I want you to add the internal machinery we traced today. Use your annotated diagram as a reference — do not copy from a textbook, use YOUR diagram.' Give 8 minutes for model revision. Circulate and ask 3 targeted questions to individual learners: 'Show me on your model where the oxygen is produced — can you point to the exact step?' 'Your model shows ATP being made — can you write next to it why ATP is needed? What will the plant use it for?' 'Looking at your model, if </w:t>
             </w:r>
-            <w:del w:id="9190" w:author="Claude (AI) - proposed" w:date="2026-10-15T02:49:33Z">
+            <w:del w:id="9190" w:author="Claude (AI) - proposed" w:date="2026-10-18T00:25:48Z">
               <w:r>
                 <w:rPr>
                   <w:rFonts w:ascii="Arial" w:cs="Arial" w:eastAsia="Arial" w:hAnsi="Arial"/>
@@ -20904,7 +20904,7 @@
                 <w:delText xml:space="preserve">chlorophyll is destroyed by a disease that bleaches leaves — like what happened to the shaded sukuma wiki —</w:delText>
               </w:r>
             </w:del>
-            <w:ins w:id="9191" w:author="Claude (AI) - proposed" w:date="2026-10-15T02:49:33Z">
+            <w:ins w:id="9191" w:author="Claude (AI) - proposed" w:date="2026-10-18T00:25:48Z">
               <w:r>
                 <w:rPr>
                   <w:rFonts w:ascii="Arial" w:cs="Arial" w:eastAsia="Arial" w:hAnsi="Arial"/>
@@ -21343,7 +21343,7 @@
               </w:rPr>
               <w:t xml:space="preserve">Learners </w:t>
             </w:r>
-            <w:del w:id="9192" w:author="Claude (AI) - proposed" w:date="2026-10-15T02:49:33Z">
+            <w:del w:id="9192" w:author="Claude (AI) - proposed" w:date="2026-10-18T00:25:48Z">
               <w:r>
                 <w:rPr>
                   <w:rFonts w:ascii="Arial" w:cs="Arial" w:eastAsia="Arial" w:hAnsi="Arial"/>
@@ -21358,7 +21358,7 @@
                 <w:delText xml:space="preserve">reviewed</w:delText>
               </w:r>
             </w:del>
-            <w:ins w:id="9193" w:author="Claude (AI) - proposed" w:date="2026-10-15T02:49:33Z">
+            <w:ins w:id="9193" w:author="Claude (AI) - proposed" w:date="2026-10-18T00:25:48Z">
               <w:r>
                 <w:rPr>
                   <w:rFonts w:ascii="Arial" w:cs="Arial" w:eastAsia="Arial" w:hAnsi="Arial"/>
@@ -21386,7 +21386,7 @@
               </w:rPr>
               <w:t xml:space="preserve"> Elodea oxygen-bubble </w:t>
             </w:r>
-            <w:del w:id="9194" w:author="Claude (AI) - proposed" w:date="2026-10-15T02:49:33Z">
+            <w:del w:id="9194" w:author="Claude (AI) - proposed" w:date="2026-10-18T00:25:48Z">
               <w:r>
                 <w:rPr>
                   <w:rFonts w:ascii="Arial" w:cs="Arial" w:eastAsia="Arial" w:hAnsi="Arial"/>
@@ -21401,7 +21401,7 @@
                 <w:delText xml:space="preserve">count data from Lesson 4</w:delText>
               </w:r>
             </w:del>
-            <w:ins w:id="9195" w:author="Claude (AI) - proposed" w:date="2026-10-15T02:49:33Z">
+            <w:ins w:id="9195" w:author="Claude (AI) - proposed" w:date="2026-10-18T00:25:48Z">
               <w:r>
                 <w:rPr>
                   <w:rFonts w:ascii="Arial" w:cs="Arial" w:eastAsia="Arial" w:hAnsi="Arial"/>
@@ -21497,7 +21497,7 @@
               </w:rPr>
               <w:t xml:space="preserve">Learners traced the sequence of light-dependent reactions: light absorption by chlorophyll in PSII and PSI → excitation and transfer of electrons → photolysis of water (2H₂O → 4H⁺ + 4e⁻ + O₂) as the electron source → chemiosmotic synthesis of ATP (photophosphorylation) via ATP synthase → reduction of NADP⁺ to NADPH at PSI → release of ATP and NADPH to the stroma for use in the Calvin cycle. They connected O₂ release to the Elodea bubble </w:t>
             </w:r>
-            <w:del w:id="9196" w:author="Claude (AI) - proposed" w:date="2026-10-15T02:49:33Z">
+            <w:del w:id="9196" w:author="Claude (AI) - proposed" w:date="2026-10-18T00:25:48Z">
               <w:r>
                 <w:rPr>
                   <w:rFonts w:ascii="Arial" w:cs="Arial" w:eastAsia="Arial" w:hAnsi="Arial"/>
@@ -21512,7 +21512,7 @@
                 <w:delText xml:space="preserve">observations</w:delText>
               </w:r>
             </w:del>
-            <w:ins w:id="9197" w:author="Claude (AI) - proposed" w:date="2026-10-15T02:49:33Z">
+            <w:ins w:id="9197" w:author="Claude (AI) - proposed" w:date="2026-10-18T00:25:48Z">
               <w:r>
                 <w:rPr>
                   <w:rFonts w:ascii="Arial" w:cs="Arial" w:eastAsia="Arial" w:hAnsi="Arial"/>
@@ -21628,7 +21628,7 @@
         </w:rPr>
         <w:t xml:space="preserve">© 2026 SeaVuria and ARES. Aligned with KICD objectives. Developed by SeaVuria; technical implementation by ARES (with AI assistance from Claude). Licensed under </w:t>
       </w:r>
-      <w:hyperlink w:history="1" r:id="rIdaegex3wxjplcnnl6mbfwr">
+      <w:hyperlink w:history="1" r:id="rIdekdvnnfdoi_t2hvdktkcj">
         <w:r>
           <w:rPr>
             <w:rFonts w:ascii="Arial" w:cs="Arial" w:eastAsia="Arial" w:hAnsi="Arial"/>
@@ -21649,7 +21649,7 @@
         </w:rPr>
         <w:t xml:space="preserve"> (</w:t>
       </w:r>
-      <w:hyperlink w:history="1" r:id="rId-iv95zx6mchng0n3fm_fh">
+      <w:hyperlink w:history="1" r:id="rIdjewq627sxmcaaw4sgtpml">
         <w:r>
           <w:rPr>
             <w:rFonts w:ascii="Arial" w:cs="Arial" w:eastAsia="Arial" w:hAnsi="Arial"/>
@@ -22170,7 +22170,7 @@
               </w:rPr>
               <w:t xml:space="preserve">How do plants </w:t>
             </w:r>
-            <w:del w:id="9198" w:author="Claude (AI) - proposed" w:date="2026-10-15T02:49:33Z">
+            <w:del w:id="9198" w:author="Claude (AI) - proposed" w:date="2026-10-18T00:25:48Z">
               <w:r>
                 <w:rPr>
                   <w:rFonts w:ascii="Arial" w:cs="Arial" w:eastAsia="Arial" w:hAnsi="Arial"/>
@@ -22185,7 +22185,7 @@
                 <w:delText xml:space="preserve">make their own food?</w:delText>
               </w:r>
             </w:del>
-            <w:ins w:id="9199" w:author="Claude (AI) - proposed" w:date="2026-10-15T02:49:33Z">
+            <w:ins w:id="9199" w:author="Claude (AI) - proposed" w:date="2026-10-18T00:25:48Z">
               <w:r>
                 <w:rPr>
                   <w:rFonts w:ascii="Arial" w:cs="Arial" w:eastAsia="Arial" w:hAnsi="Arial"/>
@@ -22732,7 +22732,7 @@
             <w:pPr>
               <w:spacing w:after="20" w:before="0"/>
             </w:pPr>
-            <w:hyperlink w:history="1" r:id="rId4b9laggsmykbbjb730mgh">
+            <w:hyperlink w:history="1" r:id="rId3cddjbmo1oyx7gzsg8mud">
               <w:r>
                 <w:rPr>
                   <w:rFonts w:ascii="Arial" w:cs="Arial" w:eastAsia="Arial" w:hAnsi="Arial"/>
@@ -22765,7 +22765,7 @@
               <w:spacing w:after="10" w:before="0"/>
               <w:ind w:left="120"/>
             </w:pPr>
-            <w:hyperlink w:history="1" r:id="rIduyzny9zvlanktcs8lxx1a">
+            <w:hyperlink w:history="1" r:id="rIdmxnrdyhwp5m73cwr8j7d0">
               <w:r>
                 <w:rPr>
                   <w:rFonts w:ascii="Arial" w:cs="Arial" w:eastAsia="Arial" w:hAnsi="Arial"/>
@@ -22810,7 +22810,7 @@
             <w:pPr>
               <w:spacing w:after="20" w:before="0"/>
             </w:pPr>
-            <w:hyperlink w:history="1" r:id="rId6ai1gjsulenthpir2eb0w">
+            <w:hyperlink w:history="1" r:id="rIdfxjco-f5zuugvrlc0wbgz">
               <w:r>
                 <w:rPr>
                   <w:rFonts w:ascii="Arial" w:cs="Arial" w:eastAsia="Arial" w:hAnsi="Arial"/>
@@ -22843,7 +22843,7 @@
               <w:spacing w:after="10" w:before="0"/>
               <w:ind w:left="120"/>
             </w:pPr>
-            <w:hyperlink w:history="1" r:id="rIdl9mmwzpxtsszdzfjfocl2">
+            <w:hyperlink w:history="1" r:id="rIde1of6ofamv-acgwf4qipp">
               <w:r>
                 <w:rPr>
                   <w:rFonts w:ascii="Arial" w:cs="Arial" w:eastAsia="Arial" w:hAnsi="Arial"/>
@@ -22987,7 +22987,7 @@
               </w:rPr>
               <w:t xml:space="preserve">Teacher circulates and scans written predictions. Observable indicators of prior understanding: (1) Learner correctly names ATP/NADPH as energy/hydrogen carriers for the next stage — indicates strong carry-over from Lesson 5; (2) Learner mentions 'stroma' — indicates recall of chloroplast structure from Lesson </w:t>
             </w:r>
-            <w:del w:id="9200" w:author="Claude (AI) - proposed" w:date="2026-10-15T02:49:33Z">
+            <w:del w:id="9200" w:author="Claude (AI) - proposed" w:date="2026-10-18T00:25:48Z">
               <w:r>
                 <w:rPr>
                   <w:rFonts w:ascii="Arial" w:cs="Arial" w:eastAsia="Arial" w:hAnsi="Arial"/>
@@ -23002,7 +23002,7 @@
                 <w:delText xml:space="preserve">4</w:delText>
               </w:r>
             </w:del>
-            <w:ins w:id="9201" w:author="Claude (AI) - proposed" w:date="2026-10-15T02:49:33Z">
+            <w:ins w:id="9201" w:author="Claude (AI) - proposed" w:date="2026-10-18T00:25:48Z">
               <w:r>
                 <w:rPr>
                   <w:rFonts w:ascii="Arial" w:cs="Arial" w:eastAsia="Arial" w:hAnsi="Arial"/>
@@ -23086,7 +23086,7 @@
             <w:pPr>
               <w:spacing w:after="20" w:before="0"/>
             </w:pPr>
-            <w:hyperlink w:history="1" r:id="rIdropxnkvwoxugwkkteus6l">
+            <w:hyperlink w:history="1" r:id="rIdzlb81i6zndmwux86htdcr">
               <w:r>
                 <w:rPr>
                   <w:rFonts w:ascii="Arial" w:cs="Arial" w:eastAsia="Arial" w:hAnsi="Arial"/>
@@ -23119,7 +23119,7 @@
               <w:spacing w:after="10" w:before="0"/>
               <w:ind w:left="120"/>
             </w:pPr>
-            <w:hyperlink w:history="1" r:id="rIdezluq_seujqgyo4h8v_n9">
+            <w:hyperlink w:history="1" r:id="rIdlwkosxdcf7h1pcsle0c_f">
               <w:r>
                 <w:rPr>
                   <w:rFonts w:ascii="Arial" w:cs="Arial" w:eastAsia="Arial" w:hAnsi="Arial"/>
@@ -23164,7 +23164,7 @@
             <w:pPr>
               <w:spacing w:after="20" w:before="0"/>
             </w:pPr>
-            <w:hyperlink w:history="1" r:id="rIdqpnebd7pt2vxhenjq2xtj">
+            <w:hyperlink w:history="1" r:id="rIdfdsbntekgl1gldw0domfl">
               <w:r>
                 <w:rPr>
                   <w:rFonts w:ascii="Arial" w:cs="Arial" w:eastAsia="Arial" w:hAnsi="Arial"/>
@@ -23197,7 +23197,7 @@
               <w:spacing w:after="10" w:before="0"/>
               <w:ind w:left="120"/>
             </w:pPr>
-            <w:hyperlink w:history="1" r:id="rId6foba57w6nri8vw3ugbii">
+            <w:hyperlink w:history="1" r:id="rIdfrkrsrg4dkpiiudyydn7k">
               <w:r>
                 <w:rPr>
                   <w:rFonts w:ascii="Arial" w:cs="Arial" w:eastAsia="Arial" w:hAnsi="Arial"/>
@@ -23242,7 +23242,7 @@
               </w:rPr>
               <w:t xml:space="preserve">Part A — Annotated Diagram Walk (10 min): Each learner receives (or views on screen) a simplified diagram of the Calvin cycle showing: </w:t>
             </w:r>
-            <w:ins w:id="9202" w:author="Claude (AI) - proposed" w:date="2026-10-15T02:49:33Z">
+            <w:ins w:id="9202" w:author="Claude (AI) - proposed" w:date="2026-10-18T00:25:48Z">
               <w:r>
                 <w:rPr>
                   <w:rFonts w:ascii="Arial" w:cs="Arial" w:eastAsia="Arial" w:hAnsi="Arial"/>
@@ -23270,7 +23270,7 @@
               </w:rPr>
               <w:t xml:space="preserve">RuBP (5C) +</w:t>
             </w:r>
-            <w:ins w:id="9203" w:author="Claude (AI) - proposed" w:date="2026-10-15T02:49:33Z">
+            <w:ins w:id="9203" w:author="Claude (AI) - proposed" w:date="2026-10-18T00:25:48Z">
               <w:r>
                 <w:rPr>
                   <w:rFonts w:ascii="Arial" w:cs="Arial" w:eastAsia="Arial" w:hAnsi="Arial"/>
@@ -23453,7 +23453,7 @@
             <w:pPr>
               <w:spacing w:after="20" w:before="0"/>
             </w:pPr>
-            <w:hyperlink w:history="1" r:id="rIduc4o9mp4bg5on3ie0ay_b">
+            <w:hyperlink w:history="1" r:id="rIdm8-aka4cwpdrufqxiy-vs">
               <w:r>
                 <w:rPr>
                   <w:rFonts w:ascii="Arial" w:cs="Arial" w:eastAsia="Arial" w:hAnsi="Arial"/>
@@ -23502,7 +23502,7 @@
               <w:spacing w:after="10" w:before="0"/>
               <w:ind w:left="120"/>
             </w:pPr>
-            <w:hyperlink w:history="1" r:id="rIdmpnhh3b5yyxgadc9gx0oq">
+            <w:hyperlink w:history="1" r:id="rId0nx6qwpglchn3wzd1zl2l">
               <w:r>
                 <w:rPr>
                   <w:rFonts w:ascii="Arial" w:cs="Arial" w:eastAsia="Arial" w:hAnsi="Arial"/>
@@ -23547,7 +23547,7 @@
             <w:pPr>
               <w:spacing w:after="20" w:before="0"/>
             </w:pPr>
-            <w:hyperlink w:history="1" r:id="rIdtacykqhndcvpte91vuref">
+            <w:hyperlink w:history="1" r:id="rIddq5vuqejlbrrvsxv2uu_8">
               <w:r>
                 <w:rPr>
                   <w:rFonts w:ascii="Arial" w:cs="Arial" w:eastAsia="Arial" w:hAnsi="Arial"/>
@@ -23580,7 +23580,7 @@
               <w:spacing w:after="10" w:before="0"/>
               <w:ind w:left="120"/>
             </w:pPr>
-            <w:hyperlink w:history="1" r:id="rIdca0ctlnlumv0n7y-hzcqq">
+            <w:hyperlink w:history="1" r:id="rIdxxsifc0qfhruxdvtpxnls">
               <w:r>
                 <w:rPr>
                   <w:rFonts w:ascii="Arial" w:cs="Arial" w:eastAsia="Arial" w:hAnsi="Arial"/>
@@ -23691,7 +23691,7 @@
               </w:rPr>
               <w:t xml:space="preserve">Collaborative Board Construction + Causal Chain Narration (Visible Thinking + Mechanistic Reasoning): Co-constructing the diagram makes the class's collective understanding visible and correctable in real time — errors are caught publicly and revised, modelling scientific practice. The explicit causal chain narration (using the connector 'therefore' between each step) trains learners in mechanistic explanation, a core </w:t>
             </w:r>
-            <w:del w:id="9204" w:author="Claude (AI) - proposed" w:date="2026-10-15T02:49:33Z">
+            <w:del w:id="9204" w:author="Claude (AI) - proposed" w:date="2026-10-18T00:25:48Z">
               <w:r>
                 <w:rPr>
                   <w:rFonts w:ascii="Arial" w:cs="Arial" w:eastAsia="Arial" w:hAnsi="Arial"/>
@@ -23706,7 +23706,7 @@
                 <w:delText xml:space="preserve">NGSS Science and Engineering Practice (Constructing Explanations</w:delText>
               </w:r>
             </w:del>
-            <w:ins w:id="9205" w:author="Claude (AI) - proposed" w:date="2026-10-15T02:49:33Z">
+            <w:ins w:id="9205" w:author="Claude (AI) - proposed" w:date="2026-10-18T00:25:48Z">
               <w:r>
                 <w:rPr>
                   <w:rFonts w:ascii="Arial" w:cs="Arial" w:eastAsia="Arial" w:hAnsi="Arial"/>
@@ -23823,7 +23823,7 @@
             <w:pPr>
               <w:spacing w:after="20" w:before="0"/>
             </w:pPr>
-            <w:hyperlink w:history="1" r:id="rIdwhbkzz13weeqv6othrixm">
+            <w:hyperlink w:history="1" r:id="rIdethy_m8feruruhp2tuxse">
               <w:r>
                 <w:rPr>
                   <w:rFonts w:ascii="Arial" w:cs="Arial" w:eastAsia="Arial" w:hAnsi="Arial"/>
@@ -23872,7 +23872,7 @@
               <w:spacing w:after="10" w:before="0"/>
               <w:ind w:left="120"/>
             </w:pPr>
-            <w:hyperlink w:history="1" r:id="rIdk6yhszphbeobr73qk9w4a">
+            <w:hyperlink w:history="1" r:id="rId0lhzx6zx2fqmye9dqp15m">
               <w:r>
                 <w:rPr>
                   <w:rFonts w:ascii="Arial" w:cs="Arial" w:eastAsia="Arial" w:hAnsi="Arial"/>
@@ -23917,7 +23917,7 @@
             <w:pPr>
               <w:spacing w:after="20" w:before="0"/>
             </w:pPr>
-            <w:hyperlink w:history="1" r:id="rIdryqee8wcpdmg9ztemkn2u">
+            <w:hyperlink w:history="1" r:id="rIdyfajpzudjudu1cidp4bbe">
               <w:r>
                 <w:rPr>
                   <w:rFonts w:ascii="Arial" w:cs="Arial" w:eastAsia="Arial" w:hAnsi="Arial"/>
@@ -23950,7 +23950,7 @@
               <w:spacing w:after="10" w:before="0"/>
               <w:ind w:left="120"/>
             </w:pPr>
-            <w:hyperlink w:history="1" r:id="rIdsubbvx0sla1jm_cklqejn">
+            <w:hyperlink w:history="1" r:id="rId-qksm9wvzerwiofg5lthq">
               <w:r>
                 <w:rPr>
                   <w:rFonts w:ascii="Arial" w:cs="Arial" w:eastAsia="Arial" w:hAnsi="Arial"/>
@@ -24028,7 +24028,7 @@
               </w:rPr>
               <w:t xml:space="preserve">Direct learners to the DQB: 'Look at the questions we have built up over six lessons. You now know about both stages of photosynthesis. Pick any two questions you can answer today — not questions about </w:t>
             </w:r>
-            <w:del w:id="9206" w:author="Claude (AI) - proposed" w:date="2026-10-15T02:49:33Z">
+            <w:del w:id="9206" w:author="Claude (AI) - proposed" w:date="2026-10-18T00:25:48Z">
               <w:r>
                 <w:rPr>
                   <w:rFonts w:ascii="Arial" w:cs="Arial" w:eastAsia="Arial" w:hAnsi="Arial"/>
@@ -24043,7 +24043,7 @@
                 <w:delText xml:space="preserve">transport or wilting</w:delText>
               </w:r>
             </w:del>
-            <w:ins w:id="9207" w:author="Claude (AI) - proposed" w:date="2026-10-15T02:49:33Z">
+            <w:ins w:id="9207" w:author="Claude (AI) - proposed" w:date="2026-10-18T00:25:48Z">
               <w:r>
                 <w:rPr>
                   <w:rFonts w:ascii="Arial" w:cs="Arial" w:eastAsia="Arial" w:hAnsi="Arial"/>
@@ -24071,7 +24071,7 @@
               </w:rPr>
               <w:t xml:space="preserve"> yet, those are coming</w:t>
             </w:r>
-            <w:ins w:id="9208" w:author="Claude (AI) - proposed" w:date="2026-10-15T02:49:33Z">
+            <w:ins w:id="9208" w:author="Claude (AI) - proposed" w:date="2026-10-18T00:25:48Z">
               <w:r>
                 <w:rPr>
                   <w:rFonts w:ascii="Arial" w:cs="Arial" w:eastAsia="Arial" w:hAnsi="Arial"/>
@@ -24099,7 +24099,7 @@
               </w:rPr>
               <w:t xml:space="preserve">. Write your answer on a GREEN sticky note and pin it below the question.' Allow 5 minutes. Then say: 'Before we leave the DQB, add one new question the Calvin cycle has raised for you — something you are still curious about. Pink sticky note, top right cluster.' After posting, cold-call 2 learners to read an answered question and their evidence. Say: 'Notice how our board is filling up with answers — we are building a scientific explanation together, piece by piece, just like researchers at </w:t>
             </w:r>
-            <w:del w:id="9209" w:author="Claude (AI) - proposed" w:date="2026-10-15T02:49:33Z">
+            <w:del w:id="9209" w:author="Claude (AI) - proposed" w:date="2026-10-18T00:25:48Z">
               <w:r>
                 <w:rPr>
                   <w:rFonts w:ascii="Arial" w:cs="Arial" w:eastAsia="Arial" w:hAnsi="Arial"/>
@@ -24114,7 +24114,7 @@
                 <w:delText xml:space="preserve">KEMRI</w:delText>
               </w:r>
             </w:del>
-            <w:ins w:id="9210" w:author="Claude (AI) - proposed" w:date="2026-10-15T02:49:33Z">
+            <w:ins w:id="9210" w:author="Claude (AI) - proposed" w:date="2026-10-18T00:25:48Z">
               <w:r>
                 <w:rPr>
                   <w:rFonts w:ascii="Arial" w:cs="Arial" w:eastAsia="Arial" w:hAnsi="Arial"/>
@@ -24175,7 +24175,7 @@
               </w:rPr>
               <w:t xml:space="preserve">Driving Question Board Revisit (Metacognitive Monitoring + Collaborative Knowledge Building): Returning to the DQB makes learning progress visible — learners literally see their questions being answered, which builds epistemic confidence. Adding new questions models the scientific disposition that answering one question generates further inquiry. Referencing Kenyan research institutions (</w:t>
             </w:r>
-            <w:del w:id="9211" w:author="Claude (AI) - proposed" w:date="2026-10-15T02:49:33Z">
+            <w:del w:id="9211" w:author="Claude (AI) - proposed" w:date="2026-10-18T00:25:48Z">
               <w:r>
                 <w:rPr>
                   <w:rFonts w:ascii="Arial" w:cs="Arial" w:eastAsia="Arial" w:hAnsi="Arial"/>
@@ -24190,7 +24190,7 @@
                 <w:delText xml:space="preserve">KEMRI</w:delText>
               </w:r>
             </w:del>
-            <w:ins w:id="9212" w:author="Claude (AI) - proposed" w:date="2026-10-15T02:49:33Z">
+            <w:ins w:id="9212" w:author="Claude (AI) - proposed" w:date="2026-10-18T00:25:48Z">
               <w:r>
                 <w:rPr>
                   <w:rFonts w:ascii="Arial" w:cs="Arial" w:eastAsia="Arial" w:hAnsi="Arial"/>
@@ -24307,7 +24307,7 @@
             <w:pPr>
               <w:spacing w:after="20" w:before="0"/>
             </w:pPr>
-            <w:hyperlink w:history="1" r:id="rIdc6smwdoozb9zq4heojx3c">
+            <w:hyperlink w:history="1" r:id="rIdqtt0lgaapnlrgoclowu3d">
               <w:r>
                 <w:rPr>
                   <w:rFonts w:ascii="Arial" w:cs="Arial" w:eastAsia="Arial" w:hAnsi="Arial"/>
@@ -24356,7 +24356,7 @@
               <w:spacing w:after="10" w:before="0"/>
               <w:ind w:left="120"/>
             </w:pPr>
-            <w:hyperlink w:history="1" r:id="rIdvrtvqq8kai2mh4_xiwo0m">
+            <w:hyperlink w:history="1" r:id="rIdaovvpu8wp9xkb8n2gc_lo">
               <w:r>
                 <w:rPr>
                   <w:rFonts w:ascii="Arial" w:cs="Arial" w:eastAsia="Arial" w:hAnsi="Arial"/>
@@ -24401,7 +24401,7 @@
             <w:pPr>
               <w:spacing w:after="20" w:before="0"/>
             </w:pPr>
-            <w:hyperlink w:history="1" r:id="rId7syd3e6tuv2xsni3f6owd">
+            <w:hyperlink w:history="1" r:id="rId6wae--neswjsitfjqzhih">
               <w:r>
                 <w:rPr>
                   <w:rFonts w:ascii="Arial" w:cs="Arial" w:eastAsia="Arial" w:hAnsi="Arial"/>
@@ -24434,7 +24434,7 @@
               <w:spacing w:after="10" w:before="0"/>
               <w:ind w:left="120"/>
             </w:pPr>
-            <w:hyperlink w:history="1" r:id="rId0ibwurfjulythf4ebusmj">
+            <w:hyperlink w:history="1" r:id="rIdgksd7qa3cd8recs9odbcl">
               <w:r>
                 <w:rPr>
                   <w:rFonts w:ascii="Arial" w:cs="Arial" w:eastAsia="Arial" w:hAnsi="Arial"/>
@@ -24545,7 +24545,7 @@
               </w:rPr>
               <w:t xml:space="preserve">Cumulative Model Revision (Progressive Model-Based Reasoning): Requiring learners to physically add to and revise an existing model (rather than draw a new one each lesson) reinforces that scientific models are living, improving representations — a core </w:t>
             </w:r>
-            <w:del w:id="9213" w:author="Claude (AI) - proposed" w:date="2026-10-15T02:49:33Z">
+            <w:del w:id="9213" w:author="Claude (AI) - proposed" w:date="2026-10-18T00:25:48Z">
               <w:r>
                 <w:rPr>
                   <w:rFonts w:ascii="Arial" w:cs="Arial" w:eastAsia="Arial" w:hAnsi="Arial"/>
@@ -24560,7 +24560,7 @@
                 <w:delText xml:space="preserve">NGSS practice (Developing and Using Models</w:delText>
               </w:r>
             </w:del>
-            <w:ins w:id="9214" w:author="Claude (AI) - proposed" w:date="2026-10-15T02:49:33Z">
+            <w:ins w:id="9214" w:author="Claude (AI) - proposed" w:date="2026-10-18T00:25:48Z">
               <w:r>
                 <w:rPr>
                   <w:rFonts w:ascii="Arial" w:cs="Arial" w:eastAsia="Arial" w:hAnsi="Arial"/>
@@ -24716,7 +24716,7 @@
               </w:rPr>
               <w:t xml:space="preserve">After the lesson, consider: (1) Were learners able to articulate the causal chain — less light → less ATP/NADPH → slower Calvin cycle → less glucose → slower growth — without prompting? If not, the 'bridge arrow' metaphor may need more emphasis in Lesson 7's recap. (2) Did the card-sort reveal any persistent misconception that the Calvin cycle produces its own ATP independently of the light reactions? If so, plan a 3-minute 'energy budget' mini-activity at the start of Lesson 7. (3) How many exit cards showed complete two-stage diagrams with correctly labelled connecting arrows? Set a target of ≥70% of learners achieving both exit card prompts correctly. (4) Were the DQB new questions sophisticated enough to suggest learners are thinking beyond the curriculum minimum — e.g., asking about enzyme kinetics, the fate of G3P, or night-time Calvin cycle activity? Use the highest-quality new DQB questions to motivate the limiting-factors discussion in Lesson 7. (5) Did references to Kenyan contexts (Naivasha farmland, sukuma wiki biomass, </w:t>
             </w:r>
-            <w:del w:id="9215" w:author="Claude (AI) - proposed" w:date="2026-10-15T02:49:33Z">
+            <w:del w:id="9215" w:author="Claude (AI) - proposed" w:date="2026-10-18T00:25:48Z">
               <w:r>
                 <w:rPr>
                   <w:rFonts w:ascii="Arial" w:cs="Arial" w:eastAsia="Arial" w:hAnsi="Arial"/>
@@ -24731,7 +24731,7 @@
                 <w:delText xml:space="preserve">KEMRI</w:delText>
               </w:r>
             </w:del>
-            <w:ins w:id="9216" w:author="Claude (AI) - proposed" w:date="2026-10-15T02:49:33Z">
+            <w:ins w:id="9216" w:author="Claude (AI) - proposed" w:date="2026-10-18T00:25:48Z">
               <w:r>
                 <w:rPr>
                   <w:rFonts w:ascii="Arial" w:cs="Arial" w:eastAsia="Arial" w:hAnsi="Arial"/>
@@ -25045,7 +25045,7 @@
         </w:rPr>
         <w:t xml:space="preserve">© 2026 SeaVuria and ARES. Aligned with KICD objectives. Developed by SeaVuria; technical implementation by ARES (with AI assistance from Claude). Licensed under </w:t>
       </w:r>
-      <w:hyperlink w:history="1" r:id="rIdmbhe9--g6xrr2xong1k8a">
+      <w:hyperlink w:history="1" r:id="rId1ibn7uwmwom7iekfp5yvr">
         <w:r>
           <w:rPr>
             <w:rFonts w:ascii="Arial" w:cs="Arial" w:eastAsia="Arial" w:hAnsi="Arial"/>
@@ -25066,7 +25066,7 @@
         </w:rPr>
         <w:t xml:space="preserve"> (</w:t>
       </w:r>
-      <w:hyperlink w:history="1" r:id="rIdoctyqauowhot9zuzwhw2z">
+      <w:hyperlink w:history="1" r:id="rIdovn8ngipnyn2edbp-hefj">
         <w:r>
           <w:rPr>
             <w:rFonts w:ascii="Arial" w:cs="Arial" w:eastAsia="Arial" w:hAnsi="Arial"/>
@@ -25655,7 +25655,7 @@
               </w:rPr>
               <w:t xml:space="preserve">In Lesson 6, learners established that light is a raw material/energy source for photosynthesis and began to explain why the shaded sukuma wiki turned pale. Lesson 7 now moves from qualitative explanation to quantitative evidence: learners directly measure HOW MUCH light intensity matters by generating and analysing their own data. This advances the driving question — the wilting sukuma wiki recovers at night </w:t>
             </w:r>
-            <w:del w:id="9217" w:author="Claude (AI) - proposed" w:date="2026-10-15T02:49:33Z">
+            <w:del w:id="9217" w:author="Claude (AI) - proposed" w:date="2026-10-18T00:25:48Z">
               <w:r>
                 <w:rPr>
                   <w:rFonts w:ascii="Arial" w:cs="Arial" w:eastAsia="Arial" w:hAnsi="Arial"/>
@@ -25670,7 +25670,7 @@
                 <w:delText xml:space="preserve">partly because metabolic demand drops</w:delText>
               </w:r>
             </w:del>
-            <w:ins w:id="9218" w:author="Claude (AI) - proposed" w:date="2026-10-15T02:49:33Z">
+            <w:ins w:id="9218" w:author="Claude (AI) - proposed" w:date="2026-10-18T00:25:48Z">
               <w:r>
                 <w:rPr>
                   <w:rFonts w:ascii="Arial" w:cs="Arial" w:eastAsia="Arial" w:hAnsi="Arial"/>
@@ -25766,7 +25766,7 @@
               </w:rPr>
               <w:t xml:space="preserve">–  If using a lamp, warn learners not to touch the bulb — it becomes very hot</w:t>
             </w:r>
-            <w:ins w:id="9219" w:author="Claude (AI) - proposed" w:date="2026-10-15T02:49:33Z">
+            <w:ins w:id="9219" w:author="Claude (AI) - proposed" w:date="2026-10-18T00:25:48Z">
               <w:r>
                 <w:rPr>
                   <w:rFonts w:ascii="Arial" w:cs="Arial" w:eastAsia="Arial" w:hAnsi="Arial"/>
@@ -26177,7 +26177,7 @@
             <w:pPr>
               <w:spacing w:after="20" w:before="0"/>
             </w:pPr>
-            <w:hyperlink w:history="1" r:id="rIds2auqqwifl8jn0rqzsbnw">
+            <w:hyperlink w:history="1" r:id="rIdc_v2pau4dvyyg0kdx0lke">
               <w:r>
                 <w:rPr>
                   <w:rFonts w:ascii="Arial" w:cs="Arial" w:eastAsia="Arial" w:hAnsi="Arial"/>
@@ -26210,7 +26210,7 @@
               <w:spacing w:after="10" w:before="0"/>
               <w:ind w:left="120"/>
             </w:pPr>
-            <w:hyperlink w:history="1" r:id="rIddefto2e1epxhku5zmu8a3">
+            <w:hyperlink w:history="1" r:id="rIdy0yheifwwqrkp6xupli48">
               <w:r>
                 <w:rPr>
                   <w:rFonts w:ascii="Arial" w:cs="Arial" w:eastAsia="Arial" w:hAnsi="Arial"/>
@@ -26255,7 +26255,7 @@
             <w:pPr>
               <w:spacing w:after="20" w:before="0"/>
             </w:pPr>
-            <w:hyperlink w:history="1" r:id="rIduthv1fmycpljpbxmzjdio">
+            <w:hyperlink w:history="1" r:id="rIdfj-tknlkwwqklfo3eei5z">
               <w:r>
                 <w:rPr>
                   <w:rFonts w:ascii="Arial" w:cs="Arial" w:eastAsia="Arial" w:hAnsi="Arial"/>
@@ -26288,7 +26288,7 @@
               <w:spacing w:after="10" w:before="0"/>
               <w:ind w:left="120"/>
             </w:pPr>
-            <w:hyperlink w:history="1" r:id="rIdleqbe96rvzyd3byey1mrh">
+            <w:hyperlink w:history="1" r:id="rIdwdcdr0eplle5sz3teokax">
               <w:r>
                 <w:rPr>
                   <w:rFonts w:ascii="Arial" w:cs="Arial" w:eastAsia="Arial" w:hAnsi="Arial"/>
@@ -26568,7 +26568,7 @@
             <w:pPr>
               <w:spacing w:after="20" w:before="0"/>
             </w:pPr>
-            <w:hyperlink w:history="1" r:id="rIdfzotd0nbx5hn2laums2rj">
+            <w:hyperlink w:history="1" r:id="rId1pbyeoqa-0tun44fkya3p">
               <w:r>
                 <w:rPr>
                   <w:rFonts w:ascii="Arial" w:cs="Arial" w:eastAsia="Arial" w:hAnsi="Arial"/>
@@ -26601,7 +26601,7 @@
               <w:spacing w:after="10" w:before="0"/>
               <w:ind w:left="120"/>
             </w:pPr>
-            <w:hyperlink w:history="1" r:id="rIdxkphmt6r-siuyak0kd1sm">
+            <w:hyperlink w:history="1" r:id="rIdnp7enstywxfskh3lmxlbn">
               <w:r>
                 <w:rPr>
                   <w:rFonts w:ascii="Arial" w:cs="Arial" w:eastAsia="Arial" w:hAnsi="Arial"/>
@@ -26646,7 +26646,7 @@
             <w:pPr>
               <w:spacing w:after="20" w:before="0"/>
             </w:pPr>
-            <w:hyperlink w:history="1" r:id="rIdfxnt_7mmtmnmruifpajba">
+            <w:hyperlink w:history="1" r:id="rId4-rjc_fa1x98rcswrpehm">
               <w:r>
                 <w:rPr>
                   <w:rFonts w:ascii="Arial" w:cs="Arial" w:eastAsia="Arial" w:hAnsi="Arial"/>
@@ -26679,7 +26679,7 @@
               <w:spacing w:after="10" w:before="0"/>
               <w:ind w:left="120"/>
             </w:pPr>
-            <w:hyperlink w:history="1" r:id="rIdamivllwrnilkgm-amj--_">
+            <w:hyperlink w:history="1" r:id="rIdtz7lagjntwdbp3lne1xxc">
               <w:r>
                 <w:rPr>
                   <w:rFonts w:ascii="Arial" w:cs="Arial" w:eastAsia="Arial" w:hAnsi="Arial"/>
@@ -26724,7 +26724,7 @@
               </w:rPr>
               <w:t xml:space="preserve">PART A — PLANNING (</w:t>
             </w:r>
-            <w:del w:id="9220" w:author="Claude (AI) - proposed" w:date="2026-10-15T02:49:33Z">
+            <w:del w:id="9220" w:author="Claude (AI) - proposed" w:date="2026-10-18T00:25:48Z">
               <w:r>
                 <w:rPr>
                   <w:rFonts w:ascii="Arial" w:cs="Arial" w:eastAsia="Arial" w:hAnsi="Arial"/>
@@ -26739,7 +26739,7 @@
                 <w:delText xml:space="preserve">20</w:delText>
               </w:r>
             </w:del>
-            <w:ins w:id="9221" w:author="Claude (AI) - proposed" w:date="2026-10-15T02:49:33Z">
+            <w:ins w:id="9221" w:author="Claude (AI) - proposed" w:date="2026-10-18T00:25:48Z">
               <w:r>
                 <w:rPr>
                   <w:rFonts w:ascii="Arial" w:cs="Arial" w:eastAsia="Arial" w:hAnsi="Arial"/>
@@ -26807,7 +26807,7 @@
               </w:rPr>
               <w:t xml:space="preserve">PART B — DATA COLLECTION (</w:t>
             </w:r>
-            <w:del w:id="9222" w:author="Claude (AI) - proposed" w:date="2026-10-15T02:49:33Z">
+            <w:del w:id="9222" w:author="Claude (AI) - proposed" w:date="2026-10-18T00:25:48Z">
               <w:r>
                 <w:rPr>
                   <w:rFonts w:ascii="Arial" w:cs="Arial" w:eastAsia="Arial" w:hAnsi="Arial"/>
@@ -26822,7 +26822,7 @@
                 <w:delText xml:space="preserve">25</w:delText>
               </w:r>
             </w:del>
-            <w:ins w:id="9223" w:author="Claude (AI) - proposed" w:date="2026-10-15T02:49:33Z">
+            <w:ins w:id="9223" w:author="Claude (AI) - proposed" w:date="2026-10-18T00:25:48Z">
               <w:r>
                 <w:rPr>
                   <w:rFonts w:ascii="Arial" w:cs="Arial" w:eastAsia="Arial" w:hAnsi="Arial"/>
@@ -26850,7 +26850,7 @@
               </w:rPr>
               <w:t xml:space="preserve"> min): OPTION 1 (Live plant): Each group sets up a beaker of sodium bicarbonate solution, places an aquatic plant shoot (Elodea or local pond weed) in a test tube submerged in the beaker, positions a lamp at the first distance, waits 2 minutes for the plant to equilibrate, then counts bubbles for 1 minute. Repeat for each distance (</w:t>
             </w:r>
-            <w:del w:id="9224" w:author="Claude (AI) - proposed" w:date="2026-10-15T02:49:33Z">
+            <w:del w:id="9224" w:author="Claude (AI) - proposed" w:date="2026-10-18T00:25:48Z">
               <w:r>
                 <w:rPr>
                   <w:rFonts w:ascii="Arial" w:cs="Arial" w:eastAsia="Arial" w:hAnsi="Arial"/>
@@ -26865,7 +26865,7 @@
                 <w:delText xml:space="preserve">three trials per distance</w:delText>
               </w:r>
             </w:del>
-            <w:ins w:id="9225" w:author="Claude (AI) - proposed" w:date="2026-10-15T02:49:33Z">
+            <w:ins w:id="9225" w:author="Claude (AI) - proposed" w:date="2026-10-18T00:25:48Z">
               <w:r>
                 <w:rPr>
                   <w:rFonts w:ascii="Arial" w:cs="Arial" w:eastAsia="Arial" w:hAnsi="Arial"/>
@@ -26893,7 +26893,7 @@
               </w:rPr>
               <w:t xml:space="preserve"> if time allows</w:t>
             </w:r>
-            <w:del w:id="9226" w:author="Claude (AI) - proposed" w:date="2026-10-15T02:49:33Z">
+            <w:del w:id="9226" w:author="Claude (AI) - proposed" w:date="2026-10-18T00:25:48Z">
               <w:r>
                 <w:rPr>
                   <w:rFonts w:ascii="Arial" w:cs="Arial" w:eastAsia="Arial" w:hAnsi="Arial"/>
@@ -26921,7 +26921,7 @@
               </w:rPr>
               <w:t xml:space="preserve">). Record in the results table. OPTION 2 (Simulated dataset — printed card): Teacher distributes a printed </w:t>
             </w:r>
-            <w:del w:id="9227" w:author="Claude (AI) - proposed" w:date="2026-10-15T02:49:33Z">
+            <w:del w:id="9227" w:author="Claude (AI) - proposed" w:date="2026-10-18T00:25:48Z">
               <w:r>
                 <w:rPr>
                   <w:rFonts w:ascii="Arial" w:cs="Arial" w:eastAsia="Arial" w:hAnsi="Arial"/>
@@ -26936,7 +26936,7 @@
                 <w:delText xml:space="preserve">authentic dataset card showing bubble counts at five light intensities from a Kenyan secondary school experiment</w:delText>
               </w:r>
             </w:del>
-            <w:ins w:id="9228" w:author="Claude (AI) - proposed" w:date="2026-10-15T02:49:33Z">
+            <w:ins w:id="9228" w:author="Claude (AI) - proposed" w:date="2026-10-18T00:25:48Z">
               <w:r>
                 <w:rPr>
                   <w:rFonts w:ascii="Arial" w:cs="Arial" w:eastAsia="Arial" w:hAnsi="Arial"/>
@@ -27004,7 +27004,7 @@
               </w:rPr>
               <w:t xml:space="preserve">PART C — GRAPH PLOTTING (</w:t>
             </w:r>
-            <w:del w:id="9229" w:author="Claude (AI) - proposed" w:date="2026-10-15T02:49:33Z">
+            <w:del w:id="9229" w:author="Claude (AI) - proposed" w:date="2026-10-18T00:25:48Z">
               <w:r>
                 <w:rPr>
                   <w:rFonts w:ascii="Arial" w:cs="Arial" w:eastAsia="Arial" w:hAnsi="Arial"/>
@@ -27019,7 +27019,7 @@
                 <w:delText xml:space="preserve">10</w:delText>
               </w:r>
             </w:del>
-            <w:ins w:id="9230" w:author="Claude (AI) - proposed" w:date="2026-10-15T02:49:33Z">
+            <w:ins w:id="9230" w:author="Claude (AI) - proposed" w:date="2026-10-18T00:25:48Z">
               <w:r>
                 <w:rPr>
                   <w:rFonts w:ascii="Arial" w:cs="Arial" w:eastAsia="Arial" w:hAnsi="Arial"/>
@@ -27100,7 +27100,7 @@
               </w:rPr>
               <w:t xml:space="preserve">1. Distribute Investigation Planning Sheets. Say: 'As scientists, we never just start collecting data. We plan. Your group has </w:t>
             </w:r>
-            <w:del w:id="9231" w:author="Claude (AI) - proposed" w:date="2026-10-15T02:49:33Z">
+            <w:del w:id="9231" w:author="Claude (AI) - proposed" w:date="2026-10-18T00:25:48Z">
               <w:r>
                 <w:rPr>
                   <w:rFonts w:ascii="Arial" w:cs="Arial" w:eastAsia="Arial" w:hAnsi="Arial"/>
@@ -27115,7 +27115,7 @@
                 <w:delText xml:space="preserve">8</w:delText>
               </w:r>
             </w:del>
-            <w:ins w:id="9232" w:author="Claude (AI) - proposed" w:date="2026-10-15T02:49:33Z">
+            <w:ins w:id="9232" w:author="Claude (AI) - proposed" w:date="2026-10-18T00:25:48Z">
               <w:r>
                 <w:rPr>
                   <w:rFonts w:ascii="Arial" w:cs="Arial" w:eastAsia="Arial" w:hAnsi="Arial"/>
@@ -27143,7 +27143,7 @@
               </w:rPr>
               <w:t xml:space="preserve"> minutes to complete the five planning steps on this sheet</w:t>
             </w:r>
-            <w:ins w:id="9233" w:author="Claude (AI) - proposed" w:date="2026-10-15T02:49:33Z">
+            <w:ins w:id="9233" w:author="Claude (AI) - proposed" w:date="2026-10-18T00:25:48Z">
               <w:r>
                 <w:rPr>
                   <w:rFonts w:ascii="Arial" w:cs="Arial" w:eastAsia="Arial" w:hAnsi="Arial"/>
@@ -27191,7 +27191,7 @@
               </w:rPr>
               <w:t xml:space="preserve">2. After </w:t>
             </w:r>
-            <w:del w:id="9234" w:author="Claude (AI) - proposed" w:date="2026-10-15T02:49:33Z">
+            <w:del w:id="9234" w:author="Claude (AI) - proposed" w:date="2026-10-18T00:25:48Z">
               <w:r>
                 <w:rPr>
                   <w:rFonts w:ascii="Arial" w:cs="Arial" w:eastAsia="Arial" w:hAnsi="Arial"/>
@@ -27206,7 +27206,7 @@
                 <w:delText xml:space="preserve">5</w:delText>
               </w:r>
             </w:del>
-            <w:ins w:id="9235" w:author="Claude (AI) - proposed" w:date="2026-10-15T02:49:33Z">
+            <w:ins w:id="9235" w:author="Claude (AI) - proposed" w:date="2026-10-18T00:25:48Z">
               <w:r>
                 <w:rPr>
                   <w:rFonts w:ascii="Arial" w:cs="Arial" w:eastAsia="Arial" w:hAnsi="Arial"/>
@@ -27314,7 +27314,7 @@
               </w:rPr>
               <w:t xml:space="preserve">4. Demonstrate the setup (or walk through the dataset card) for 3 minutes</w:t>
             </w:r>
-            <w:ins w:id="9236" w:author="Claude (AI) - proposed" w:date="2026-10-15T02:49:33Z">
+            <w:ins w:id="9236" w:author="Claude (AI) - proposed" w:date="2026-10-18T00:25:48Z">
               <w:r>
                 <w:rPr>
                   <w:rFonts w:ascii="Arial" w:cs="Arial" w:eastAsia="Arial" w:hAnsi="Arial"/>
@@ -27382,7 +27382,7 @@
               </w:rPr>
               <w:t xml:space="preserve">6</w:t>
             </w:r>
-            <w:ins w:id="9237" w:author="Claude (AI) - proposed" w:date="2026-10-15T02:49:33Z">
+            <w:ins w:id="9237" w:author="Claude (AI) - proposed" w:date="2026-10-18T00:25:48Z">
               <w:r>
                 <w:rPr>
                   <w:rFonts w:ascii="Arial" w:cs="Arial" w:eastAsia="Arial" w:hAnsi="Arial"/>
@@ -27410,7 +27410,7 @@
               </w:rPr>
               <w:t xml:space="preserve">. If a group finishes early: 'Calculate the average bubbles per minute across your </w:t>
             </w:r>
-            <w:del w:id="9238" w:author="Claude (AI) - proposed" w:date="2026-10-15T02:49:33Z">
+            <w:del w:id="9238" w:author="Claude (AI) - proposed" w:date="2026-10-18T00:25:48Z">
               <w:r>
                 <w:rPr>
                   <w:rFonts w:ascii="Arial" w:cs="Arial" w:eastAsia="Arial" w:hAnsi="Arial"/>
@@ -27425,7 +27425,7 @@
                 <w:delText xml:space="preserve">three trials</w:delText>
               </w:r>
             </w:del>
-            <w:ins w:id="9239" w:author="Claude (AI) - proposed" w:date="2026-10-15T02:49:33Z">
+            <w:ins w:id="9239" w:author="Claude (AI) - proposed" w:date="2026-10-18T00:25:48Z">
               <w:r>
                 <w:rPr>
                   <w:rFonts w:ascii="Arial" w:cs="Arial" w:eastAsia="Arial" w:hAnsi="Arial"/>
@@ -27566,7 +27566,7 @@
               </w:rPr>
               <w:t xml:space="preserve">Plan-Before-You-Do Investigation Protocol — requiring learners to articulate variables and design a results table before touching equipment forces them to engage cognitively with experimental design (</w:t>
             </w:r>
-            <w:del w:id="9240" w:author="Claude (AI) - proposed" w:date="2026-10-15T02:49:33Z">
+            <w:del w:id="9240" w:author="Claude (AI) - proposed" w:date="2026-10-18T00:25:48Z">
               <w:r>
                 <w:rPr>
                   <w:rFonts w:ascii="Arial" w:cs="Arial" w:eastAsia="Arial" w:hAnsi="Arial"/>
@@ -27581,7 +27581,7 @@
                 <w:delText xml:space="preserve">NGSS SEP 3: Planning and Carrying Out Investigations</w:delText>
               </w:r>
             </w:del>
-            <w:ins w:id="9241" w:author="Claude (AI) - proposed" w:date="2026-10-15T02:49:33Z">
+            <w:ins w:id="9241" w:author="Claude (AI) - proposed" w:date="2026-10-18T00:25:48Z">
               <w:r>
                 <w:rPr>
                   <w:rFonts w:ascii="Arial" w:cs="Arial" w:eastAsia="Arial" w:hAnsi="Arial"/>
@@ -27698,7 +27698,7 @@
             <w:pPr>
               <w:spacing w:after="20" w:before="0"/>
             </w:pPr>
-            <w:hyperlink w:history="1" r:id="rIdtixpsracf3l4jf8-vnh04">
+            <w:hyperlink w:history="1" r:id="rId7v0nyyic1fvmoyb1fkb6h">
               <w:r>
                 <w:rPr>
                   <w:rFonts w:ascii="Arial" w:cs="Arial" w:eastAsia="Arial" w:hAnsi="Arial"/>
@@ -27731,7 +27731,7 @@
               <w:spacing w:after="10" w:before="0"/>
               <w:ind w:left="120"/>
             </w:pPr>
-            <w:hyperlink w:history="1" r:id="rIdukt4ufy9cwvijm5jxlayr">
+            <w:hyperlink w:history="1" r:id="rIdxllwi1fa5eqcmh1v_eac7">
               <w:r>
                 <w:rPr>
                   <w:rFonts w:ascii="Arial" w:cs="Arial" w:eastAsia="Arial" w:hAnsi="Arial"/>
@@ -27776,7 +27776,7 @@
             <w:pPr>
               <w:spacing w:after="20" w:before="0"/>
             </w:pPr>
-            <w:hyperlink w:history="1" r:id="rIdfpsppaxjbs1bo-yijpttg">
+            <w:hyperlink w:history="1" r:id="rIdzo8e1n1h3g10o_d6ddqhq">
               <w:r>
                 <w:rPr>
                   <w:rFonts w:ascii="Arial" w:cs="Arial" w:eastAsia="Arial" w:hAnsi="Arial"/>
@@ -27825,7 +27825,7 @@
               <w:spacing w:after="10" w:before="0"/>
               <w:ind w:left="120"/>
             </w:pPr>
-            <w:hyperlink w:history="1" r:id="rIdtqch_wmr1lb9ehjxmoqhd">
+            <w:hyperlink w:history="1" r:id="rId2fy2zyy9kupktpknvqez6">
               <w:r>
                 <w:rPr>
                   <w:rFonts w:ascii="Arial" w:cs="Arial" w:eastAsia="Arial" w:hAnsi="Arial"/>
@@ -28016,7 +28016,7 @@
               </w:rPr>
               <w:t xml:space="preserve">Claim–Evidence–Reasoning (CER) Frame — this structured writing strategy (</w:t>
             </w:r>
-            <w:del w:id="9242" w:author="Claude (AI) - proposed" w:date="2026-10-15T02:49:33Z">
+            <w:del w:id="9242" w:author="Claude (AI) - proposed" w:date="2026-10-18T00:25:48Z">
               <w:r>
                 <w:rPr>
                   <w:rFonts w:ascii="Arial" w:cs="Arial" w:eastAsia="Arial" w:hAnsi="Arial"/>
@@ -28031,7 +28031,7 @@
                 <w:delText xml:space="preserve">NGSS SEP 6: Constructing Explanations</w:delText>
               </w:r>
             </w:del>
-            <w:ins w:id="9243" w:author="Claude (AI) - proposed" w:date="2026-10-15T02:49:33Z">
+            <w:ins w:id="9243" w:author="Claude (AI) - proposed" w:date="2026-10-18T00:25:48Z">
               <w:r>
                 <w:rPr>
                   <w:rFonts w:ascii="Arial" w:cs="Arial" w:eastAsia="Arial" w:hAnsi="Arial"/>
@@ -28148,7 +28148,7 @@
             <w:pPr>
               <w:spacing w:after="20" w:before="0"/>
             </w:pPr>
-            <w:hyperlink w:history="1" r:id="rId0fnwlio-vmah57hq0ougo">
+            <w:hyperlink w:history="1" r:id="rIdqmhwrvzjezneepkn5m3ut">
               <w:r>
                 <w:rPr>
                   <w:rFonts w:ascii="Arial" w:cs="Arial" w:eastAsia="Arial" w:hAnsi="Arial"/>
@@ -28181,7 +28181,7 @@
               <w:spacing w:after="10" w:before="0"/>
               <w:ind w:left="120"/>
             </w:pPr>
-            <w:hyperlink w:history="1" r:id="rIdcrch6vxcvf5-q2qmxvobo">
+            <w:hyperlink w:history="1" r:id="rIdqxx5o6un_jr51zhgfvw2w">
               <w:r>
                 <w:rPr>
                   <w:rFonts w:ascii="Arial" w:cs="Arial" w:eastAsia="Arial" w:hAnsi="Arial"/>
@@ -28226,7 +28226,7 @@
             <w:pPr>
               <w:spacing w:after="20" w:before="0"/>
             </w:pPr>
-            <w:hyperlink w:history="1" r:id="rIdifgr75wof5nq3qyi1hoz0">
+            <w:hyperlink w:history="1" r:id="rIdmlzw1oin517wyq0pcv6py">
               <w:r>
                 <w:rPr>
                   <w:rFonts w:ascii="Arial" w:cs="Arial" w:eastAsia="Arial" w:hAnsi="Arial"/>
@@ -28275,7 +28275,7 @@
               <w:spacing w:after="10" w:before="0"/>
               <w:ind w:left="120"/>
             </w:pPr>
-            <w:hyperlink w:history="1" r:id="rId4yajmgjr9cwka1ujipmb5">
+            <w:hyperlink w:history="1" r:id="rIdvmypp7gfyftdm316gqduz">
               <w:r>
                 <w:rPr>
                   <w:rFonts w:ascii="Arial" w:cs="Arial" w:eastAsia="Arial" w:hAnsi="Arial"/>
@@ -28320,7 +28320,7 @@
               </w:rPr>
               <w:t xml:space="preserve">Learners return to the class Driving Question Board. Each group receives two sticky notes of different colours. On the ORANGE note, they write one NEW question their investigation raised (e.g., 'If CO₂ is also a limiting factor, why don't farmers in Nairobi pump extra CO₂ into their greenhouses?'; 'Does temperature affect photosynthesis the same way light does?'; 'Why does the sukuma wiki wilt even though water is in the soil — our graph doesn't explain that?'). On the GREEN note, they write one question from the board that today's lesson PARTIALLY OR FULLY answered, and a one-sentence summary of the answer. Groups post both notes on the board. The teacher reads 3–4 orange notes aloud and clusters them under emerging themes: 'RATE AND LIMITING FACTORS', 'TEMPERATURE', 'WATER/WILTING'. The teacher explicitly flags the wilting cluster: 'Notice — our graph today told us a lot about light intensity and rate of photosynthesis, but it does NOT explain the wilting. That </w:t>
             </w:r>
-            <w:del w:id="9244" w:author="Claude (AI) - proposed" w:date="2026-10-15T02:49:33Z">
+            <w:del w:id="9244" w:author="Claude (AI) - proposed" w:date="2026-10-18T00:25:48Z">
               <w:r>
                 <w:rPr>
                   <w:rFonts w:ascii="Arial" w:cs="Arial" w:eastAsia="Arial" w:hAnsi="Arial"/>
@@ -28335,7 +28335,7 @@
                 <w:delText xml:space="preserve">gap is what Lesson 8 is about</w:delText>
               </w:r>
             </w:del>
-            <w:ins w:id="9245" w:author="Claude (AI) - proposed" w:date="2026-10-15T02:49:33Z">
+            <w:ins w:id="9245" w:author="Claude (AI) - proposed" w:date="2026-10-18T00:25:48Z">
               <w:r>
                 <w:rPr>
                   <w:rFonts w:ascii="Arial" w:cs="Arial" w:eastAsia="Arial" w:hAnsi="Arial"/>
@@ -28436,7 +28436,7 @@
               </w:rPr>
               <w:t xml:space="preserve">3. Explicitly point to any notes about wilting or water and say: 'This is our unfinished business. Our experiment today measured light intensity — but the sukuma wiki phenomenon includes wilting in wet soil. What process involves water leaving the plant? </w:t>
             </w:r>
-            <w:del w:id="9246" w:author="Claude (AI) - proposed" w:date="2026-10-15T02:49:33Z">
+            <w:del w:id="9246" w:author="Claude (AI) - proposed" w:date="2026-10-18T00:25:48Z">
               <w:r>
                 <w:rPr>
                   <w:rFonts w:ascii="Arial" w:cs="Arial" w:eastAsia="Arial" w:hAnsi="Arial"/>
@@ -28451,7 +28451,7 @@
                 <w:delText xml:space="preserve">We will tackle that later in the unit</w:delText>
               </w:r>
             </w:del>
-            <w:ins w:id="9247" w:author="Claude (AI) - proposed" w:date="2026-10-15T02:49:33Z">
+            <w:ins w:id="9247" w:author="Claude (AI) - proposed" w:date="2026-10-18T00:25:48Z">
               <w:r>
                 <w:rPr>
                   <w:rFonts w:ascii="Arial" w:cs="Arial" w:eastAsia="Arial" w:hAnsi="Arial"/>
@@ -28641,7 +28641,7 @@
             <w:pPr>
               <w:spacing w:after="20" w:before="0"/>
             </w:pPr>
-            <w:hyperlink w:history="1" r:id="rId3-6s8arrs0gqp3sk5jrks">
+            <w:hyperlink w:history="1" r:id="rIdhxcaxw58qfssve4xglsch">
               <w:r>
                 <w:rPr>
                   <w:rFonts w:ascii="Arial" w:cs="Arial" w:eastAsia="Arial" w:hAnsi="Arial"/>
@@ -28690,7 +28690,7 @@
               <w:spacing w:after="10" w:before="0"/>
               <w:ind w:left="120"/>
             </w:pPr>
-            <w:hyperlink w:history="1" r:id="rIdzkahzey5-ielzc0nwsbdt">
+            <w:hyperlink w:history="1" r:id="rIdcuwiodc4b4mnfnyvgzvlt">
               <w:r>
                 <w:rPr>
                   <w:rFonts w:ascii="Arial" w:cs="Arial" w:eastAsia="Arial" w:hAnsi="Arial"/>
@@ -28735,7 +28735,7 @@
             <w:pPr>
               <w:spacing w:after="20" w:before="0"/>
             </w:pPr>
-            <w:hyperlink w:history="1" r:id="rIdsjwlg3jnadzfmjr_weznc">
+            <w:hyperlink w:history="1" r:id="rIdddhmpi7izxpdolgrasg7s">
               <w:r>
                 <w:rPr>
                   <w:rFonts w:ascii="Arial" w:cs="Arial" w:eastAsia="Arial" w:hAnsi="Arial"/>
@@ -28784,7 +28784,7 @@
               <w:spacing w:after="10" w:before="0"/>
               <w:ind w:left="120"/>
             </w:pPr>
-            <w:hyperlink w:history="1" r:id="rId63moj7sogszeffnzteuem">
+            <w:hyperlink w:history="1" r:id="rIdlizvt4rwory-i0wy49kgc">
               <w:r>
                 <w:rPr>
                   <w:rFonts w:ascii="Arial" w:cs="Arial" w:eastAsia="Arial" w:hAnsi="Arial"/>
@@ -28829,7 +28829,7 @@
               </w:rPr>
               <w:t xml:space="preserve">Learners retrieve their cumulative photosynthesis model (begun in earlier lessons). They are asked to add TWO new features to the model based on today's evidence: (1) An ARROW or DIAL labelled 'Light Intensity' that can be shown at different levels — learners annotate that a higher dial setting produces more O₂ and glucose (faster rate), while a low dial setting (shade) produces less — connecting directly to the pale sukuma wiki. (2) A 'RATE CEILING' annotation or a small embedded graph sketch showing that above a certain light intensity, something else (CO₂, temperature) becomes the limiting factor. Groups then conduct a 2-minute Gallery Walk to view two other groups' models. Each group leaves one sticky note with a 'GLOW' (something the model shows clearly) and one 'GROW' (something missing or that could be clearer). Learners return to their model and make one final revision based on the feedback received. The lesson closes with the teacher asking the whole class: 'Our model is getting more and more detailed. What is it still missing to fully explain why sukuma wiki wilts at midday even when the soil is wet?' (Expected answer: the model shows photosynthesis inputs/outputs but does not yet </w:t>
             </w:r>
-            <w:del w:id="9248" w:author="Claude (AI) - proposed" w:date="2026-10-15T02:49:33Z">
+            <w:del w:id="9248" w:author="Claude (AI) - proposed" w:date="2026-10-18T00:25:48Z">
               <w:r>
                 <w:rPr>
                   <w:rFonts w:ascii="Arial" w:cs="Arial" w:eastAsia="Arial" w:hAnsi="Arial"/>
@@ -28844,7 +28844,7 @@
                 <w:delText xml:space="preserve">show water leaving the leaf — transpiration</w:delText>
               </w:r>
             </w:del>
-            <w:ins w:id="9249" w:author="Claude (AI) - proposed" w:date="2026-10-15T02:49:33Z">
+            <w:ins w:id="9249" w:author="Claude (AI) - proposed" w:date="2026-10-18T00:25:48Z">
               <w:r>
                 <w:rPr>
                   <w:rFonts w:ascii="Arial" w:cs="Arial" w:eastAsia="Arial" w:hAnsi="Arial"/>
@@ -28905,7 +28905,7 @@
               </w:rPr>
               <w:t xml:space="preserve">1. Say: 'Get out your class model. You are going to add two new pieces of evidence from today.' Read aloud the two tasks from the board. Give groups </w:t>
             </w:r>
-            <w:del w:id="9250" w:author="Claude (AI) - proposed" w:date="2026-10-15T02:49:33Z">
+            <w:del w:id="9250" w:author="Claude (AI) - proposed" w:date="2026-10-18T00:25:48Z">
               <w:r>
                 <w:rPr>
                   <w:rFonts w:ascii="Arial" w:cs="Arial" w:eastAsia="Arial" w:hAnsi="Arial"/>
@@ -28920,7 +28920,7 @@
                 <w:delText xml:space="preserve">8</w:delText>
               </w:r>
             </w:del>
-            <w:ins w:id="9251" w:author="Claude (AI) - proposed" w:date="2026-10-15T02:49:33Z">
+            <w:ins w:id="9251" w:author="Claude (AI) - proposed" w:date="2026-10-18T00:25:48Z">
               <w:r>
                 <w:rPr>
                   <w:rFonts w:ascii="Arial" w:cs="Arial" w:eastAsia="Arial" w:hAnsi="Arial"/>
@@ -29048,7 +29048,7 @@
               </w:rPr>
               <w:t xml:space="preserve">6. Final statement: 'In Lesson 8</w:t>
             </w:r>
-            <w:del w:id="9252" w:author="Claude (AI) - proposed" w:date="2026-10-15T02:49:33Z">
+            <w:del w:id="9252" w:author="Claude (AI) - proposed" w:date="2026-10-18T00:25:48Z">
               <w:r>
                 <w:rPr>
                   <w:rFonts w:ascii="Arial" w:cs="Arial" w:eastAsia="Arial" w:hAnsi="Arial"/>
@@ -29063,7 +29063,7 @@
                 <w:delText xml:space="preserve">, we will add the missing piece — water movement through the plant and out of the leaves. That will finally</w:delText>
               </w:r>
             </w:del>
-            <w:ins w:id="9253" w:author="Claude (AI) - proposed" w:date="2026-10-15T02:49:33Z">
+            <w:ins w:id="9253" w:author="Claude (AI) - proposed" w:date="2026-10-18T00:25:48Z">
               <w:r>
                 <w:rPr>
                   <w:rFonts w:ascii="Arial" w:cs="Arial" w:eastAsia="Arial" w:hAnsi="Arial"/>
@@ -29091,7 +29091,7 @@
               </w:rPr>
               <w:t xml:space="preserve"> let us explain the </w:t>
             </w:r>
-            <w:del w:id="9254" w:author="Claude (AI) - proposed" w:date="2026-10-15T02:49:33Z">
+            <w:del w:id="9254" w:author="Claude (AI) - proposed" w:date="2026-10-18T00:25:48Z">
               <w:r>
                 <w:rPr>
                   <w:rFonts w:ascii="Arial" w:cs="Arial" w:eastAsia="Arial" w:hAnsi="Arial"/>
@@ -29106,7 +29106,7 @@
                 <w:delText xml:space="preserve">morning</w:delText>
               </w:r>
             </w:del>
-            <w:ins w:id="9255" w:author="Claude (AI) - proposed" w:date="2026-10-15T02:49:33Z">
+            <w:ins w:id="9255" w:author="Claude (AI) - proposed" w:date="2026-10-18T00:25:48Z">
               <w:r>
                 <w:rPr>
                   <w:rFonts w:ascii="Arial" w:cs="Arial" w:eastAsia="Arial" w:hAnsi="Arial"/>
@@ -29167,7 +29167,7 @@
               </w:rPr>
               <w:t xml:space="preserve">Cumulative Model Revision with Gallery Walk Feedback — iterative model building (</w:t>
             </w:r>
-            <w:del w:id="9256" w:author="Claude (AI) - proposed" w:date="2026-10-15T02:49:33Z">
+            <w:del w:id="9256" w:author="Claude (AI) - proposed" w:date="2026-10-18T00:25:48Z">
               <w:r>
                 <w:rPr>
                   <w:rFonts w:ascii="Arial" w:cs="Arial" w:eastAsia="Arial" w:hAnsi="Arial"/>
@@ -29182,7 +29182,7 @@
                 <w:delText xml:space="preserve">NGSS SEP 2: Developing and Using Models</w:delText>
               </w:r>
             </w:del>
-            <w:ins w:id="9257" w:author="Claude (AI) - proposed" w:date="2026-10-15T02:49:33Z">
+            <w:ins w:id="9257" w:author="Claude (AI) - proposed" w:date="2026-10-18T00:25:48Z">
               <w:r>
                 <w:rPr>
                   <w:rFonts w:ascii="Arial" w:cs="Arial" w:eastAsia="Arial" w:hAnsi="Arial"/>
@@ -29325,10 +29325,10 @@
               <w:spacing w:after="40" w:before="0"/>
               <w:jc w:val="left"/>
               <w:rPr>
-                <w:ins w:id="9259" w:author="Claude (AI) - proposed" w:date="2026-10-15T02:49:33Z"/>
-              </w:rPr>
-            </w:pPr>
-            <w:ins w:id="9258" w:author="Claude (AI) - proposed" w:date="2026-10-15T02:49:33Z">
+                <w:ins w:id="9259" w:author="Claude (AI) - proposed" w:date="2026-10-18T00:25:48Z"/>
+              </w:rPr>
+            </w:pPr>
+            <w:ins w:id="9258" w:author="Claude (AI) - proposed" w:date="2026-10-18T00:25:48Z">
               <w:r>
                 <w:rPr>
                   <w:rFonts w:ascii="Arial" w:cs="Arial" w:eastAsia="Arial" w:hAnsi="Arial"/>
@@ -29350,10 +29350,10 @@
               <w:spacing w:after="40" w:before="0"/>
               <w:jc w:val="left"/>
               <w:rPr>
-                <w:ins w:id="9261" w:author="Claude (AI) - proposed" w:date="2026-10-15T02:49:33Z"/>
-              </w:rPr>
-            </w:pPr>
-            <w:ins w:id="9260" w:author="Claude (AI) - proposed" w:date="2026-10-15T02:49:33Z">
+                <w:ins w:id="9261" w:author="Claude (AI) - proposed" w:date="2026-10-18T00:25:48Z"/>
+              </w:rPr>
+            </w:pPr>
+            <w:ins w:id="9260" w:author="Claude (AI) - proposed" w:date="2026-10-18T00:25:48Z">
               <w:r>
                 <w:rPr>
                   <w:rFonts w:ascii="Arial" w:cs="Arial" w:eastAsia="Arial" w:hAnsi="Arial"/>
@@ -29375,10 +29375,10 @@
               <w:spacing w:after="40" w:before="0"/>
               <w:jc w:val="left"/>
               <w:rPr>
-                <w:ins w:id="9263" w:author="Claude (AI) - proposed" w:date="2026-10-15T02:49:33Z"/>
-              </w:rPr>
-            </w:pPr>
-            <w:ins w:id="9262" w:author="Claude (AI) - proposed" w:date="2026-10-15T02:49:33Z">
+                <w:ins w:id="9263" w:author="Claude (AI) - proposed" w:date="2026-10-18T00:25:48Z"/>
+              </w:rPr>
+            </w:pPr>
+            <w:ins w:id="9262" w:author="Claude (AI) - proposed" w:date="2026-10-18T00:25:48Z">
               <w:r>
                 <w:rPr>
                   <w:rFonts w:ascii="Arial" w:cs="Arial" w:eastAsia="Arial" w:hAnsi="Arial"/>
@@ -29400,10 +29400,10 @@
               <w:spacing w:after="40" w:before="0"/>
               <w:jc w:val="left"/>
               <w:rPr>
-                <w:ins w:id="9265" w:author="Claude (AI) - proposed" w:date="2026-10-15T02:49:33Z"/>
-              </w:rPr>
-            </w:pPr>
-            <w:ins w:id="9264" w:author="Claude (AI) - proposed" w:date="2026-10-15T02:49:33Z">
+                <w:ins w:id="9265" w:author="Claude (AI) - proposed" w:date="2026-10-18T00:25:48Z"/>
+              </w:rPr>
+            </w:pPr>
+            <w:ins w:id="9264" w:author="Claude (AI) - proposed" w:date="2026-10-18T00:25:48Z">
               <w:r>
                 <w:rPr>
                   <w:rFonts w:ascii="Arial" w:cs="Arial" w:eastAsia="Arial" w:hAnsi="Arial"/>
@@ -29425,10 +29425,10 @@
               <w:spacing w:after="40" w:before="0"/>
               <w:jc w:val="left"/>
               <w:rPr>
-                <w:ins w:id="9267" w:author="Claude (AI) - proposed" w:date="2026-10-15T02:49:33Z"/>
-              </w:rPr>
-            </w:pPr>
-            <w:ins w:id="9266" w:author="Claude (AI) - proposed" w:date="2026-10-15T02:49:33Z">
+                <w:ins w:id="9267" w:author="Claude (AI) - proposed" w:date="2026-10-18T00:25:48Z"/>
+              </w:rPr>
+            </w:pPr>
+            <w:ins w:id="9266" w:author="Claude (AI) - proposed" w:date="2026-10-18T00:25:48Z">
               <w:r>
                 <w:rPr>
                   <w:rFonts w:ascii="Arial" w:cs="Arial" w:eastAsia="Arial" w:hAnsi="Arial"/>
@@ -29450,10 +29450,10 @@
               <w:spacing w:after="40" w:before="0"/>
               <w:jc w:val="left"/>
               <w:rPr>
-                <w:ins w:id="9269" w:author="Claude (AI) - proposed" w:date="2026-10-15T02:49:33Z"/>
-              </w:rPr>
-            </w:pPr>
-            <w:ins w:id="9268" w:author="Claude (AI) - proposed" w:date="2026-10-15T02:49:33Z">
+                <w:ins w:id="9269" w:author="Claude (AI) - proposed" w:date="2026-10-18T00:25:48Z"/>
+              </w:rPr>
+            </w:pPr>
+            <w:ins w:id="9268" w:author="Claude (AI) - proposed" w:date="2026-10-18T00:25:48Z">
               <w:r>
                 <w:rPr>
                   <w:rFonts w:ascii="Arial" w:cs="Arial" w:eastAsia="Arial" w:hAnsi="Arial"/>
@@ -29475,10 +29475,10 @@
               <w:spacing w:after="40" w:before="0"/>
               <w:jc w:val="left"/>
               <w:rPr>
-                <w:del w:id="9271" w:author="Claude (AI) - proposed" w:date="2026-10-15T02:49:33Z"/>
-              </w:rPr>
-            </w:pPr>
-            <w:del w:id="9270" w:author="Claude (AI) - proposed" w:date="2026-10-15T02:49:33Z">
+                <w:del w:id="9271" w:author="Claude (AI) - proposed" w:date="2026-10-18T00:25:48Z"/>
+              </w:rPr>
+            </w:pPr>
+            <w:del w:id="9270" w:author="Claude (AI) - proposed" w:date="2026-10-18T00:25:48Z">
               <w:r>
                 <w:rPr>
                   <w:rFonts w:ascii="Arial" w:cs="Arial" w:eastAsia="Arial" w:hAnsi="Arial"/>
@@ -29779,7 +29779,7 @@
               </w:rPr>
               <w:t xml:space="preserve">Why the sukuma wiki under the mango tree grows slowly and turns pale: the shade reduces light intensity, placing the plant in the region of the rate–intensity graph where photosynthesis rate is low. Insufficient glucose is produced for growth, and insufficient energy is available for chlorophyll synthesis, causing pallor. However, the wilting puzzle remains unexplained by this graph — </w:t>
             </w:r>
-            <w:del w:id="9272" w:author="Claude (AI) - proposed" w:date="2026-10-15T02:49:33Z">
+            <w:del w:id="9272" w:author="Claude (AI) - proposed" w:date="2026-10-18T00:25:48Z">
               <w:r>
                 <w:rPr>
                   <w:rFonts w:ascii="Arial" w:cs="Arial" w:eastAsia="Arial" w:hAnsi="Arial"/>
@@ -29794,7 +29794,7 @@
                 <w:delText xml:space="preserve">water movement out of the leaf is a missing piece that will be addressed</w:delText>
               </w:r>
             </w:del>
-            <w:ins w:id="9273" w:author="Claude (AI) - proposed" w:date="2026-10-15T02:49:33Z">
+            <w:ins w:id="9273" w:author="Claude (AI) - proposed" w:date="2026-10-18T00:25:48Z">
               <w:r>
                 <w:rPr>
                   <w:rFonts w:ascii="Arial" w:cs="Arial" w:eastAsia="Arial" w:hAnsi="Arial"/>
@@ -29842,7 +29842,7 @@
         </w:rPr>
         <w:t xml:space="preserve">© 2026 SeaVuria and ARES. Aligned with KICD objectives. Developed by SeaVuria; technical implementation by ARES (with AI assistance from Claude). Licensed under </w:t>
       </w:r>
-      <w:hyperlink w:history="1" r:id="rId1upa3btvq98mypsgzqt2j">
+      <w:hyperlink w:history="1" r:id="rIdr-eedxxd6vsu1b1lby3c1">
         <w:r>
           <w:rPr>
             <w:rFonts w:ascii="Arial" w:cs="Arial" w:eastAsia="Arial" w:hAnsi="Arial"/>
@@ -29863,7 +29863,7 @@
         </w:rPr>
         <w:t xml:space="preserve"> (</w:t>
       </w:r>
-      <w:hyperlink w:history="1" r:id="rIdmlnipjjlcebj1vpywvcvo">
+      <w:hyperlink w:history="1" r:id="rId5gwopgwtsiddjqifcb4jy">
         <w:r>
           <w:rPr>
             <w:rFonts w:ascii="Arial" w:cs="Arial" w:eastAsia="Arial" w:hAnsi="Arial"/>
@@ -30452,7 +30452,7 @@
               </w:rPr>
               <w:t xml:space="preserve">In Lessons 1–7 learners built understanding of </w:t>
             </w:r>
-            <w:ins w:id="9274" w:author="Claude (AI) - proposed" w:date="2026-10-15T02:49:33Z">
+            <w:ins w:id="9274" w:author="Claude (AI) - proposed" w:date="2026-10-18T00:25:48Z">
               <w:r>
                 <w:rPr>
                   <w:rFonts w:ascii="Arial" w:cs="Arial" w:eastAsia="Arial" w:hAnsi="Arial"/>
@@ -30480,7 +30480,7 @@
               </w:rPr>
               <w:t xml:space="preserve">the light reactions</w:t>
             </w:r>
-            <w:del w:id="9275" w:author="Claude (AI) - proposed" w:date="2026-10-15T02:49:33Z">
+            <w:del w:id="9275" w:author="Claude (AI) - proposed" w:date="2026-10-18T00:25:48Z">
               <w:r>
                 <w:rPr>
                   <w:rFonts w:ascii="Arial" w:cs="Arial" w:eastAsia="Arial" w:hAnsi="Arial"/>
@@ -30495,7 +30495,7 @@
                 <w:delText xml:space="preserve">,</w:delText>
               </w:r>
             </w:del>
-            <w:ins w:id="9276" w:author="Claude (AI) - proposed" w:date="2026-10-15T02:49:33Z">
+            <w:ins w:id="9276" w:author="Claude (AI) - proposed" w:date="2026-10-18T00:25:48Z">
               <w:r>
                 <w:rPr>
                   <w:rFonts w:ascii="Arial" w:cs="Arial" w:eastAsia="Arial" w:hAnsi="Arial"/>
@@ -30523,7 +30523,7 @@
               </w:rPr>
               <w:t xml:space="preserve"> the Calvin cycle, and </w:t>
             </w:r>
-            <w:del w:id="9277" w:author="Claude (AI) - proposed" w:date="2026-10-15T02:49:33Z">
+            <w:del w:id="9277" w:author="Claude (AI) - proposed" w:date="2026-10-18T00:25:48Z">
               <w:r>
                 <w:rPr>
                   <w:rFonts w:ascii="Arial" w:cs="Arial" w:eastAsia="Arial" w:hAnsi="Arial"/>
@@ -30538,7 +30538,7 @@
                 <w:delText xml:space="preserve">the role of water</w:delText>
               </w:r>
             </w:del>
-            <w:ins w:id="9278" w:author="Claude (AI) - proposed" w:date="2026-10-15T02:49:33Z">
+            <w:ins w:id="9278" w:author="Claude (AI) - proposed" w:date="2026-10-18T00:25:48Z">
               <w:r>
                 <w:rPr>
                   <w:rFonts w:ascii="Arial" w:cs="Arial" w:eastAsia="Arial" w:hAnsi="Arial"/>
@@ -30566,7 +30566,7 @@
               </w:rPr>
               <w:t xml:space="preserve">. Lesson 8 </w:t>
             </w:r>
-            <w:del w:id="9279" w:author="Claude (AI) - proposed" w:date="2026-10-15T02:49:33Z">
+            <w:del w:id="9279" w:author="Claude (AI) - proposed" w:date="2026-10-18T00:25:48Z">
               <w:r>
                 <w:rPr>
                   <w:rFonts w:ascii="Arial" w:cs="Arial" w:eastAsia="Arial" w:hAnsi="Arial"/>
@@ -30581,7 +30581,7 @@
                 <w:delText xml:space="preserve">completes the evidence-gathering sequence by zooming</w:delText>
               </w:r>
             </w:del>
-            <w:ins w:id="9280" w:author="Claude (AI) - proposed" w:date="2026-10-15T02:49:33Z">
+            <w:ins w:id="9280" w:author="Claude (AI) - proposed" w:date="2026-10-18T00:25:48Z">
               <w:r>
                 <w:rPr>
                   <w:rFonts w:ascii="Arial" w:cs="Arial" w:eastAsia="Arial" w:hAnsi="Arial"/>
@@ -30609,7 +30609,7 @@
               </w:rPr>
               <w:t xml:space="preserve"> out: now that learners know the machinery of photosynthesis, they use data to explain what 'speeds up' or 'slows down' that machinery — directly answering why the sukuma wiki under the mango tree grew pale and slowly (low light → low rate) and setting up </w:t>
             </w:r>
-            <w:del w:id="9281" w:author="Claude (AI) - proposed" w:date="2026-10-15T02:49:33Z">
+            <w:del w:id="9281" w:author="Claude (AI) - proposed" w:date="2026-10-18T00:25:48Z">
               <w:r>
                 <w:rPr>
                   <w:rFonts w:ascii="Arial" w:cs="Arial" w:eastAsia="Arial" w:hAnsi="Arial"/>
@@ -30624,7 +30624,7 @@
                 <w:delText xml:space="preserve">the final two lessons on agricultural application and summative assessment</w:delText>
               </w:r>
             </w:del>
-            <w:ins w:id="9282" w:author="Claude (AI) - proposed" w:date="2026-10-15T02:49:33Z">
+            <w:ins w:id="9282" w:author="Claude (AI) - proposed" w:date="2026-10-18T00:25:48Z">
               <w:r>
                 <w:rPr>
                   <w:rFonts w:ascii="Arial" w:cs="Arial" w:eastAsia="Arial" w:hAnsi="Arial"/>
@@ -31103,7 +31103,7 @@
             <w:pPr>
               <w:spacing w:after="20" w:before="0"/>
             </w:pPr>
-            <w:hyperlink w:history="1" r:id="rIdtvozltdyxzvxm9nmfuagt">
+            <w:hyperlink w:history="1" r:id="rIdd5lurg7yskhj8fk_bnpir">
               <w:r>
                 <w:rPr>
                   <w:rFonts w:ascii="Arial" w:cs="Arial" w:eastAsia="Arial" w:hAnsi="Arial"/>
@@ -31152,7 +31152,7 @@
               <w:spacing w:after="10" w:before="0"/>
               <w:ind w:left="120"/>
             </w:pPr>
-            <w:hyperlink w:history="1" r:id="rIdsc4pb96v-hafujgsa_nbc">
+            <w:hyperlink w:history="1" r:id="rIdiz2kgg7iexiluius05vqf">
               <w:r>
                 <w:rPr>
                   <w:rFonts w:ascii="Arial" w:cs="Arial" w:eastAsia="Arial" w:hAnsi="Arial"/>
@@ -31197,7 +31197,7 @@
             <w:pPr>
               <w:spacing w:after="20" w:before="0"/>
             </w:pPr>
-            <w:hyperlink w:history="1" r:id="rId37bd0dwfnboz62jhtf-ec">
+            <w:hyperlink w:history="1" r:id="rId8ubms5updhpm006dooxqq">
               <w:r>
                 <w:rPr>
                   <w:rFonts w:ascii="Arial" w:cs="Arial" w:eastAsia="Arial" w:hAnsi="Arial"/>
@@ -31246,7 +31246,7 @@
               <w:spacing w:after="10" w:before="0"/>
               <w:ind w:left="120"/>
             </w:pPr>
-            <w:hyperlink w:history="1" r:id="rIdux1jsew63ncvxs9ndsvw_">
+            <w:hyperlink w:history="1" r:id="rIdfliqmb8ierwkkkoeefcqf">
               <w:r>
                 <w:rPr>
                   <w:rFonts w:ascii="Arial" w:cs="Arial" w:eastAsia="Arial" w:hAnsi="Arial"/>
@@ -31446,7 +31446,7 @@
             <w:pPr>
               <w:spacing w:after="20" w:before="0"/>
             </w:pPr>
-            <w:hyperlink w:history="1" r:id="rIdq-lzizx71gb8cwvkyligo">
+            <w:hyperlink w:history="1" r:id="rIdvyna9wumrak6imqoibs91">
               <w:r>
                 <w:rPr>
                   <w:rFonts w:ascii="Arial" w:cs="Arial" w:eastAsia="Arial" w:hAnsi="Arial"/>
@@ -31495,7 +31495,7 @@
               <w:spacing w:after="10" w:before="0"/>
               <w:ind w:left="120"/>
             </w:pPr>
-            <w:hyperlink w:history="1" r:id="rIdu5mo8qmkkve7_i8spbn3w">
+            <w:hyperlink w:history="1" r:id="rIdadqogir34f0bri3jsytb0">
               <w:r>
                 <w:rPr>
                   <w:rFonts w:ascii="Arial" w:cs="Arial" w:eastAsia="Arial" w:hAnsi="Arial"/>
@@ -31540,7 +31540,7 @@
             <w:pPr>
               <w:spacing w:after="20" w:before="0"/>
             </w:pPr>
-            <w:hyperlink w:history="1" r:id="rId5sy9-y4zzpn7bf2xglhcj">
+            <w:hyperlink w:history="1" r:id="rIdnq82opyplnwfdnjlbutzi">
               <w:r>
                 <w:rPr>
                   <w:rFonts w:ascii="Arial" w:cs="Arial" w:eastAsia="Arial" w:hAnsi="Arial"/>
@@ -31589,7 +31589,7 @@
               <w:spacing w:after="10" w:before="0"/>
               <w:ind w:left="120"/>
             </w:pPr>
-            <w:hyperlink w:history="1" r:id="rIdaew0cvosv-xcqsi8o5t10">
+            <w:hyperlink w:history="1" r:id="rId81cf1s0eozo5lxpovimby">
               <w:r>
                 <w:rPr>
                   <w:rFonts w:ascii="Arial" w:cs="Arial" w:eastAsia="Arial" w:hAnsi="Arial"/>
@@ -31634,7 +31634,7 @@
               </w:rPr>
               <w:t xml:space="preserve">Groups of four receive two data-set cards. Dataset A: CO₂ concentration (0.01%, 0.04%, 0.08%, 0.16%, 0.32%) vs. relative rate of photosynthesis (measured in units of O₂ released per minute) at constant light and 25 °C — values </w:t>
             </w:r>
-            <w:del w:id="9283" w:author="Claude (AI) - proposed" w:date="2026-10-15T02:49:33Z">
+            <w:del w:id="9283" w:author="Claude (AI) - proposed" w:date="2026-10-18T00:25:48Z">
               <w:r>
                 <w:rPr>
                   <w:rFonts w:ascii="Arial" w:cs="Arial" w:eastAsia="Arial" w:hAnsi="Arial"/>
@@ -31649,7 +31649,7 @@
                 <w:delText xml:space="preserve">show</w:delText>
               </w:r>
             </w:del>
-            <w:ins w:id="9284" w:author="Claude (AI) - proposed" w:date="2026-10-15T02:49:33Z">
+            <w:ins w:id="9284" w:author="Claude (AI) - proposed" w:date="2026-10-18T00:25:48Z">
               <w:r>
                 <w:rPr>
                   <w:rFonts w:ascii="Arial" w:cs="Arial" w:eastAsia="Arial" w:hAnsi="Arial"/>
@@ -31677,7 +31677,7 @@
               </w:rPr>
               <w:t xml:space="preserve"> a rapid rise that levels off to a plateau</w:t>
             </w:r>
-            <w:ins w:id="9285" w:author="Claude (AI) - proposed" w:date="2026-10-15T02:49:33Z">
+            <w:ins w:id="9285" w:author="Claude (AI) - proposed" w:date="2026-10-18T00:25:48Z">
               <w:r>
                 <w:rPr>
                   <w:rFonts w:ascii="Arial" w:cs="Arial" w:eastAsia="Arial" w:hAnsi="Arial"/>
@@ -31705,7 +31705,7 @@
               </w:rPr>
               <w:t xml:space="preserve">. Dataset B: Temperature (5 °C, 10 °C, 15 °C, 20 °C, 25 °C, 30 °C, 35 °C, 40 °C, 45 °C) vs. relative rate of photosynthesis at constant light and 0.04% CO₂ — values </w:t>
             </w:r>
-            <w:del w:id="9286" w:author="Claude (AI) - proposed" w:date="2026-10-15T02:49:33Z">
+            <w:del w:id="9286" w:author="Claude (AI) - proposed" w:date="2026-10-18T00:25:48Z">
               <w:r>
                 <w:rPr>
                   <w:rFonts w:ascii="Arial" w:cs="Arial" w:eastAsia="Arial" w:hAnsi="Arial"/>
@@ -31720,7 +31720,7 @@
                 <w:delText xml:space="preserve">show</w:delText>
               </w:r>
             </w:del>
-            <w:ins w:id="9287" w:author="Claude (AI) - proposed" w:date="2026-10-15T02:49:33Z">
+            <w:ins w:id="9287" w:author="Claude (AI) - proposed" w:date="2026-10-18T00:25:48Z">
               <w:r>
                 <w:rPr>
                   <w:rFonts w:ascii="Arial" w:cs="Arial" w:eastAsia="Arial" w:hAnsi="Arial"/>
@@ -31748,7 +31748,7 @@
               </w:rPr>
               <w:t xml:space="preserve"> a rise peaking at </w:t>
             </w:r>
-            <w:del w:id="9288" w:author="Claude (AI) - proposed" w:date="2026-10-15T02:49:33Z">
+            <w:del w:id="9288" w:author="Claude (AI) - proposed" w:date="2026-10-18T00:25:48Z">
               <w:r>
                 <w:rPr>
                   <w:rFonts w:ascii="Arial" w:cs="Arial" w:eastAsia="Arial" w:hAnsi="Arial"/>
@@ -31763,7 +31763,7 @@
                 <w:delText xml:space="preserve">~</w:delText>
               </w:r>
             </w:del>
-            <w:ins w:id="9289" w:author="Claude (AI) - proposed" w:date="2026-10-15T02:49:33Z">
+            <w:ins w:id="9289" w:author="Claude (AI) - proposed" w:date="2026-10-18T00:25:48Z">
               <w:r>
                 <w:rPr>
                   <w:rFonts w:ascii="Arial" w:cs="Arial" w:eastAsia="Arial" w:hAnsi="Arial"/>
@@ -31791,7 +31791,7 @@
               </w:rPr>
               <w:t xml:space="preserve">35 °C then a sharp decline</w:t>
             </w:r>
-            <w:ins w:id="9290" w:author="Claude (AI) - proposed" w:date="2026-10-15T02:49:33Z">
+            <w:ins w:id="9290" w:author="Claude (AI) - proposed" w:date="2026-10-18T00:25:48Z">
               <w:r>
                 <w:rPr>
                   <w:rFonts w:ascii="Arial" w:cs="Arial" w:eastAsia="Arial" w:hAnsi="Arial"/>
@@ -31885,7 +31885,7 @@
               </w:rPr>
               <w:t xml:space="preserve">Data-to-graph translation (</w:t>
             </w:r>
-            <w:del w:id="9291" w:author="Claude (AI) - proposed" w:date="2026-10-15T02:49:33Z">
+            <w:del w:id="9291" w:author="Claude (AI) - proposed" w:date="2026-10-18T00:25:48Z">
               <w:r>
                 <w:rPr>
                   <w:rFonts w:ascii="Arial" w:cs="Arial" w:eastAsia="Arial" w:hAnsi="Arial"/>
@@ -31900,7 +31900,7 @@
                 <w:delText xml:space="preserve">NGSS Science and Engineering Practice 4 — Analysing and Interpreting Data</w:delText>
               </w:r>
             </w:del>
-            <w:ins w:id="9292" w:author="Claude (AI) - proposed" w:date="2026-10-15T02:49:33Z">
+            <w:ins w:id="9292" w:author="Claude (AI) - proposed" w:date="2026-10-18T00:25:48Z">
               <w:r>
                 <w:rPr>
                   <w:rFonts w:ascii="Arial" w:cs="Arial" w:eastAsia="Arial" w:hAnsi="Arial"/>
@@ -32017,7 +32017,7 @@
             <w:pPr>
               <w:spacing w:after="20" w:before="0"/>
             </w:pPr>
-            <w:hyperlink w:history="1" r:id="rIdkjhhqfoms6l7eagl28o_x">
+            <w:hyperlink w:history="1" r:id="rIdb-vdulmkqscbqmfcwd5pt">
               <w:r>
                 <w:rPr>
                   <w:rFonts w:ascii="Arial" w:cs="Arial" w:eastAsia="Arial" w:hAnsi="Arial"/>
@@ -32066,7 +32066,7 @@
               <w:spacing w:after="10" w:before="0"/>
               <w:ind w:left="120"/>
             </w:pPr>
-            <w:hyperlink w:history="1" r:id="rId_aeuss4gnrctvsefndfrq">
+            <w:hyperlink w:history="1" r:id="rIdnvpt1m16p7gnsboscxnvu">
               <w:r>
                 <w:rPr>
                   <w:rFonts w:ascii="Arial" w:cs="Arial" w:eastAsia="Arial" w:hAnsi="Arial"/>
@@ -32111,7 +32111,7 @@
             <w:pPr>
               <w:spacing w:after="20" w:before="0"/>
             </w:pPr>
-            <w:hyperlink w:history="1" r:id="rId70msh3tlg2huv0ripchdm">
+            <w:hyperlink w:history="1" r:id="rIdombz4k9ry33t9ltdcneas">
               <w:r>
                 <w:rPr>
                   <w:rFonts w:ascii="Arial" w:cs="Arial" w:eastAsia="Arial" w:hAnsi="Arial"/>
@@ -32160,7 +32160,7 @@
               <w:spacing w:after="10" w:before="0"/>
               <w:ind w:left="120"/>
             </w:pPr>
-            <w:hyperlink w:history="1" r:id="rIdmd4o3y0uukya1hd716tur">
+            <w:hyperlink w:history="1" r:id="rIdgyeldilgurfgyc70jyy9n">
               <w:r>
                 <w:rPr>
                   <w:rFonts w:ascii="Arial" w:cs="Arial" w:eastAsia="Arial" w:hAnsi="Arial"/>
@@ -32238,7 +32238,7 @@
               </w:rPr>
               <w:t xml:space="preserve">GALLERY WALK: Say: 'You have 10 minutes. Move silently. Read the graphs. Leave one sticky-note glow and one sticky-note question on every group's work except your own. Be specific — write what graph feature you are referring to.' Set timer. Circulate; redirect vague notes ('great graph') by saying: 'Can you point to a specific part of their graph and explain what it tells you?' LIMITING FACTOR LECTURE (5 minutes): Say: 'Here is an analogy. Imagine a githeri recipe — you need maize and beans. If you have plenty of beans but only a little maize, the amount of githeri you can make is limited by the maize. The maize is the limiting factor. Photosynthesis is similar</w:t>
             </w:r>
-            <w:ins w:id="9293" w:author="Claude (AI) - proposed" w:date="2026-10-15T02:49:33Z">
+            <w:ins w:id="9293" w:author="Claude (AI) - proposed" w:date="2026-10-18T00:25:48Z">
               <w:r>
                 <w:rPr>
                   <w:rFonts w:ascii="Arial" w:cs="Arial" w:eastAsia="Arial" w:hAnsi="Arial"/>
@@ -32299,7 +32299,7 @@
               </w:rPr>
               <w:t xml:space="preserve">The gallery walk deploys Critique and Communication (</w:t>
             </w:r>
-            <w:del w:id="9294" w:author="Claude (AI) - proposed" w:date="2026-10-15T02:49:33Z">
+            <w:del w:id="9294" w:author="Claude (AI) - proposed" w:date="2026-10-18T00:25:48Z">
               <w:r>
                 <w:rPr>
                   <w:rFonts w:ascii="Arial" w:cs="Arial" w:eastAsia="Arial" w:hAnsi="Arial"/>
@@ -32314,7 +32314,7 @@
                 <w:delText xml:space="preserve">NGSS SEP 8</w:delText>
               </w:r>
             </w:del>
-            <w:ins w:id="9295" w:author="Claude (AI) - proposed" w:date="2026-10-15T02:49:33Z">
+            <w:ins w:id="9295" w:author="Claude (AI) - proposed" w:date="2026-10-18T00:25:48Z">
               <w:r>
                 <w:rPr>
                   <w:rFonts w:ascii="Arial" w:cs="Arial" w:eastAsia="Arial" w:hAnsi="Arial"/>
@@ -32342,7 +32342,7 @@
               </w:rPr>
               <w:t xml:space="preserve">) so learners evaluate peers' data representations before being given vocabulary. The CER framework (</w:t>
             </w:r>
-            <w:del w:id="9296" w:author="Claude (AI) - proposed" w:date="2026-10-15T02:49:33Z">
+            <w:del w:id="9296" w:author="Claude (AI) - proposed" w:date="2026-10-18T00:25:48Z">
               <w:r>
                 <w:rPr>
                   <w:rFonts w:ascii="Arial" w:cs="Arial" w:eastAsia="Arial" w:hAnsi="Arial"/>
@@ -32357,7 +32357,7 @@
                 <w:delText xml:space="preserve">NGSS SEP 6 — Constructing Explanations</w:delText>
               </w:r>
             </w:del>
-            <w:ins w:id="9297" w:author="Claude (AI) - proposed" w:date="2026-10-15T02:49:33Z">
+            <w:ins w:id="9297" w:author="Claude (AI) - proposed" w:date="2026-10-18T00:25:48Z">
               <w:r>
                 <w:rPr>
                   <w:rFonts w:ascii="Arial" w:cs="Arial" w:eastAsia="Arial" w:hAnsi="Arial"/>
@@ -32474,7 +32474,7 @@
             <w:pPr>
               <w:spacing w:after="20" w:before="0"/>
             </w:pPr>
-            <w:hyperlink w:history="1" r:id="rIdnwpwhwtaa9cqwc0ayoqj0">
+            <w:hyperlink w:history="1" r:id="rIdfbxzk_3jjaa9dmaig1txm">
               <w:r>
                 <w:rPr>
                   <w:rFonts w:ascii="Arial" w:cs="Arial" w:eastAsia="Arial" w:hAnsi="Arial"/>
@@ -32523,7 +32523,7 @@
               <w:spacing w:after="10" w:before="0"/>
               <w:ind w:left="120"/>
             </w:pPr>
-            <w:hyperlink w:history="1" r:id="rIdhc1utlajn4e2xbilvx22v">
+            <w:hyperlink w:history="1" r:id="rIdt4qnlkryvxa6in0iaprrp">
               <w:r>
                 <w:rPr>
                   <w:rFonts w:ascii="Arial" w:cs="Arial" w:eastAsia="Arial" w:hAnsi="Arial"/>
@@ -32568,7 +32568,7 @@
             <w:pPr>
               <w:spacing w:after="20" w:before="0"/>
             </w:pPr>
-            <w:hyperlink w:history="1" r:id="rId-irpo0bvdq_0exdo5eozs">
+            <w:hyperlink w:history="1" r:id="rIdaxhmomqcit05svmromui3">
               <w:r>
                 <w:rPr>
                   <w:rFonts w:ascii="Arial" w:cs="Arial" w:eastAsia="Arial" w:hAnsi="Arial"/>
@@ -32617,7 +32617,7 @@
               <w:spacing w:after="10" w:before="0"/>
               <w:ind w:left="120"/>
             </w:pPr>
-            <w:hyperlink w:history="1" r:id="rIdda_d6fmhyer9t3rhxowuq">
+            <w:hyperlink w:history="1" r:id="rIdeoard63n9vdedgemicfi8">
               <w:r>
                 <w:rPr>
                   <w:rFonts w:ascii="Arial" w:cs="Arial" w:eastAsia="Arial" w:hAnsi="Arial"/>
@@ -32817,7 +32817,7 @@
             <w:pPr>
               <w:spacing w:after="20" w:before="0"/>
             </w:pPr>
-            <w:hyperlink w:history="1" r:id="rIddwgqjoi43ferr7du118_b">
+            <w:hyperlink w:history="1" r:id="rId4j0n3yfbj0bzwifnyhkvc">
               <w:r>
                 <w:rPr>
                   <w:rFonts w:ascii="Arial" w:cs="Arial" w:eastAsia="Arial" w:hAnsi="Arial"/>
@@ -32866,7 +32866,7 @@
               <w:spacing w:after="10" w:before="0"/>
               <w:ind w:left="120"/>
             </w:pPr>
-            <w:hyperlink w:history="1" r:id="rIdowvtgdymcc_pmpgltb_ym">
+            <w:hyperlink w:history="1" r:id="rIdcae2vnzlbecywarwxz0pv">
               <w:r>
                 <w:rPr>
                   <w:rFonts w:ascii="Arial" w:cs="Arial" w:eastAsia="Arial" w:hAnsi="Arial"/>
@@ -32911,7 +32911,7 @@
             <w:pPr>
               <w:spacing w:after="20" w:before="0"/>
             </w:pPr>
-            <w:hyperlink w:history="1" r:id="rIdobgwj6a7pbfs8bezvpcoq">
+            <w:hyperlink w:history="1" r:id="rIdwuk1ro3lgbnbjn_pufkar">
               <w:r>
                 <w:rPr>
                   <w:rFonts w:ascii="Arial" w:cs="Arial" w:eastAsia="Arial" w:hAnsi="Arial"/>
@@ -32960,7 +32960,7 @@
               <w:spacing w:after="10" w:before="0"/>
               <w:ind w:left="120"/>
             </w:pPr>
-            <w:hyperlink w:history="1" r:id="rIdm_ulzzndgny2viato1izu">
+            <w:hyperlink w:history="1" r:id="rIditaaaycpf1mf4wy_xiefi">
               <w:r>
                 <w:rPr>
                   <w:rFonts w:ascii="Arial" w:cs="Arial" w:eastAsia="Arial" w:hAnsi="Arial"/>
@@ -33071,7 +33071,7 @@
               </w:rPr>
               <w:t xml:space="preserve">Model revision (</w:t>
             </w:r>
-            <w:del w:id="9298" w:author="Claude (AI) - proposed" w:date="2026-10-15T02:49:33Z">
+            <w:del w:id="9298" w:author="Claude (AI) - proposed" w:date="2026-10-18T00:25:48Z">
               <w:r>
                 <w:rPr>
                   <w:rFonts w:ascii="Arial" w:cs="Arial" w:eastAsia="Arial" w:hAnsi="Arial"/>
@@ -33086,7 +33086,7 @@
                 <w:delText xml:space="preserve">NGSS SEP 2 — Developing and Using Models</w:delText>
               </w:r>
             </w:del>
-            <w:ins w:id="9299" w:author="Claude (AI) - proposed" w:date="2026-10-15T02:49:33Z">
+            <w:ins w:id="9299" w:author="Claude (AI) - proposed" w:date="2026-10-18T00:25:48Z">
               <w:r>
                 <w:rPr>
                   <w:rFonts w:ascii="Arial" w:cs="Arial" w:eastAsia="Arial" w:hAnsi="Arial"/>
@@ -33528,7 +33528,7 @@
         </w:rPr>
         <w:t xml:space="preserve">© 2026 SeaVuria and ARES. Aligned with KICD objectives. Developed by SeaVuria; technical implementation by ARES (with AI assistance from Claude). Licensed under </w:t>
       </w:r>
-      <w:hyperlink w:history="1" r:id="rIdrgrqgxsnt5vchvvoqxrlf">
+      <w:hyperlink w:history="1" r:id="rIdufgxiul1h0vb0m6dx9b3e">
         <w:r>
           <w:rPr>
             <w:rFonts w:ascii="Arial" w:cs="Arial" w:eastAsia="Arial" w:hAnsi="Arial"/>
@@ -33549,7 +33549,7 @@
         </w:rPr>
         <w:t xml:space="preserve"> (</w:t>
       </w:r>
-      <w:hyperlink w:history="1" r:id="rId7vfe4l8ityise8etqibz2">
+      <w:hyperlink w:history="1" r:id="rIdfkchlucghcx5j5fk07wmr">
         <w:r>
           <w:rPr>
             <w:rFonts w:ascii="Arial" w:cs="Arial" w:eastAsia="Arial" w:hAnsi="Arial"/>
@@ -34070,7 +34070,7 @@
               </w:rPr>
               <w:t xml:space="preserve">How do plants </w:t>
             </w:r>
-            <w:del w:id="9300" w:author="Claude (AI) - proposed" w:date="2026-10-15T02:49:33Z">
+            <w:del w:id="9300" w:author="Claude (AI) - proposed" w:date="2026-10-18T00:25:48Z">
               <w:r>
                 <w:rPr>
                   <w:rFonts w:ascii="Arial" w:cs="Arial" w:eastAsia="Arial" w:hAnsi="Arial"/>
@@ -34085,7 +34085,7 @@
                 <w:delText xml:space="preserve">make their own food?</w:delText>
               </w:r>
             </w:del>
-            <w:ins w:id="9301" w:author="Claude (AI) - proposed" w:date="2026-10-15T02:49:33Z">
+            <w:ins w:id="9301" w:author="Claude (AI) - proposed" w:date="2026-10-18T00:25:48Z">
               <w:r>
                 <w:rPr>
                   <w:rFonts w:ascii="Arial" w:cs="Arial" w:eastAsia="Arial" w:hAnsi="Arial"/>
@@ -34181,7 +34181,7 @@
               </w:rPr>
               <w:t xml:space="preserve">In Lessons 1–8 learners established that sukuma wiki needs light for photosynthesis, water for turgor and as a raw material, CO₂ as a carbon source, and chlorophyll as the light-capturing pigment. Yet photosynthesis alone cannot explain all plant growth — the plant also needs mineral elements for building proteins, nucleic acids, chlorophyll, and cell walls. Lesson 9 closes this gap by introducing mineral nutrition as the final major input into plant nutrition, explaining why a Nakuru maize farmer whose plants show yellowing older leaves is experiencing nitrogen deficiency, and why </w:t>
             </w:r>
-            <w:del w:id="9302" w:author="Claude (AI) - proposed" w:date="2026-10-15T02:49:33Z">
+            <w:del w:id="9302" w:author="Claude (AI) - proposed" w:date="2026-10-18T00:25:48Z">
               <w:r>
                 <w:rPr>
                   <w:rFonts w:ascii="Arial" w:cs="Arial" w:eastAsia="Arial" w:hAnsi="Arial"/>
@@ -34196,7 +34196,7 @@
                 <w:delText xml:space="preserve">our sukuma wiki in the shade under the mango tree gradually turned pale</w:delText>
               </w:r>
             </w:del>
-            <w:ins w:id="9303" w:author="Claude (AI) - proposed" w:date="2026-10-15T02:49:33Z">
+            <w:ins w:id="9303" w:author="Claude (AI) - proposed" w:date="2026-10-18T00:25:48Z">
               <w:r>
                 <w:rPr>
                   <w:rFonts w:ascii="Arial" w:cs="Arial" w:eastAsia="Arial" w:hAnsi="Arial"/>
@@ -34692,7 +34692,7 @@
               <w:spacing w:after="10" w:before="0"/>
               <w:ind w:left="120"/>
             </w:pPr>
-            <w:hyperlink w:history="1" r:id="rId0e-6zeooq-che_ohnkloa">
+            <w:hyperlink w:history="1" r:id="rIdckur9yvdbmpcwg3ymyne4">
               <w:r>
                 <w:rPr>
                   <w:rFonts w:ascii="Arial" w:cs="Arial" w:eastAsia="Arial" w:hAnsi="Arial"/>
@@ -34769,7 +34769,7 @@
               <w:spacing w:after="10" w:before="0"/>
               <w:ind w:left="120"/>
             </w:pPr>
-            <w:hyperlink w:history="1" r:id="rIddrqtel4qjflmoncfkkffu">
+            <w:hyperlink w:history="1" r:id="rIdjowra9d3dnurl10yvngch">
               <w:r>
                 <w:rPr>
                   <w:rFonts w:ascii="Arial" w:cs="Arial" w:eastAsia="Arial" w:hAnsi="Arial"/>
@@ -35001,7 +35001,7 @@
               <w:spacing w:after="10" w:before="0"/>
               <w:ind w:left="120"/>
             </w:pPr>
-            <w:hyperlink w:history="1" r:id="rIdz55icmphoaefibwz1jc-m">
+            <w:hyperlink w:history="1" r:id="rIdlwgnjekifqeuoo9-zh_zl">
               <w:r>
                 <w:rPr>
                   <w:rFonts w:ascii="Arial" w:cs="Arial" w:eastAsia="Arial" w:hAnsi="Arial"/>
@@ -35078,7 +35078,7 @@
               <w:spacing w:after="10" w:before="0"/>
               <w:ind w:left="120"/>
             </w:pPr>
-            <w:hyperlink w:history="1" r:id="rIdrcog0qgokhmzaimn9ybi3">
+            <w:hyperlink w:history="1" r:id="rIdcvtcpdnuy8xwtt0ivpxnk">
               <w:r>
                 <w:rPr>
                   <w:rFonts w:ascii="Arial" w:cs="Arial" w:eastAsia="Arial" w:hAnsi="Arial"/>
@@ -35138,7 +35138,7 @@
               </w:rPr>
               <w:t xml:space="preserve">Learners work in groups of four. Each group receives: (1) a printed A3 </w:t>
             </w:r>
-            <w:del w:id="9304" w:author="Claude (AI) - proposed" w:date="2026-10-15T02:49:33Z">
+            <w:del w:id="9304" w:author="Claude (AI) - proposed" w:date="2026-10-18T00:25:48Z">
               <w:r>
                 <w:rPr>
                   <w:rFonts w:ascii="Arial" w:cs="Arial" w:eastAsia="Arial" w:hAnsi="Arial"/>
@@ -35153,7 +35153,7 @@
                 <w:delText xml:space="preserve">KALRO Secondary Data Table</w:delText>
               </w:r>
             </w:del>
-            <w:ins w:id="9305" w:author="Claude (AI) - proposed" w:date="2026-10-15T02:49:33Z">
+            <w:ins w:id="9305" w:author="Claude (AI) - proposed" w:date="2026-10-18T00:25:48Z">
               <w:r>
                 <w:rPr>
                   <w:rFonts w:ascii="Arial" w:cs="Arial" w:eastAsia="Arial" w:hAnsi="Arial"/>
@@ -35181,7 +35181,7 @@
               </w:rPr>
               <w:t xml:space="preserve"> showing eight minerals (N, P, K, Ca, Mg, S, Fe, Zn), their chemical symbols, classification as macro or micro, their role in the plant, and the deficiency symptom observed in Kenyan crops; (2) a set of six laminated deficiency photographs (or </w:t>
             </w:r>
-            <w:ins w:id="9306" w:author="Claude (AI) - proposed" w:date="2026-10-15T02:49:33Z">
+            <w:ins w:id="9306" w:author="Claude (AI) - proposed" w:date="2026-10-18T00:25:48Z">
               <w:r>
                 <w:rPr>
                   <w:rFonts w:ascii="Arial" w:cs="Arial" w:eastAsia="Arial" w:hAnsi="Arial"/>
@@ -35209,7 +35209,7 @@
               </w:rPr>
               <w:t xml:space="preserve">ARES platform image gallery</w:t>
             </w:r>
-            <w:ins w:id="9307" w:author="Claude (AI) - proposed" w:date="2026-10-15T02:49:33Z">
+            <w:ins w:id="9307" w:author="Claude (AI) - proposed" w:date="2026-10-18T00:25:48Z">
               <w:r>
                 <w:rPr>
                   <w:rFonts w:ascii="Arial" w:cs="Arial" w:eastAsia="Arial" w:hAnsi="Arial"/>
@@ -35270,7 +35270,7 @@
               </w:rPr>
               <w:t xml:space="preserve">Distribute materials and say: 'Your task is to become plant diagnosticians — like the scientists at KALRO in Nairobi who advise Kenyan farmers on why their crops are failing. For each photograph, use the data table to make a Claim about which mineral is deficient, cite the Evidence you can see in the photograph, and write your Reasoning — connecting what you see to what the data table says the deficiency looks like.' Circulate continuously. At the 6-minute mark, check in with one group and ask: 'You have matched photograph C to potassium — walk me through your reasoning.' [WAIT TIME: 10 seconds.] At the 12-minute mark, identify a group that has made an error (e.g., confusing magnesium and iron interveinal chlorosis) and ask: 'Both of these show interveinal chlorosis. How does the data table help you tell them apart?' [WAIT TIME: 15 seconds.] Key distinction to guide toward: magnesium deficiency appears on OLDER leaves first (magnesium is mobile in the phloem); iron deficiency appears on YOUNGER leaves first (iron is immobile). Do not give the answer — ask: 'Which leaves are affected — old or young? Now check the table again.' </w:t>
             </w:r>
-            <w:ins w:id="9308" w:author="Claude (AI) - proposed" w:date="2026-10-15T02:49:33Z">
+            <w:ins w:id="9308" w:author="Claude (AI) - proposed" w:date="2026-10-18T00:25:48Z">
               <w:r>
                 <w:rPr>
                   <w:rFonts w:ascii="Arial" w:cs="Arial" w:eastAsia="Arial" w:hAnsi="Arial"/>
@@ -35331,7 +35331,7 @@
               </w:rPr>
               <w:t xml:space="preserve">Claim–Evidence–Reasoning (CER) Framework: This strategy requires learners to move beyond pattern-matching to explicit scientific argumentation. By naming a claim, citing specific visual evidence, and linking it to mechanistic data in the table, learners practise the </w:t>
             </w:r>
-            <w:del w:id="9309" w:author="Claude (AI) - proposed" w:date="2026-10-15T02:49:33Z">
+            <w:del w:id="9309" w:author="Claude (AI) - proposed" w:date="2026-10-18T00:25:48Z">
               <w:r>
                 <w:rPr>
                   <w:rFonts w:ascii="Arial" w:cs="Arial" w:eastAsia="Arial" w:hAnsi="Arial"/>
@@ -35346,7 +35346,7 @@
                 <w:delText xml:space="preserve">NGSS Science and Engineering Practice of Constructing Explanations</w:delText>
               </w:r>
             </w:del>
-            <w:ins w:id="9310" w:author="Claude (AI) - proposed" w:date="2026-10-15T02:49:33Z">
+            <w:ins w:id="9310" w:author="Claude (AI) - proposed" w:date="2026-10-18T00:25:48Z">
               <w:r>
                 <w:rPr>
                   <w:rFonts w:ascii="Arial" w:cs="Arial" w:eastAsia="Arial" w:hAnsi="Arial"/>
@@ -35480,7 +35480,7 @@
               <w:spacing w:after="10" w:before="0"/>
               <w:ind w:left="120"/>
             </w:pPr>
-            <w:hyperlink w:history="1" r:id="rIdowlkikvhw7dp1nevltayd">
+            <w:hyperlink w:history="1" r:id="rIdwgany_peaumlswobnfkf0">
               <w:r>
                 <w:rPr>
                   <w:rFonts w:ascii="Arial" w:cs="Arial" w:eastAsia="Arial" w:hAnsi="Arial"/>
@@ -35557,7 +35557,7 @@
               <w:spacing w:after="10" w:before="0"/>
               <w:ind w:left="120"/>
             </w:pPr>
-            <w:hyperlink w:history="1" r:id="rIdl8iabqylzfrbt5wmhmz2c">
+            <w:hyperlink w:history="1" r:id="rId1leaarsflutm63xlravct">
               <w:r>
                 <w:rPr>
                   <w:rFonts w:ascii="Arial" w:cs="Arial" w:eastAsia="Arial" w:hAnsi="Arial"/>
@@ -35617,7 +35617,7 @@
               </w:rPr>
               <w:t xml:space="preserve">Each group shares one CER match with the class in a gallery-style debrief (2 minutes per group, 6 groups × 1 photograph each = 12 minutes). As groups present, the class co-constructs a shared Mineral Nutrition Reference Table on the board with columns: Mineral | Symbol | Macro/Micro | Role in Plant | Deficiency Symptom | Kenyan Crop Example. After all six photographs are debriated, learners individually write a 'So What?' paragraph in their books connecting mineral nutrition to the sukuma wiki phenomenon: 'Explain </w:t>
             </w:r>
-            <w:del w:id="9311" w:author="Claude (AI) - proposed" w:date="2026-10-15T02:49:33Z">
+            <w:del w:id="9311" w:author="Claude (AI) - proposed" w:date="2026-10-18T00:25:48Z">
               <w:r>
                 <w:rPr>
                   <w:rFonts w:ascii="Arial" w:cs="Arial" w:eastAsia="Arial" w:hAnsi="Arial"/>
@@ -35632,7 +35632,7 @@
                 <w:delText xml:space="preserve">why the sukuma wiki</w:delText>
               </w:r>
             </w:del>
-            <w:ins w:id="9312" w:author="Claude (AI) - proposed" w:date="2026-10-15T02:49:33Z">
+            <w:ins w:id="9312" w:author="Claude (AI) - proposed" w:date="2026-10-18T00:25:48Z">
               <w:r>
                 <w:rPr>
                   <w:rFonts w:ascii="Arial" w:cs="Arial" w:eastAsia="Arial" w:hAnsi="Arial"/>
@@ -35660,7 +35660,7 @@
               </w:rPr>
               <w:t xml:space="preserve"> under the mango tree </w:t>
             </w:r>
-            <w:del w:id="9313" w:author="Claude (AI) - proposed" w:date="2026-10-15T02:49:33Z">
+            <w:del w:id="9313" w:author="Claude (AI) - proposed" w:date="2026-10-18T00:25:48Z">
               <w:r>
                 <w:rPr>
                   <w:rFonts w:ascii="Arial" w:cs="Arial" w:eastAsia="Arial" w:hAnsi="Arial"/>
@@ -35675,7 +35675,7 @@
                 <w:delText xml:space="preserve">became pale and grew slowly even though the soil was wet.</w:delText>
               </w:r>
             </w:del>
-            <w:ins w:id="9314" w:author="Claude (AI) - proposed" w:date="2026-10-15T02:49:33Z">
+            <w:ins w:id="9314" w:author="Claude (AI) - proposed" w:date="2026-10-18T00:25:48Z">
               <w:r>
                 <w:rPr>
                   <w:rFonts w:ascii="Arial" w:cs="Arial" w:eastAsia="Arial" w:hAnsi="Arial"/>
@@ -35703,7 +35703,7 @@
               </w:rPr>
               <w:t xml:space="preserve">' They must use at least </w:t>
             </w:r>
-            <w:del w:id="9315" w:author="Claude (AI) - proposed" w:date="2026-10-15T02:49:33Z">
+            <w:del w:id="9315" w:author="Claude (AI) - proposed" w:date="2026-10-18T00:25:48Z">
               <w:r>
                 <w:rPr>
                   <w:rFonts w:ascii="Arial" w:cs="Arial" w:eastAsia="Arial" w:hAnsi="Arial"/>
@@ -35718,7 +35718,7 @@
                 <w:delText xml:space="preserve">three</w:delText>
               </w:r>
             </w:del>
-            <w:ins w:id="9316" w:author="Claude (AI) - proposed" w:date="2026-10-15T02:49:33Z">
+            <w:ins w:id="9316" w:author="Claude (AI) - proposed" w:date="2026-10-18T00:25:48Z">
               <w:r>
                 <w:rPr>
                   <w:rFonts w:ascii="Arial" w:cs="Arial" w:eastAsia="Arial" w:hAnsi="Arial"/>
@@ -35779,7 +35779,7 @@
               </w:rPr>
               <w:t xml:space="preserve">Facilitate the gallery debrief by assigning each group a photograph. Say: 'Group 1 — you have 2 minutes to present your CER for photograph A. Tell us your claim, your evidence, and your reasoning. The rest of the class: listen and add the information to your own copy of the reference table.' After each presentation, ask the class: 'Does anyone want to challenge or add to their reasoning?' [WAIT TIME: 12 seconds.] Cold-call at least one non-presenting learner per photograph with: '[Name], do you agree with their claim? Why or why not?' </w:t>
             </w:r>
-            <w:ins w:id="9317" w:author="Claude (AI) - proposed" w:date="2026-10-15T02:49:33Z">
+            <w:ins w:id="9317" w:author="Claude (AI) - proposed" w:date="2026-10-18T00:25:48Z">
               <w:r>
                 <w:rPr>
                   <w:rFonts w:ascii="Arial" w:cs="Arial" w:eastAsia="Arial" w:hAnsi="Arial"/>
@@ -35807,7 +35807,7 @@
               </w:rPr>
               <w:t xml:space="preserve">After all six presentations, say: 'Now I want you to write independently for 5 minutes. Connect what you have just learned to our sukuma wiki story. </w:t>
             </w:r>
-            <w:del w:id="9318" w:author="Claude (AI) - proposed" w:date="2026-10-15T02:49:33Z">
+            <w:del w:id="9318" w:author="Claude (AI) - proposed" w:date="2026-10-18T00:25:48Z">
               <w:r>
                 <w:rPr>
                   <w:rFonts w:ascii="Arial" w:cs="Arial" w:eastAsia="Arial" w:hAnsi="Arial"/>
@@ -35822,7 +35822,7 @@
                 <w:delText xml:space="preserve">Why did it turn pale</w:delText>
               </w:r>
             </w:del>
-            <w:ins w:id="9319" w:author="Claude (AI) - proposed" w:date="2026-10-15T02:49:33Z">
+            <w:ins w:id="9319" w:author="Claude (AI) - proposed" w:date="2026-10-18T00:25:48Z">
               <w:r>
                 <w:rPr>
                   <w:rFonts w:ascii="Arial" w:cs="Arial" w:eastAsia="Arial" w:hAnsi="Arial"/>
@@ -35850,7 +35850,7 @@
               </w:rPr>
               <w:t xml:space="preserve"> under the mango tree</w:t>
             </w:r>
-            <w:ins w:id="9320" w:author="Claude (AI) - proposed" w:date="2026-10-15T02:49:33Z">
+            <w:ins w:id="9320" w:author="Claude (AI) - proposed" w:date="2026-10-18T00:25:48Z">
               <w:r>
                 <w:rPr>
                   <w:rFonts w:ascii="Arial" w:cs="Arial" w:eastAsia="Arial" w:hAnsi="Arial"/>
@@ -35878,7 +35878,7 @@
               </w:rPr>
               <w:t xml:space="preserve">? You must use the words macronutrient, chlorophyll, and root uptake.' After 5 minutes, cold-call 2 learners to read their paragraphs aloud. Then ask the whole class: '</w:t>
             </w:r>
-            <w:del w:id="9321" w:author="Claude (AI) - proposed" w:date="2026-10-15T02:49:33Z">
+            <w:del w:id="9321" w:author="Claude (AI) - proposed" w:date="2026-10-18T00:25:48Z">
               <w:r>
                 <w:rPr>
                   <w:rFonts w:ascii="Arial" w:cs="Arial" w:eastAsia="Arial" w:hAnsi="Arial"/>
@@ -35893,7 +35893,7 @@
                 <w:delText xml:space="preserve">We said in Lesson 3 that root hair cells absorb</w:delText>
               </w:r>
             </w:del>
-            <w:ins w:id="9322" w:author="Claude (AI) - proposed" w:date="2026-10-15T02:49:33Z">
+            <w:ins w:id="9322" w:author="Claude (AI) - proposed" w:date="2026-10-18T00:25:48Z">
               <w:r>
                 <w:rPr>
                   <w:rFonts w:ascii="Arial" w:cs="Arial" w:eastAsia="Arial" w:hAnsi="Arial"/>
@@ -35921,7 +35921,7 @@
               </w:rPr>
               <w:t xml:space="preserve"> water by osmosis. How do you think mineral ions get into the root — is it the same process?' [WAIT TIME: 15 seconds.] Guide learners to recall that ions move by active transport (requiring energy from respiration), not osmosis, linking mineral uptake to the broader energy story of the plant.</w:t>
             </w:r>
-            <w:ins w:id="9323" w:author="Claude (AI) - proposed" w:date="2026-10-15T02:49:33Z">
+            <w:ins w:id="9323" w:author="Claude (AI) - proposed" w:date="2026-10-18T00:25:48Z">
               <w:r>
                 <w:rPr>
                   <w:rFonts w:ascii="Arial" w:cs="Arial" w:eastAsia="Arial" w:hAnsi="Arial"/>
@@ -36002,7 +36002,7 @@
               </w:rPr>
               <w:t xml:space="preserve">Observable indicator: The 'So What?' paragraph uses all three required terms correctly in context. Teacher collects or photographs 4–5 paragraphs from different ability levels during the lesson to review after class. A strong paragraph reads approximately: '</w:t>
             </w:r>
-            <w:del w:id="9324" w:author="Claude (AI) - proposed" w:date="2026-10-15T02:49:33Z">
+            <w:del w:id="9324" w:author="Claude (AI) - proposed" w:date="2026-10-18T00:25:48Z">
               <w:r>
                 <w:rPr>
                   <w:rFonts w:ascii="Arial" w:cs="Arial" w:eastAsia="Arial" w:hAnsi="Arial"/>
@@ -36017,7 +36017,7 @@
                 <w:delText xml:space="preserve">The sukuma wiki under</w:delText>
               </w:r>
             </w:del>
-            <w:ins w:id="9325" w:author="Claude (AI) - proposed" w:date="2026-10-15T02:49:33Z">
+            <w:ins w:id="9325" w:author="Claude (AI) - proposed" w:date="2026-10-18T00:25:48Z">
               <w:r>
                 <w:rPr>
                   <w:rFonts w:ascii="Arial" w:cs="Arial" w:eastAsia="Arial" w:hAnsi="Arial"/>
@@ -36045,7 +36045,7 @@
               </w:rPr>
               <w:t xml:space="preserve"> the mango tree </w:t>
             </w:r>
-            <w:del w:id="9326" w:author="Claude (AI) - proposed" w:date="2026-10-15T02:49:33Z">
+            <w:del w:id="9326" w:author="Claude (AI) - proposed" w:date="2026-10-18T00:25:48Z">
               <w:r>
                 <w:rPr>
                   <w:rFonts w:ascii="Arial" w:cs="Arial" w:eastAsia="Arial" w:hAnsi="Arial"/>
@@ -36060,7 +36060,7 @@
                 <w:delText xml:space="preserve">received</w:delText>
               </w:r>
             </w:del>
-            <w:ins w:id="9327" w:author="Claude (AI) - proposed" w:date="2026-10-15T02:49:33Z">
+            <w:ins w:id="9327" w:author="Claude (AI) - proposed" w:date="2026-10-18T00:25:48Z">
               <w:r>
                 <w:rPr>
                   <w:rFonts w:ascii="Arial" w:cs="Arial" w:eastAsia="Arial" w:hAnsi="Arial"/>
@@ -36088,7 +36088,7 @@
               </w:rPr>
               <w:t xml:space="preserve"> less light, so it </w:t>
             </w:r>
-            <w:del w:id="9328" w:author="Claude (AI) - proposed" w:date="2026-10-15T02:49:33Z">
+            <w:del w:id="9328" w:author="Claude (AI) - proposed" w:date="2026-10-18T00:25:48Z">
               <w:r>
                 <w:rPr>
                   <w:rFonts w:ascii="Arial" w:cs="Arial" w:eastAsia="Arial" w:hAnsi="Arial"/>
@@ -36103,7 +36103,7 @@
                 <w:delText xml:space="preserve">photosynthesised less. But even if light were sufficient, the plant also</w:delText>
               </w:r>
             </w:del>
-            <w:ins w:id="9329" w:author="Claude (AI) - proposed" w:date="2026-10-15T02:49:33Z">
+            <w:ins w:id="9329" w:author="Claude (AI) - proposed" w:date="2026-10-18T00:25:48Z">
               <w:r>
                 <w:rPr>
                   <w:rFonts w:ascii="Arial" w:cs="Arial" w:eastAsia="Arial" w:hAnsi="Arial"/>
@@ -36131,7 +36131,7 @@
               </w:rPr>
               <w:t xml:space="preserve"> needs macronutrients like nitrogen </w:t>
             </w:r>
-            <w:ins w:id="9330" w:author="Claude (AI) - proposed" w:date="2026-10-15T02:49:33Z">
+            <w:ins w:id="9330" w:author="Claude (AI) - proposed" w:date="2026-10-18T00:25:48Z">
               <w:r>
                 <w:rPr>
                   <w:rFonts w:ascii="Arial" w:cs="Arial" w:eastAsia="Arial" w:hAnsi="Arial"/>
@@ -36159,7 +36159,7 @@
               </w:rPr>
               <w:t xml:space="preserve">to build chlorophyll</w:t>
             </w:r>
-            <w:del w:id="9331" w:author="Claude (AI) - proposed" w:date="2026-10-15T02:49:33Z">
+            <w:del w:id="9331" w:author="Claude (AI) - proposed" w:date="2026-10-18T00:25:48Z">
               <w:r>
                 <w:rPr>
                   <w:rFonts w:ascii="Arial" w:cs="Arial" w:eastAsia="Arial" w:hAnsi="Arial"/>
@@ -36174,7 +36174,7 @@
                 <w:delText xml:space="preserve">, which is why leaves turned pale — this is chlorosis caused by nitrogen deficiency</w:delText>
               </w:r>
             </w:del>
-            <w:ins w:id="9332" w:author="Claude (AI) - proposed" w:date="2026-10-15T02:49:33Z">
+            <w:ins w:id="9332" w:author="Claude (AI) - proposed" w:date="2026-10-18T00:25:48Z">
               <w:r>
                 <w:rPr>
                   <w:rFonts w:ascii="Arial" w:cs="Arial" w:eastAsia="Arial" w:hAnsi="Arial"/>
@@ -36202,7 +36202,7 @@
               </w:rPr>
               <w:t xml:space="preserve">. Minerals are absorbed by root uptake through root hair cells by active transport. Without enough </w:t>
             </w:r>
-            <w:del w:id="9333" w:author="Claude (AI) - proposed" w:date="2026-10-15T02:49:33Z">
+            <w:del w:id="9333" w:author="Claude (AI) - proposed" w:date="2026-10-18T00:25:48Z">
               <w:r>
                 <w:rPr>
                   <w:rFonts w:ascii="Arial" w:cs="Arial" w:eastAsia="Arial" w:hAnsi="Arial"/>
@@ -36217,7 +36217,7 @@
                 <w:delText xml:space="preserve">nitrogen,</w:delText>
               </w:r>
             </w:del>
-            <w:ins w:id="9334" w:author="Claude (AI) - proposed" w:date="2026-10-15T02:49:33Z">
+            <w:ins w:id="9334" w:author="Claude (AI) - proposed" w:date="2026-10-18T00:25:48Z">
               <w:r>
                 <w:rPr>
                   <w:rFonts w:ascii="Arial" w:cs="Arial" w:eastAsia="Arial" w:hAnsi="Arial"/>
@@ -36245,7 +36245,7 @@
               </w:rPr>
               <w:t xml:space="preserve"> the plant cannot make</w:t>
             </w:r>
-            <w:ins w:id="9335" w:author="Claude (AI) - proposed" w:date="2026-10-15T02:49:33Z">
+            <w:ins w:id="9335" w:author="Claude (AI) - proposed" w:date="2026-10-18T00:25:48Z">
               <w:r>
                 <w:rPr>
                   <w:rFonts w:ascii="Arial" w:cs="Arial" w:eastAsia="Arial" w:hAnsi="Arial"/>
@@ -36346,7 +36346,7 @@
               <w:spacing w:after="10" w:before="0"/>
               <w:ind w:left="120"/>
             </w:pPr>
-            <w:hyperlink w:history="1" r:id="rIdk_x_tdt1rrvgdyhege_tf">
+            <w:hyperlink w:history="1" r:id="rIdwipny1n-wqakroy-7f9eu">
               <w:r>
                 <w:rPr>
                   <w:rFonts w:ascii="Arial" w:cs="Arial" w:eastAsia="Arial" w:hAnsi="Arial"/>
@@ -36423,7 +36423,7 @@
               <w:spacing w:after="10" w:before="0"/>
               <w:ind w:left="120"/>
             </w:pPr>
-            <w:hyperlink w:history="1" r:id="rIdjrymjvdtuizknyytkcddk">
+            <w:hyperlink w:history="1" r:id="rIdzutk0erdctifgm0lvvk-k">
               <w:r>
                 <w:rPr>
                   <w:rFonts w:ascii="Arial" w:cs="Arial" w:eastAsia="Arial" w:hAnsi="Arial"/>
@@ -36655,7 +36655,7 @@
               <w:spacing w:after="10" w:before="0"/>
               <w:ind w:left="120"/>
             </w:pPr>
-            <w:hyperlink w:history="1" r:id="rIdr8svnssbqfyztajpnabkv">
+            <w:hyperlink w:history="1" r:id="rId5qvaxa9tzxfe4-9y03zgm">
               <w:r>
                 <w:rPr>
                   <w:rFonts w:ascii="Arial" w:cs="Arial" w:eastAsia="Arial" w:hAnsi="Arial"/>
@@ -36732,7 +36732,7 @@
               <w:spacing w:after="10" w:before="0"/>
               <w:ind w:left="120"/>
             </w:pPr>
-            <w:hyperlink w:history="1" r:id="rIdnhacu4curbzasamhl0foi">
+            <w:hyperlink w:history="1" r:id="rIdojmewfdfn8zsnoupjq1ys">
               <w:r>
                 <w:rPr>
                   <w:rFonts w:ascii="Arial" w:cs="Arial" w:eastAsia="Arial" w:hAnsi="Arial"/>
@@ -37252,7 +37252,7 @@
               </w:rPr>
               <w:t xml:space="preserve">The pale yellowing of the sukuma wiki under the mango tree is </w:t>
             </w:r>
-            <w:del w:id="9336" w:author="Claude (AI) - proposed" w:date="2026-10-15T02:49:33Z">
+            <w:del w:id="9336" w:author="Claude (AI) - proposed" w:date="2026-10-18T00:25:48Z">
               <w:r>
                 <w:rPr>
                   <w:rFonts w:ascii="Arial" w:cs="Arial" w:eastAsia="Arial" w:hAnsi="Arial"/>
@@ -37267,7 +37267,7 @@
                 <w:delText xml:space="preserve">partly</w:delText>
               </w:r>
             </w:del>
-            <w:ins w:id="9337" w:author="Claude (AI) - proposed" w:date="2026-10-15T02:49:33Z">
+            <w:ins w:id="9337" w:author="Claude (AI) - proposed" w:date="2026-10-18T00:25:48Z">
               <w:r>
                 <w:rPr>
                   <w:rFonts w:ascii="Arial" w:cs="Arial" w:eastAsia="Arial" w:hAnsi="Arial"/>
@@ -37295,7 +37295,7 @@
               </w:rPr>
               <w:t xml:space="preserve"> explained by reduced photosynthesis </w:t>
             </w:r>
-            <w:ins w:id="9338" w:author="Claude (AI) - proposed" w:date="2026-10-15T02:49:33Z">
+            <w:ins w:id="9338" w:author="Claude (AI) - proposed" w:date="2026-10-18T00:25:48Z">
               <w:r>
                 <w:rPr>
                   <w:rFonts w:ascii="Arial" w:cs="Arial" w:eastAsia="Arial" w:hAnsi="Arial"/>
@@ -37323,7 +37323,7 @@
               </w:rPr>
               <w:t xml:space="preserve">due to low light</w:t>
             </w:r>
-            <w:del w:id="9339" w:author="Claude (AI) - proposed" w:date="2026-10-15T02:49:33Z">
+            <w:del w:id="9339" w:author="Claude (AI) - proposed" w:date="2026-10-18T00:25:48Z">
               <w:r>
                 <w:rPr>
                   <w:rFonts w:ascii="Arial" w:cs="Arial" w:eastAsia="Arial" w:hAnsi="Arial"/>
@@ -37338,7 +37338,7 @@
                 <w:delText xml:space="preserve">, but is also consistent with nitrogen and magnesium deficiency causing chlorosis —</w:delText>
               </w:r>
             </w:del>
-            <w:ins w:id="9340" w:author="Claude (AI) - proposed" w:date="2026-10-15T02:49:33Z">
+            <w:ins w:id="9340" w:author="Claude (AI) - proposed" w:date="2026-10-18T00:25:48Z">
               <w:r>
                 <w:rPr>
                   <w:rFonts w:ascii="Arial" w:cs="Arial" w:eastAsia="Arial" w:hAnsi="Arial"/>
@@ -37366,7 +37366,7 @@
               </w:rPr>
               <w:t xml:space="preserve"> insufficient mineral uptake means the plant cannot synthesise adequate chlorophyll, proteins, or new cell structures, </w:t>
             </w:r>
-            <w:del w:id="9341" w:author="Claude (AI) - proposed" w:date="2026-10-15T02:49:33Z">
+            <w:del w:id="9341" w:author="Claude (AI) - proposed" w:date="2026-10-18T00:25:48Z">
               <w:r>
                 <w:rPr>
                   <w:rFonts w:ascii="Arial" w:cs="Arial" w:eastAsia="Arial" w:hAnsi="Arial"/>
@@ -37414,7 +37414,7 @@
         </w:rPr>
         <w:t xml:space="preserve">© 2026 SeaVuria and ARES. Aligned with KICD objectives. Developed by SeaVuria; technical implementation by ARES (with AI assistance from Claude). Licensed under </w:t>
       </w:r>
-      <w:hyperlink w:history="1" r:id="rIdhjrm0axbjryzf5pca-frt">
+      <w:hyperlink w:history="1" r:id="rId0amhs2m4vn8-ql29v6ysl">
         <w:r>
           <w:rPr>
             <w:rFonts w:ascii="Arial" w:cs="Arial" w:eastAsia="Arial" w:hAnsi="Arial"/>
@@ -37435,7 +37435,7 @@
         </w:rPr>
         <w:t xml:space="preserve"> (</w:t>
       </w:r>
-      <w:hyperlink w:history="1" r:id="rIduvsy9xrtos-erd32pi0au">
+      <w:hyperlink w:history="1" r:id="rIde0q4fok8s1jiadoqnrlou">
         <w:r>
           <w:rPr>
             <w:rFonts w:ascii="Arial" w:cs="Arial" w:eastAsia="Arial" w:hAnsi="Arial"/>
@@ -38475,7 +38475,7 @@
             <w:pPr>
               <w:spacing w:after="20" w:before="0"/>
             </w:pPr>
-            <w:hyperlink w:history="1" r:id="rIdyjpvotkgwhjczoludbwhr">
+            <w:hyperlink w:history="1" r:id="rIdbnlonjbj7apgrkx_lim8r">
               <w:r>
                 <w:rPr>
                   <w:rFonts w:ascii="Arial" w:cs="Arial" w:eastAsia="Arial" w:hAnsi="Arial"/>
@@ -38508,7 +38508,7 @@
               <w:spacing w:after="10" w:before="0"/>
               <w:ind w:left="120"/>
             </w:pPr>
-            <w:hyperlink w:history="1" r:id="rId5xxpbn2hhukg-f8v84081">
+            <w:hyperlink w:history="1" r:id="rIdccmgekjrelwdxfzvw8ysb">
               <w:r>
                 <w:rPr>
                   <w:rFonts w:ascii="Arial" w:cs="Arial" w:eastAsia="Arial" w:hAnsi="Arial"/>
@@ -38553,7 +38553,7 @@
             <w:pPr>
               <w:spacing w:after="20" w:before="0"/>
             </w:pPr>
-            <w:hyperlink w:history="1" r:id="rIdxvazqwcyh6-vnvn-xhvta">
+            <w:hyperlink w:history="1" r:id="rIdh5o-sj2jo3az-hb7svbte">
               <w:r>
                 <w:rPr>
                   <w:rFonts w:ascii="Arial" w:cs="Arial" w:eastAsia="Arial" w:hAnsi="Arial"/>
@@ -38586,7 +38586,7 @@
               <w:spacing w:after="10" w:before="0"/>
               <w:ind w:left="120"/>
             </w:pPr>
-            <w:hyperlink w:history="1" r:id="rId9vpsweeb5nlxekinpqry8">
+            <w:hyperlink w:history="1" r:id="rIdlnddawhfmsbhq_wwgjuu2">
               <w:r>
                 <w:rPr>
                   <w:rFonts w:ascii="Arial" w:cs="Arial" w:eastAsia="Arial" w:hAnsi="Arial"/>
@@ -38631,7 +38631,7 @@
               </w:rPr>
               <w:t xml:space="preserve">Learners open their exercise books to the prediction they wrote in Lesson 1 about why the sukuma wiki wilts and turns pale. Working individually for </w:t>
             </w:r>
-            <w:del w:id="9342" w:author="Claude (AI) - proposed" w:date="2026-10-15T02:49:33Z">
+            <w:del w:id="9342" w:author="Claude (AI) - proposed" w:date="2026-10-18T00:25:48Z">
               <w:r>
                 <w:rPr>
                   <w:rFonts w:ascii="Arial" w:cs="Arial" w:eastAsia="Arial" w:hAnsi="Arial"/>
@@ -38646,7 +38646,7 @@
                 <w:delText xml:space="preserve">3</w:delText>
               </w:r>
             </w:del>
-            <w:ins w:id="9343" w:author="Claude (AI) - proposed" w:date="2026-10-15T02:49:33Z">
+            <w:ins w:id="9343" w:author="Claude (AI) - proposed" w:date="2026-10-18T00:25:48Z">
               <w:r>
                 <w:rPr>
                   <w:rFonts w:ascii="Arial" w:cs="Arial" w:eastAsia="Arial" w:hAnsi="Arial"/>
@@ -38707,7 +38707,7 @@
               </w:rPr>
               <w:t xml:space="preserve">Display the original anchoring phenomenon photograph or description on the board. Say: 'Go back to your very first prediction from Lesson 1. Read it carefully. Using a red pen or pencil, annotate it — what were you right about? What did you not yet understand? You have </w:t>
             </w:r>
-            <w:del w:id="9344" w:author="Claude (AI) - proposed" w:date="2026-10-15T02:49:33Z">
+            <w:del w:id="9344" w:author="Claude (AI) - proposed" w:date="2026-10-18T00:25:48Z">
               <w:r>
                 <w:rPr>
                   <w:rFonts w:ascii="Arial" w:cs="Arial" w:eastAsia="Arial" w:hAnsi="Arial"/>
@@ -38722,7 +38722,7 @@
                 <w:delText xml:space="preserve">three</w:delText>
               </w:r>
             </w:del>
-            <w:ins w:id="9345" w:author="Claude (AI) - proposed" w:date="2026-10-15T02:49:33Z">
+            <w:ins w:id="9345" w:author="Claude (AI) - proposed" w:date="2026-10-18T00:25:48Z">
               <w:r>
                 <w:rPr>
                   <w:rFonts w:ascii="Arial" w:cs="Arial" w:eastAsia="Arial" w:hAnsi="Arial"/>
@@ -38750,7 +38750,7 @@
               </w:rPr>
               <w:t xml:space="preserve"> minutes working in silence.' Set a timer. After </w:t>
             </w:r>
-            <w:del w:id="9346" w:author="Claude (AI) - proposed" w:date="2026-10-15T02:49:33Z">
+            <w:del w:id="9346" w:author="Claude (AI) - proposed" w:date="2026-10-18T00:25:48Z">
               <w:r>
                 <w:rPr>
                   <w:rFonts w:ascii="Arial" w:cs="Arial" w:eastAsia="Arial" w:hAnsi="Arial"/>
@@ -38765,7 +38765,7 @@
                 <w:delText xml:space="preserve">3</w:delText>
               </w:r>
             </w:del>
-            <w:ins w:id="9347" w:author="Claude (AI) - proposed" w:date="2026-10-15T02:49:33Z">
+            <w:ins w:id="9347" w:author="Claude (AI) - proposed" w:date="2026-10-18T00:25:48Z">
               <w:r>
                 <w:rPr>
                   <w:rFonts w:ascii="Arial" w:cs="Arial" w:eastAsia="Arial" w:hAnsi="Arial"/>
@@ -38793,7 +38793,7 @@
               </w:rPr>
               <w:t xml:space="preserve"> minutes say: 'Turn to your partner. Tell them one idea you held in Lesson 1 that the evidence from our lessons has changed. You have </w:t>
             </w:r>
-            <w:del w:id="9348" w:author="Claude (AI) - proposed" w:date="2026-10-15T02:49:33Z">
+            <w:del w:id="9348" w:author="Claude (AI) - proposed" w:date="2026-10-18T00:25:48Z">
               <w:r>
                 <w:rPr>
                   <w:rFonts w:ascii="Arial" w:cs="Arial" w:eastAsia="Arial" w:hAnsi="Arial"/>
@@ -38808,7 +38808,7 @@
                 <w:delText xml:space="preserve">90</w:delText>
               </w:r>
             </w:del>
-            <w:ins w:id="9349" w:author="Claude (AI) - proposed" w:date="2026-10-15T02:49:33Z">
+            <w:ins w:id="9349" w:author="Claude (AI) - proposed" w:date="2026-10-18T00:25:48Z">
               <w:r>
                 <w:rPr>
                   <w:rFonts w:ascii="Arial" w:cs="Arial" w:eastAsia="Arial" w:hAnsi="Arial"/>
@@ -38958,7 +38958,7 @@
             <w:pPr>
               <w:spacing w:after="20" w:before="0"/>
             </w:pPr>
-            <w:hyperlink w:history="1" r:id="rId3hfatyhyssovypvfsvm4k">
+            <w:hyperlink w:history="1" r:id="rIdccarzoghcpeyx7g8u67tx">
               <w:r>
                 <w:rPr>
                   <w:rFonts w:ascii="Arial" w:cs="Arial" w:eastAsia="Arial" w:hAnsi="Arial"/>
@@ -38991,7 +38991,7 @@
               <w:spacing w:after="10" w:before="0"/>
               <w:ind w:left="120"/>
             </w:pPr>
-            <w:hyperlink w:history="1" r:id="rIdg_1gtc8ndbhuivrf6uevh">
+            <w:hyperlink w:history="1" r:id="rIdntq38p_tqugwvidpx7v8d">
               <w:r>
                 <w:rPr>
                   <w:rFonts w:ascii="Arial" w:cs="Arial" w:eastAsia="Arial" w:hAnsi="Arial"/>
@@ -39036,7 +39036,7 @@
             <w:pPr>
               <w:spacing w:after="20" w:before="0"/>
             </w:pPr>
-            <w:hyperlink w:history="1" r:id="rIdnubbysgenqhissgtdbqet">
+            <w:hyperlink w:history="1" r:id="rIdqtwdbxs2yinvqip0z6qfy">
               <w:r>
                 <w:rPr>
                   <w:rFonts w:ascii="Arial" w:cs="Arial" w:eastAsia="Arial" w:hAnsi="Arial"/>
@@ -39069,7 +39069,7 @@
               <w:spacing w:after="10" w:before="0"/>
               <w:ind w:left="120"/>
             </w:pPr>
-            <w:hyperlink w:history="1" r:id="rIdvkzvoj24jp3nzwpryfjwn">
+            <w:hyperlink w:history="1" r:id="rIdy5rw6o7_o8-i_yf4tmfzt">
               <w:r>
                 <w:rPr>
                   <w:rFonts w:ascii="Arial" w:cs="Arial" w:eastAsia="Arial" w:hAnsi="Arial"/>
@@ -39114,7 +39114,7 @@
               </w:rPr>
               <w:t xml:space="preserve">Five stations are set up around the room, each displaying a single A3 summary card compiled from lessons 2 to 9. Station 1: an annotated leaf cross-section diagram (Lesson 2). Station 2: the word and chemical equations for photosynthesis and a list of raw materials (Lesson 3). Station 3: a photograph of the iodine-stained variegated leaf from the starch test practical (Lesson 4). Station 4: a simplified two-stage flow diagram of photosynthesis — light-dependent and light-independent stages — with key molecules labelled (Lessons 5 and 6). Station 5: a graph of photosynthesis rate against light intensity and a mineral deficiency symptom table (Lessons 7, 8, and 9). Groups of four spend </w:t>
             </w:r>
-            <w:del w:id="9350" w:author="Claude (AI) - proposed" w:date="2026-10-15T02:49:33Z">
+            <w:del w:id="9350" w:author="Claude (AI) - proposed" w:date="2026-10-18T00:25:48Z">
               <w:r>
                 <w:rPr>
                   <w:rFonts w:ascii="Arial" w:cs="Arial" w:eastAsia="Arial" w:hAnsi="Arial"/>
@@ -39129,7 +39129,7 @@
                 <w:delText xml:space="preserve">2 minutes</w:delText>
               </w:r>
             </w:del>
-            <w:ins w:id="9351" w:author="Claude (AI) - proposed" w:date="2026-10-15T02:49:33Z">
+            <w:ins w:id="9351" w:author="Claude (AI) - proposed" w:date="2026-10-18T00:25:48Z">
               <w:r>
                 <w:rPr>
                   <w:rFonts w:ascii="Arial" w:cs="Arial" w:eastAsia="Arial" w:hAnsi="Arial"/>
@@ -39157,7 +39157,7 @@
               </w:rPr>
               <w:t xml:space="preserve"> at each station. At each station they complete one row of a Evidence Harvest table in their books with three columns: WHAT IT SHOWS, HOW IT LINKS TO WILTING, HOW IT LINKS TO PALLOR. The teacher rings a small bell or claps twice to signal rotation. Total time: approximately </w:t>
             </w:r>
-            <w:del w:id="9352" w:author="Claude (AI) - proposed" w:date="2026-10-15T02:49:33Z">
+            <w:del w:id="9352" w:author="Claude (AI) - proposed" w:date="2026-10-18T00:25:48Z">
               <w:r>
                 <w:rPr>
                   <w:rFonts w:ascii="Arial" w:cs="Arial" w:eastAsia="Arial" w:hAnsi="Arial"/>
@@ -39172,7 +39172,7 @@
                 <w:delText xml:space="preserve">10</w:delText>
               </w:r>
             </w:del>
-            <w:ins w:id="9353" w:author="Claude (AI) - proposed" w:date="2026-10-15T02:49:33Z">
+            <w:ins w:id="9353" w:author="Claude (AI) - proposed" w:date="2026-10-18T00:25:48Z">
               <w:r>
                 <w:rPr>
                   <w:rFonts w:ascii="Arial" w:cs="Arial" w:eastAsia="Arial" w:hAnsi="Arial"/>
@@ -39355,7 +39355,7 @@
             <w:pPr>
               <w:spacing w:after="20" w:before="0"/>
             </w:pPr>
-            <w:hyperlink w:history="1" r:id="rIdxg-ey1hl4ktyr8nnsmpn1">
+            <w:hyperlink w:history="1" r:id="rIdxewq4gkqhdopjygr4zo7u">
               <w:r>
                 <w:rPr>
                   <w:rFonts w:ascii="Arial" w:cs="Arial" w:eastAsia="Arial" w:hAnsi="Arial"/>
@@ -39404,7 +39404,7 @@
               <w:spacing w:after="10" w:before="0"/>
               <w:ind w:left="120"/>
             </w:pPr>
-            <w:hyperlink w:history="1" r:id="rIdigdnd_tbcjikcbfveb_5a">
+            <w:hyperlink w:history="1" r:id="rIde4qyu9r9jvmebqd4a_4if">
               <w:r>
                 <w:rPr>
                   <w:rFonts w:ascii="Arial" w:cs="Arial" w:eastAsia="Arial" w:hAnsi="Arial"/>
@@ -39449,7 +39449,7 @@
             <w:pPr>
               <w:spacing w:after="20" w:before="0"/>
             </w:pPr>
-            <w:hyperlink w:history="1" r:id="rId_yjze7jmiiblxmubue_lk">
+            <w:hyperlink w:history="1" r:id="rIdijpbgpclk2yz5xvps3_ld">
               <w:r>
                 <w:rPr>
                   <w:rFonts w:ascii="Arial" w:cs="Arial" w:eastAsia="Arial" w:hAnsi="Arial"/>
@@ -39482,7 +39482,7 @@
               <w:spacing w:after="10" w:before="0"/>
               <w:ind w:left="120"/>
             </w:pPr>
-            <w:hyperlink w:history="1" r:id="rIdmjz8esjoryfkiqzvhn_ld">
+            <w:hyperlink w:history="1" r:id="rIdxkhbxeufqbdt32gscx-_r">
               <w:r>
                 <w:rPr>
                   <w:rFonts w:ascii="Arial" w:cs="Arial" w:eastAsia="Arial" w:hAnsi="Arial"/>
@@ -39527,7 +39527,7 @@
               </w:rPr>
               <w:t xml:space="preserve">Groups of four receive one sheet of A2 paper (or access to a shared digital whiteboard) and the following brief: 'Build an annotated model that explains BOTH observations: (1) Why does sukuma wiki wilt at midday when the soil is wet? (2) Why does it turn pale and grow slowly in shade? Your model must include at minimum: a labelled diagram of the leaf cross-section showing stomata and vascular bundles; a summary of the light-dependent and light-independent reactions showing inputs and outputs; arrows showing how limiting factors (light, CO2, temperature) change the rate; and a section on at least TWO minerals and what happens when they are deficient. You have </w:t>
             </w:r>
-            <w:del w:id="9354" w:author="Claude (AI) - proposed" w:date="2026-10-15T02:49:33Z">
+            <w:del w:id="9354" w:author="Claude (AI) - proposed" w:date="2026-10-18T00:25:48Z">
               <w:r>
                 <w:rPr>
                   <w:rFonts w:ascii="Arial" w:cs="Arial" w:eastAsia="Arial" w:hAnsi="Arial"/>
@@ -39542,7 +39542,7 @@
                 <w:delText xml:space="preserve">12</w:delText>
               </w:r>
             </w:del>
-            <w:ins w:id="9355" w:author="Claude (AI) - proposed" w:date="2026-10-15T02:49:33Z">
+            <w:ins w:id="9355" w:author="Claude (AI) - proposed" w:date="2026-10-18T00:25:48Z">
               <w:r>
                 <w:rPr>
                   <w:rFonts w:ascii="Arial" w:cs="Arial" w:eastAsia="Arial" w:hAnsi="Arial"/>
@@ -39570,7 +39570,7 @@
               </w:rPr>
               <w:t xml:space="preserve"> minutes to build your model. Every member of the group must be able to explain any part of it.' After </w:t>
             </w:r>
-            <w:del w:id="9356" w:author="Claude (AI) - proposed" w:date="2026-10-15T02:49:33Z">
+            <w:del w:id="9356" w:author="Claude (AI) - proposed" w:date="2026-10-18T00:25:48Z">
               <w:r>
                 <w:rPr>
                   <w:rFonts w:ascii="Arial" w:cs="Arial" w:eastAsia="Arial" w:hAnsi="Arial"/>
@@ -39585,7 +39585,7 @@
                 <w:delText xml:space="preserve">12</w:delText>
               </w:r>
             </w:del>
-            <w:ins w:id="9357" w:author="Claude (AI) - proposed" w:date="2026-10-15T02:49:33Z">
+            <w:ins w:id="9357" w:author="Claude (AI) - proposed" w:date="2026-10-18T00:25:48Z">
               <w:r>
                 <w:rPr>
                   <w:rFonts w:ascii="Arial" w:cs="Arial" w:eastAsia="Arial" w:hAnsi="Arial"/>
@@ -39646,7 +39646,7 @@
               </w:rPr>
               <w:t xml:space="preserve">Distribute materials and read the brief aloud. Say: 'Your model is not a beautiful drawing — it is a scientific argument. Every arrow, every label, every word should be doing explanatory work. If you write a word and cannot say what it explains, remove it.' During the </w:t>
             </w:r>
-            <w:del w:id="9358" w:author="Claude (AI) - proposed" w:date="2026-10-15T02:49:33Z">
+            <w:del w:id="9358" w:author="Claude (AI) - proposed" w:date="2026-10-18T00:25:48Z">
               <w:r>
                 <w:rPr>
                   <w:rFonts w:ascii="Arial" w:cs="Arial" w:eastAsia="Arial" w:hAnsi="Arial"/>
@@ -39661,7 +39661,7 @@
                 <w:delText xml:space="preserve">12</w:delText>
               </w:r>
             </w:del>
-            <w:ins w:id="9359" w:author="Claude (AI) - proposed" w:date="2026-10-15T02:49:33Z">
+            <w:ins w:id="9359" w:author="Claude (AI) - proposed" w:date="2026-10-18T00:25:48Z">
               <w:r>
                 <w:rPr>
                   <w:rFonts w:ascii="Arial" w:cs="Arial" w:eastAsia="Arial" w:hAnsi="Arial"/>
@@ -39811,7 +39811,7 @@
             <w:pPr>
               <w:spacing w:after="20" w:before="0"/>
             </w:pPr>
-            <w:hyperlink w:history="1" r:id="rIddonwj_1v-wbq8qtmtrxpy">
+            <w:hyperlink w:history="1" r:id="rIdygnske2haagirvwcuygbd">
               <w:r>
                 <w:rPr>
                   <w:rFonts w:ascii="Arial" w:cs="Arial" w:eastAsia="Arial" w:hAnsi="Arial"/>
@@ -39860,7 +39860,7 @@
               <w:spacing w:after="10" w:before="0"/>
               <w:ind w:left="120"/>
             </w:pPr>
-            <w:hyperlink w:history="1" r:id="rIdnt-atxjr8wlzaiwlsuawt">
+            <w:hyperlink w:history="1" r:id="rIdwc1mz59hsixwbqim60kuw">
               <w:r>
                 <w:rPr>
                   <w:rFonts w:ascii="Arial" w:cs="Arial" w:eastAsia="Arial" w:hAnsi="Arial"/>
@@ -39905,7 +39905,7 @@
             <w:pPr>
               <w:spacing w:after="20" w:before="0"/>
             </w:pPr>
-            <w:hyperlink w:history="1" r:id="rIdyh-1wdo1jbbmhdnl9urgz">
+            <w:hyperlink w:history="1" r:id="rIdln5hvmmdcdwb93zgs2ib_">
               <w:r>
                 <w:rPr>
                   <w:rFonts w:ascii="Arial" w:cs="Arial" w:eastAsia="Arial" w:hAnsi="Arial"/>
@@ -39938,7 +39938,7 @@
               <w:spacing w:after="10" w:before="0"/>
               <w:ind w:left="120"/>
             </w:pPr>
-            <w:hyperlink w:history="1" r:id="rId8hg0d1pz7jrkda5ss63ks">
+            <w:hyperlink w:history="1" r:id="rIdsdnbf1mik6s-w-qwh8pe0">
               <w:r>
                 <w:rPr>
                   <w:rFonts w:ascii="Arial" w:cs="Arial" w:eastAsia="Arial" w:hAnsi="Arial"/>
@@ -40003,7 +40003,7 @@
               <w:spacing w:after="40" w:before="0"/>
               <w:jc w:val="left"/>
             </w:pPr>
-            <w:ins w:id="9360" w:author="Claude (AI) - proposed" w:date="2026-10-15T02:49:33Z">
+            <w:ins w:id="9360" w:author="Claude (AI) - proposed" w:date="2026-10-18T00:25:48Z">
               <w:r>
                 <w:rPr>
                   <w:rFonts w:ascii="Arial" w:cs="Arial" w:eastAsia="Arial" w:hAnsi="Arial"/>
@@ -40153,7 +40153,7 @@
             <w:pPr>
               <w:spacing w:after="20" w:before="0"/>
             </w:pPr>
-            <w:hyperlink w:history="1" r:id="rIderxxjxmowqzmt8fwctn_7">
+            <w:hyperlink w:history="1" r:id="rId0jwsu8wlywv7dic-3ovgd">
               <w:r>
                 <w:rPr>
                   <w:rFonts w:ascii="Arial" w:cs="Arial" w:eastAsia="Arial" w:hAnsi="Arial"/>
@@ -40202,7 +40202,7 @@
               <w:spacing w:after="10" w:before="0"/>
               <w:ind w:left="120"/>
             </w:pPr>
-            <w:hyperlink w:history="1" r:id="rIdcnznsqmvidjn8lc6ujohj">
+            <w:hyperlink w:history="1" r:id="rIdytgurjthjaac29rkka5g3">
               <w:r>
                 <w:rPr>
                   <w:rFonts w:ascii="Arial" w:cs="Arial" w:eastAsia="Arial" w:hAnsi="Arial"/>
@@ -40247,7 +40247,7 @@
             <w:pPr>
               <w:spacing w:after="20" w:before="0"/>
             </w:pPr>
-            <w:hyperlink w:history="1" r:id="rId0yww7ao9zpvbtvnro_thc">
+            <w:hyperlink w:history="1" r:id="rId0hy9zn07-l7b4lmqj0gxd">
               <w:r>
                 <w:rPr>
                   <w:rFonts w:ascii="Arial" w:cs="Arial" w:eastAsia="Arial" w:hAnsi="Arial"/>
@@ -40296,7 +40296,7 @@
               <w:spacing w:after="10" w:before="0"/>
               <w:ind w:left="120"/>
             </w:pPr>
-            <w:hyperlink w:history="1" r:id="rIdbbxvkmjjia-h90qtinbzx">
+            <w:hyperlink w:history="1" r:id="rIdvdjokf0qtqmdaeojrhayk">
               <w:r>
                 <w:rPr>
                   <w:rFonts w:ascii="Arial" w:cs="Arial" w:eastAsia="Arial" w:hAnsi="Arial"/>
@@ -40341,7 +40341,7 @@
               </w:rPr>
               <w:t xml:space="preserve">Learners now work individually for the final 8 minutes to write a structured three-part evidence-based explanation in their exercise books. The prompt is displayed on the board: PART 1 — THE MIDDAY WILT: Explain in 3 to 4 sentences why sukuma wiki wilts at midday even when the soil is wet. Use the words: stomata, transpiration, turgor pressure, limiting factor, and light intensity. PART 2 — THE SHADE PALLOR: Explain in 3 to 4 sentences why the plant turns pale and grows slowly under the mango tree. Use the words: chlorophyll, light-dependent reactions, ATP</w:t>
             </w:r>
-            <w:del w:id="9361" w:author="Claude (AI) - proposed" w:date="2026-10-15T02:49:33Z">
+            <w:del w:id="9361" w:author="Claude (AI) - proposed" w:date="2026-10-18T00:25:48Z">
               <w:r>
                 <w:rPr>
                   <w:rFonts w:ascii="Arial" w:cs="Arial" w:eastAsia="Arial" w:hAnsi="Arial"/>
@@ -40356,7 +40356,7 @@
                 <w:delText xml:space="preserve">, glucose, and nitrogen</w:delText>
               </w:r>
             </w:del>
-            <w:ins w:id="9362" w:author="Claude (AI) - proposed" w:date="2026-10-15T02:49:33Z">
+            <w:ins w:id="9362" w:author="Claude (AI) - proposed" w:date="2026-10-18T00:25:48Z">
               <w:r>
                 <w:rPr>
                   <w:rFonts w:ascii="Arial" w:cs="Arial" w:eastAsia="Arial" w:hAnsi="Arial"/>
@@ -40417,7 +40417,7 @@
               </w:rPr>
               <w:t xml:space="preserve">Distribute or display the three-part prompt. </w:t>
             </w:r>
-            <w:ins w:id="9363" w:author="Claude (AI) - proposed" w:date="2026-10-15T02:49:33Z">
+            <w:ins w:id="9363" w:author="Claude (AI) - proposed" w:date="2026-10-18T00:25:48Z">
               <w:r>
                 <w:rPr>
                   <w:rFonts w:ascii="Arial" w:cs="Arial" w:eastAsia="Arial" w:hAnsi="Arial"/>
@@ -40478,7 +40478,7 @@
               </w:rPr>
               <w:t xml:space="preserve">Individual structured writing as a summative sense-making task — requiring learners to translate model-level understanding into linear prose forces precise causal reasoning and accurate vocabulary use. The three-part structure mirrors the phenomenon (wilting, pallor, agricultural application), ensuring the explanation is grounded in the anchoring context rather than abstract recall. The Kenyan context prompt connects biological science to lived experience and future citizenship, reinforcing the </w:t>
             </w:r>
-            <w:del w:id="9364" w:author="Claude (AI) - proposed" w:date="2026-10-15T02:49:33Z">
+            <w:del w:id="9364" w:author="Claude (AI) - proposed" w:date="2026-10-18T00:25:48Z">
               <w:r>
                 <w:rPr>
                   <w:rFonts w:ascii="Arial" w:cs="Arial" w:eastAsia="Arial" w:hAnsi="Arial"/>
@@ -40493,7 +40493,7 @@
                 <w:delText xml:space="preserve">AERES values of relevance and responsibility</w:delText>
               </w:r>
             </w:del>
-            <w:ins w:id="9365" w:author="Claude (AI) - proposed" w:date="2026-10-15T02:49:33Z">
+            <w:ins w:id="9365" w:author="Claude (AI) - proposed" w:date="2026-10-18T00:25:48Z">
               <w:r>
                 <w:rPr>
                   <w:rFonts w:ascii="Arial" w:cs="Arial" w:eastAsia="Arial" w:hAnsi="Arial"/>
@@ -40541,10 +40541,10 @@
               <w:spacing w:after="40" w:before="0"/>
               <w:jc w:val="left"/>
               <w:rPr>
-                <w:ins w:id="9367" w:author="Claude (AI) - proposed" w:date="2026-10-15T02:49:33Z"/>
-              </w:rPr>
-            </w:pPr>
-            <w:ins w:id="9366" w:author="Claude (AI) - proposed" w:date="2026-10-15T02:49:33Z">
+                <w:ins w:id="9367" w:author="Claude (AI) - proposed" w:date="2026-10-18T00:25:48Z"/>
+              </w:rPr>
+            </w:pPr>
+            <w:ins w:id="9366" w:author="Claude (AI) - proposed" w:date="2026-10-18T00:25:48Z">
               <w:r>
                 <w:rPr>
                   <w:rFonts w:ascii="Arial" w:cs="Arial" w:eastAsia="Arial" w:hAnsi="Arial"/>
@@ -40566,10 +40566,10 @@
               <w:spacing w:after="40" w:before="0"/>
               <w:jc w:val="left"/>
               <w:rPr>
-                <w:del w:id="9369" w:author="Claude (AI) - proposed" w:date="2026-10-15T02:49:33Z"/>
-              </w:rPr>
-            </w:pPr>
-            <w:del w:id="9368" w:author="Claude (AI) - proposed" w:date="2026-10-15T02:49:33Z">
+                <w:del w:id="9369" w:author="Claude (AI) - proposed" w:date="2026-10-18T00:25:48Z"/>
+              </w:rPr>
+            </w:pPr>
+            <w:del w:id="9368" w:author="Claude (AI) - proposed" w:date="2026-10-18T00:25:48Z">
               <w:r>
                 <w:rPr>
                   <w:rFonts w:ascii="Arial" w:cs="Arial" w:eastAsia="Arial" w:hAnsi="Arial"/>
@@ -40679,7 +40679,7 @@
               </w:rPr>
               <w:t xml:space="preserve">After the lesson, consider the following: Did the Evidence Harvest table give learners enough structure to retrieve distributed knowledge, or did some groups simply copy labels from station cards without making causal connections — and if so, how would you revise the table prompt? Did the </w:t>
             </w:r>
-            <w:del w:id="9370" w:author="Claude (AI) - proposed" w:date="2026-10-15T02:49:33Z">
+            <w:del w:id="9370" w:author="Claude (AI) - proposed" w:date="2026-10-18T00:25:48Z">
               <w:r>
                 <w:rPr>
                   <w:rFonts w:ascii="Arial" w:cs="Arial" w:eastAsia="Arial" w:hAnsi="Arial"/>
@@ -40694,7 +40694,7 @@
                 <w:delText xml:space="preserve">12</w:delText>
               </w:r>
             </w:del>
-            <w:ins w:id="9371" w:author="Claude (AI) - proposed" w:date="2026-10-15T02:49:33Z">
+            <w:ins w:id="9371" w:author="Claude (AI) - proposed" w:date="2026-10-18T00:25:48Z">
               <w:r>
                 <w:rPr>
                   <w:rFonts w:ascii="Arial" w:cs="Arial" w:eastAsia="Arial" w:hAnsi="Arial"/>
@@ -40722,7 +40722,7 @@
               </w:rPr>
               <w:t xml:space="preserve">-minute model-building window allow sufficient depth, or did groups rush and produce superficial diagrams — </w:t>
             </w:r>
-            <w:del w:id="9372" w:author="Claude (AI) - proposed" w:date="2026-10-15T02:49:33Z">
+            <w:del w:id="9372" w:author="Claude (AI) - proposed" w:date="2026-10-18T00:25:48Z">
               <w:r>
                 <w:rPr>
                   <w:rFonts w:ascii="Arial" w:cs="Arial" w:eastAsia="Arial" w:hAnsi="Arial"/>
@@ -40737,7 +40737,7 @@
                 <w:delText xml:space="preserve">would extending to 15 minutes and reducing the gallery walk improve quality</w:delText>
               </w:r>
             </w:del>
-            <w:ins w:id="9373" w:author="Claude (AI) - proposed" w:date="2026-10-15T02:49:33Z">
+            <w:ins w:id="9373" w:author="Claude (AI) - proposed" w:date="2026-10-18T00:25:48Z">
               <w:r>
                 <w:rPr>
                   <w:rFonts w:ascii="Arial" w:cs="Arial" w:eastAsia="Arial" w:hAnsi="Arial"/>
@@ -41051,7 +41051,7 @@
         </w:rPr>
         <w:t xml:space="preserve">© 2026 SeaVuria and ARES. Aligned with KICD objectives. Developed by SeaVuria; technical implementation by ARES (with AI assistance from Claude). Licensed under </w:t>
       </w:r>
-      <w:hyperlink w:history="1" r:id="rId2lksuj6qygmkr1qactzdc">
+      <w:hyperlink w:history="1" r:id="rIdpogmoyoshyobdgfequg_r">
         <w:r>
           <w:rPr>
             <w:rFonts w:ascii="Arial" w:cs="Arial" w:eastAsia="Arial" w:hAnsi="Arial"/>
@@ -41072,7 +41072,7 @@
         </w:rPr>
         <w:t xml:space="preserve"> (</w:t>
       </w:r>
-      <w:hyperlink w:history="1" r:id="rIdvadzfjpyvet5xjwjicmey">
+      <w:hyperlink w:history="1" r:id="rIdy0p22hsnoqmhr1wdvpc9g">
         <w:r>
           <w:rPr>
             <w:rFonts w:ascii="Arial" w:cs="Arial" w:eastAsia="Arial" w:hAnsi="Arial"/>
